--- a/docs/28_성경암송대회_계획서.docx
+++ b/docs/28_성경암송대회_계획서.docx
@@ -11,7 +11,7 @@
         <w:rPr>
           <w:b w:val="0"/>
         </w:rPr>
-        <w:t>(교회명) 유치부·아동부 성경 암송 대회 계획서</w:t>
+        <w:t>________년 (교회명) 유치부·아동부 성경 암송 대회 계획서</w:t>
       </w:r>
     </w:p>
     <w:p>
@@ -22,7 +22,7 @@
         <w:rPr>
           <w:b w:val="0"/>
         </w:rPr>
-        <w:t>1. 대회 개요</w:t>
+        <w:t>개요</w:t>
       </w:r>
     </w:p>
     <w:p>
@@ -31,15 +31,9 @@
       </w:pPr>
       <w:r>
         <w:rPr>
-          <w:b/>
-        </w:rPr>
-        <w:t>행사명:</w:t>
-      </w:r>
-      <w:r>
-        <w:rPr>
           <w:b w:val="0"/>
         </w:rPr>
-        <w:t xml:space="preserve"> 제 ________회 (교회명) 유치부·아동부 성경 암송 대회</w:t>
+        <w:t>주제 : 말씀을 마음에 새겨요</w:t>
       </w:r>
     </w:p>
     <w:p>
@@ -48,15 +42,9 @@
       </w:pPr>
       <w:r>
         <w:rPr>
-          <w:b/>
-        </w:rPr>
-        <w:t>주제:</w:t>
-      </w:r>
-      <w:r>
-        <w:rPr>
           <w:b w:val="0"/>
         </w:rPr>
-        <w:t xml:space="preserve"> "내 마음속에 새긴 하나님의 말씀"</w:t>
+        <w:t>주제 말씀 : 시편 119:11</w:t>
       </w:r>
     </w:p>
     <w:p>
@@ -65,15 +53,9 @@
       </w:pPr>
       <w:r>
         <w:rPr>
-          <w:b/>
-        </w:rPr>
-        <w:t>일시:</w:t>
-      </w:r>
-      <w:r>
-        <w:rPr>
           <w:b w:val="0"/>
         </w:rPr>
-        <w:t xml:space="preserve"> 2024년 ________월 ________일(주일) 오후 ________시</w:t>
+        <w:t>목적 : 말씀을 즐겁게 암송하고 생활 속에서 실천한다.</w:t>
       </w:r>
     </w:p>
     <w:p>
@@ -82,15 +64,9 @@
       </w:pPr>
       <w:r>
         <w:rPr>
-          <w:b/>
-        </w:rPr>
-        <w:t>장소:</w:t>
-      </w:r>
-      <w:r>
-        <w:rPr>
           <w:b w:val="0"/>
         </w:rPr>
-        <w:t xml:space="preserve"> (교회명) ________ 예배당</w:t>
+        <w:t>장소 : ________</w:t>
       </w:r>
     </w:p>
     <w:p>
@@ -99,15 +75,9 @@
       </w:pPr>
       <w:r>
         <w:rPr>
-          <w:b/>
-        </w:rPr>
-        <w:t>대상:</w:t>
-      </w:r>
-      <w:r>
-        <w:rPr>
           <w:b w:val="0"/>
         </w:rPr>
-        <w:t xml:space="preserve"> 유치부(5~7세) 및 아동부(초등 1~6학년) 전원</w:t>
+        <w:t>일시 : ________년 ________월 ________일 ________시</w:t>
       </w:r>
     </w:p>
     <w:p>
@@ -116,42 +86,20 @@
       </w:pPr>
       <w:r>
         <w:rPr>
-          <w:b/>
+          <w:b w:val="0"/>
         </w:rPr>
-        <w:t>목적:</w:t>
+        <w:t>담당 : ________</w:t>
       </w:r>
     </w:p>
     <w:p>
       <w:pPr>
-        <w:pStyle w:val="ListNumber"/>
+        <w:pStyle w:val="ListBullet"/>
       </w:pPr>
       <w:r>
         <w:rPr>
           <w:b w:val="0"/>
         </w:rPr>
-        <w:t>말씀을 암송함으로써 하나님의 말씀을 가까이하는 습관을 기른다.</w:t>
-      </w:r>
-    </w:p>
-    <w:p>
-      <w:pPr>
-        <w:pStyle w:val="ListNumber"/>
-      </w:pPr>
-      <w:r>
-        <w:rPr>
-          <w:b w:val="0"/>
-        </w:rPr>
-        <w:t>가정에서 부모와 자녀가 함께 말씀을 읽고 외우며 신앙의 전수를 이룬다.</w:t>
-      </w:r>
-    </w:p>
-    <w:p>
-      <w:pPr>
-        <w:pStyle w:val="ListNumber"/>
-      </w:pPr>
-      <w:r>
-        <w:rPr>
-          <w:b w:val="0"/>
-        </w:rPr>
-        <w:t>대중 앞에서 말씀을 선포하며 영적 자신감을 얻는다.</w:t>
+        <w:t>대상 : 유치부·아동부(예상 인원 ________명: 학생 ________, 교사 ________)</w:t>
       </w:r>
     </w:p>
     <w:p>
@@ -162,890 +110,7 @@
         <w:rPr>
           <w:b w:val="0"/>
         </w:rPr>
-        <w:t>2. 연령별 암송 구절 범위</w:t>
-      </w:r>
-    </w:p>
-    <w:p>
-      <w:r>
-        <w:rPr>
-          <w:b w:val="0"/>
-        </w:rPr>
-        <w:t>*본문은 개역개정판을 기준으로 하며, (확인 필요) 시 다른 역본 사용 가능함.*</w:t>
-      </w:r>
-    </w:p>
-    <w:tbl>
-      <w:tblPr>
-        <w:tblStyle w:val="TableGrid"/>
-        <w:tblW w:type="auto" w:w="0"/>
-        <w:tblLook w:firstColumn="1" w:firstRow="1" w:lastColumn="0" w:lastRow="0" w:noHBand="0" w:noVBand="1" w:val="04A0"/>
-      </w:tblPr>
-      <w:tblGrid>
-        <w:gridCol w:w="2160"/>
-        <w:gridCol w:w="2160"/>
-        <w:gridCol w:w="2160"/>
-        <w:gridCol w:w="2160"/>
-      </w:tblGrid>
-      <w:tr>
-        <w:tc>
-          <w:tcPr>
-            <w:tcW w:type="dxa" w:w="2160"/>
-          </w:tcPr>
-          <w:p>
-            <w:r>
-              <w:rPr>
-                <w:b/>
-              </w:rPr>
-              <w:t>구분</w:t>
-            </w:r>
-          </w:p>
-        </w:tc>
-        <w:tc>
-          <w:tcPr>
-            <w:tcW w:type="dxa" w:w="2160"/>
-          </w:tcPr>
-          <w:p>
-            <w:r>
-              <w:rPr>
-                <w:b/>
-              </w:rPr>
-              <w:t>학년/연령</w:t>
-            </w:r>
-          </w:p>
-        </w:tc>
-        <w:tc>
-          <w:tcPr>
-            <w:tcW w:type="dxa" w:w="2160"/>
-          </w:tcPr>
-          <w:p>
-            <w:r>
-              <w:rPr>
-                <w:b/>
-              </w:rPr>
-              <w:t>구절 수</w:t>
-            </w:r>
-          </w:p>
-        </w:tc>
-        <w:tc>
-          <w:tcPr>
-            <w:tcW w:type="dxa" w:w="2160"/>
-          </w:tcPr>
-          <w:p>
-            <w:r>
-              <w:rPr>
-                <w:b/>
-              </w:rPr>
-              <w:t>암송 범위(장절만 표시)</w:t>
-            </w:r>
-          </w:p>
-        </w:tc>
-      </w:tr>
-      <w:tr>
-        <w:tc>
-          <w:tcPr>
-            <w:tcW w:type="dxa" w:w="2160"/>
-          </w:tcPr>
-          <w:p>
-            <w:r>
-              <w:rPr>
-                <w:b/>
-              </w:rPr>
-              <w:t>유치부</w:t>
-            </w:r>
-          </w:p>
-        </w:tc>
-        <w:tc>
-          <w:tcPr>
-            <w:tcW w:type="dxa" w:w="2160"/>
-          </w:tcPr>
-          <w:p>
-            <w:r>
-              <w:rPr>
-                <w:b w:val="0"/>
-              </w:rPr>
-              <w:t>5~7세</w:t>
-            </w:r>
-          </w:p>
-        </w:tc>
-        <w:tc>
-          <w:tcPr>
-            <w:tcW w:type="dxa" w:w="2160"/>
-          </w:tcPr>
-          <w:p>
-            <w:r>
-              <w:rPr>
-                <w:b w:val="0"/>
-              </w:rPr>
-              <w:t>3구절</w:t>
-            </w:r>
-          </w:p>
-        </w:tc>
-        <w:tc>
-          <w:tcPr>
-            <w:tcW w:type="dxa" w:w="2160"/>
-          </w:tcPr>
-          <w:p>
-            <w:r>
-              <w:rPr>
-                <w:b w:val="0"/>
-              </w:rPr>
-              <w:t>창세기 1:1, 요한복음 3:16, 시편 119:105</w:t>
-            </w:r>
-          </w:p>
-        </w:tc>
-      </w:tr>
-      <w:tr>
-        <w:tc>
-          <w:tcPr>
-            <w:tcW w:type="dxa" w:w="2160"/>
-          </w:tcPr>
-          <w:p>
-            <w:r>
-              <w:rPr>
-                <w:b/>
-              </w:rPr>
-              <w:t>아동부(저)</w:t>
-            </w:r>
-          </w:p>
-        </w:tc>
-        <w:tc>
-          <w:tcPr>
-            <w:tcW w:type="dxa" w:w="2160"/>
-          </w:tcPr>
-          <w:p>
-            <w:r>
-              <w:rPr>
-                <w:b w:val="0"/>
-              </w:rPr>
-              <w:t>초등 1~3학년</w:t>
-            </w:r>
-          </w:p>
-        </w:tc>
-        <w:tc>
-          <w:tcPr>
-            <w:tcW w:type="dxa" w:w="2160"/>
-          </w:tcPr>
-          <w:p>
-            <w:r>
-              <w:rPr>
-                <w:b w:val="0"/>
-              </w:rPr>
-              <w:t>5구절</w:t>
-            </w:r>
-          </w:p>
-        </w:tc>
-        <w:tc>
-          <w:tcPr>
-            <w:tcW w:type="dxa" w:w="2160"/>
-          </w:tcPr>
-          <w:p>
-            <w:r>
-              <w:rPr>
-                <w:b w:val="0"/>
-              </w:rPr>
-              <w:t>창세기 1:1, 요한복음 3:16, 시편 23:1, 마태복음 22:37, 마태복음 22:39</w:t>
-            </w:r>
-          </w:p>
-        </w:tc>
-      </w:tr>
-      <w:tr>
-        <w:tc>
-          <w:tcPr>
-            <w:tcW w:type="dxa" w:w="2160"/>
-          </w:tcPr>
-          <w:p>
-            <w:r>
-              <w:rPr>
-                <w:b/>
-              </w:rPr>
-              <w:t>아동부(고)</w:t>
-            </w:r>
-          </w:p>
-        </w:tc>
-        <w:tc>
-          <w:tcPr>
-            <w:tcW w:type="dxa" w:w="2160"/>
-          </w:tcPr>
-          <w:p>
-            <w:r>
-              <w:rPr>
-                <w:b w:val="0"/>
-              </w:rPr>
-              <w:t>초등 4~6학년</w:t>
-            </w:r>
-          </w:p>
-        </w:tc>
-        <w:tc>
-          <w:tcPr>
-            <w:tcW w:type="dxa" w:w="2160"/>
-          </w:tcPr>
-          <w:p>
-            <w:r>
-              <w:rPr>
-                <w:b w:val="0"/>
-              </w:rPr>
-              <w:t>7구절</w:t>
-            </w:r>
-          </w:p>
-        </w:tc>
-        <w:tc>
-          <w:tcPr>
-            <w:tcW w:type="dxa" w:w="2160"/>
-          </w:tcPr>
-          <w:p>
-            <w:r>
-              <w:rPr>
-                <w:b w:val="0"/>
-              </w:rPr>
-              <w:t>유치부·저학년 구절 포함, 로마서 12:1, 로마서 12:2</w:t>
-            </w:r>
-          </w:p>
-        </w:tc>
-      </w:tr>
-      <w:tr>
-        <w:tc>
-          <w:tcPr>
-            <w:tcW w:type="dxa" w:w="2160"/>
-          </w:tcPr>
-          <w:p>
-            <w:r>
-              <w:rPr>
-                <w:b/>
-              </w:rPr>
-              <w:t>심화(선택)</w:t>
-            </w:r>
-          </w:p>
-        </w:tc>
-        <w:tc>
-          <w:tcPr>
-            <w:tcW w:type="dxa" w:w="2160"/>
-          </w:tcPr>
-          <w:p>
-            <w:r>
-              <w:rPr>
-                <w:b w:val="0"/>
-              </w:rPr>
-              <w:t>희망자</w:t>
-            </w:r>
-          </w:p>
-        </w:tc>
-        <w:tc>
-          <w:tcPr>
-            <w:tcW w:type="dxa" w:w="2160"/>
-          </w:tcPr>
-          <w:p>
-            <w:r>
-              <w:rPr>
-                <w:b w:val="0"/>
-              </w:rPr>
-              <w:t>10구절 이상</w:t>
-            </w:r>
-          </w:p>
-        </w:tc>
-        <w:tc>
-          <w:tcPr>
-            <w:tcW w:type="dxa" w:w="2160"/>
-          </w:tcPr>
-          <w:p>
-            <w:r>
-              <w:rPr>
-                <w:b w:val="0"/>
-              </w:rPr>
-              <w:t>위 구절 포함, 시편 1:1~6 (전체)</w:t>
-            </w:r>
-          </w:p>
-        </w:tc>
-      </w:tr>
-    </w:tbl>
-    <w:p/>
-    <w:p>
-      <w:pPr>
-        <w:pStyle w:val="Heading2"/>
-      </w:pPr>
-      <w:r>
-        <w:rPr>
-          <w:b w:val="0"/>
-        </w:rPr>
-        <w:t>3. 연습 및 대회 일정</w:t>
-      </w:r>
-    </w:p>
-    <w:p>
-      <w:pPr>
-        <w:pStyle w:val="Heading3"/>
-      </w:pPr>
-      <w:r>
-        <w:rPr>
-          <w:b w:val="0"/>
-        </w:rPr>
-        <w:t>1) 준비 및 연습 일정</w:t>
-      </w:r>
-    </w:p>
-    <w:p>
-      <w:pPr>
-        <w:pStyle w:val="ListBullet"/>
-      </w:pPr>
-      <w:r>
-        <w:rPr>
-          <w:b/>
-        </w:rPr>
-        <w:t>공고 및 명단 접수:</w:t>
-      </w:r>
-      <w:r>
-        <w:rPr>
-          <w:b w:val="0"/>
-        </w:rPr>
-        <w:t xml:space="preserve"> ________월 ________일 ~ ________월 ________일</w:t>
-      </w:r>
-    </w:p>
-    <w:p>
-      <w:pPr>
-        <w:pStyle w:val="ListBullet"/>
-      </w:pPr>
-      <w:r>
-        <w:rPr>
-          <w:b/>
-        </w:rPr>
-        <w:t>가정 연계 연습:</w:t>
-      </w:r>
-      <w:r>
-        <w:rPr>
-          <w:b w:val="0"/>
-        </w:rPr>
-        <w:t xml:space="preserve"> ________월 ________일 ~ ________월 ________일 (총 ________주간)</w:t>
-      </w:r>
-    </w:p>
-    <w:p>
-      <w:pPr>
-        <w:pStyle w:val="ListBullet"/>
-      </w:pPr>
-      <w:r>
-        <w:rPr>
-          <w:b/>
-        </w:rPr>
-        <w:t>반별 예선 및 점검:</w:t>
-      </w:r>
-      <w:r>
-        <w:rPr>
-          <w:b w:val="0"/>
-        </w:rPr>
-        <w:t xml:space="preserve"> ________월 ________일 분반 공부 시간</w:t>
-      </w:r>
-    </w:p>
-    <w:p>
-      <w:pPr>
-        <w:pStyle w:val="ListBullet"/>
-      </w:pPr>
-      <w:r>
-        <w:rPr>
-          <w:b/>
-        </w:rPr>
-        <w:t>최종 리허설:</w:t>
-      </w:r>
-      <w:r>
-        <w:rPr>
-          <w:b w:val="0"/>
-        </w:rPr>
-        <w:t xml:space="preserve"> 대회 당일 오전 ________시</w:t>
-      </w:r>
-    </w:p>
-    <w:p>
-      <w:pPr>
-        <w:pStyle w:val="Heading3"/>
-      </w:pPr>
-      <w:r>
-        <w:rPr>
-          <w:b w:val="0"/>
-        </w:rPr>
-        <w:t>2) 대회 당일 시간계획</w:t>
-      </w:r>
-    </w:p>
-    <w:tbl>
-      <w:tblPr>
-        <w:tblStyle w:val="TableGrid"/>
-        <w:tblW w:type="auto" w:w="0"/>
-        <w:tblLook w:firstColumn="1" w:firstRow="1" w:lastColumn="0" w:lastRow="0" w:noHBand="0" w:noVBand="1" w:val="04A0"/>
-      </w:tblPr>
-      <w:tblGrid>
-        <w:gridCol w:w="2160"/>
-        <w:gridCol w:w="2160"/>
-        <w:gridCol w:w="2160"/>
-        <w:gridCol w:w="2160"/>
-      </w:tblGrid>
-      <w:tr>
-        <w:tc>
-          <w:tcPr>
-            <w:tcW w:type="dxa" w:w="2160"/>
-          </w:tcPr>
-          <w:p>
-            <w:r>
-              <w:rPr>
-                <w:b/>
-              </w:rPr>
-              <w:t>시간</w:t>
-            </w:r>
-          </w:p>
-        </w:tc>
-        <w:tc>
-          <w:tcPr>
-            <w:tcW w:type="dxa" w:w="2160"/>
-          </w:tcPr>
-          <w:p>
-            <w:r>
-              <w:rPr>
-                <w:b/>
-              </w:rPr>
-              <w:t>소요시간</w:t>
-            </w:r>
-          </w:p>
-        </w:tc>
-        <w:tc>
-          <w:tcPr>
-            <w:tcW w:type="dxa" w:w="2160"/>
-          </w:tcPr>
-          <w:p>
-            <w:r>
-              <w:rPr>
-                <w:b/>
-              </w:rPr>
-              <w:t>내용</w:t>
-            </w:r>
-          </w:p>
-        </w:tc>
-        <w:tc>
-          <w:tcPr>
-            <w:tcW w:type="dxa" w:w="2160"/>
-          </w:tcPr>
-          <w:p>
-            <w:r>
-              <w:rPr>
-                <w:b/>
-              </w:rPr>
-              <w:t>담당자</w:t>
-            </w:r>
-          </w:p>
-        </w:tc>
-      </w:tr>
-      <w:tr>
-        <w:tc>
-          <w:tcPr>
-            <w:tcW w:type="dxa" w:w="2160"/>
-          </w:tcPr>
-          <w:p>
-            <w:r>
-              <w:rPr>
-                <w:b w:val="0"/>
-              </w:rPr>
-              <w:t>14:00~14:10</w:t>
-            </w:r>
-          </w:p>
-        </w:tc>
-        <w:tc>
-          <w:tcPr>
-            <w:tcW w:type="dxa" w:w="2160"/>
-          </w:tcPr>
-          <w:p>
-            <w:r>
-              <w:rPr>
-                <w:b w:val="0"/>
-              </w:rPr>
-              <w:t>10분</w:t>
-            </w:r>
-          </w:p>
-        </w:tc>
-        <w:tc>
-          <w:tcPr>
-            <w:tcW w:type="dxa" w:w="2160"/>
-          </w:tcPr>
-          <w:p>
-            <w:r>
-              <w:rPr>
-                <w:b w:val="0"/>
-              </w:rPr>
-              <w:t>개회 예배 및 기도</w:t>
-            </w:r>
-          </w:p>
-        </w:tc>
-        <w:tc>
-          <w:tcPr>
-            <w:tcW w:type="dxa" w:w="2160"/>
-          </w:tcPr>
-          <w:p>
-            <w:r>
-              <w:rPr>
-                <w:b w:val="0"/>
-              </w:rPr>
-              <w:t>(확인 필요)</w:t>
-            </w:r>
-          </w:p>
-        </w:tc>
-      </w:tr>
-      <w:tr>
-        <w:tc>
-          <w:tcPr>
-            <w:tcW w:type="dxa" w:w="2160"/>
-          </w:tcPr>
-          <w:p>
-            <w:r>
-              <w:rPr>
-                <w:b w:val="0"/>
-              </w:rPr>
-              <w:t>14:10~14:20</w:t>
-            </w:r>
-          </w:p>
-        </w:tc>
-        <w:tc>
-          <w:tcPr>
-            <w:tcW w:type="dxa" w:w="2160"/>
-          </w:tcPr>
-          <w:p>
-            <w:r>
-              <w:rPr>
-                <w:b w:val="0"/>
-              </w:rPr>
-              <w:t>10분</w:t>
-            </w:r>
-          </w:p>
-        </w:tc>
-        <w:tc>
-          <w:tcPr>
-            <w:tcW w:type="dxa" w:w="2160"/>
-          </w:tcPr>
-          <w:p>
-            <w:r>
-              <w:rPr>
-                <w:b w:val="0"/>
-              </w:rPr>
-              <w:t>심사 기준 발표 및 순서 추첨</w:t>
-            </w:r>
-          </w:p>
-        </w:tc>
-        <w:tc>
-          <w:tcPr>
-            <w:tcW w:type="dxa" w:w="2160"/>
-          </w:tcPr>
-          <w:p>
-            <w:r>
-              <w:rPr>
-                <w:b w:val="0"/>
-              </w:rPr>
-              <w:t>________ 전도사/부장</w:t>
-            </w:r>
-          </w:p>
-        </w:tc>
-      </w:tr>
-      <w:tr>
-        <w:tc>
-          <w:tcPr>
-            <w:tcW w:type="dxa" w:w="2160"/>
-          </w:tcPr>
-          <w:p>
-            <w:r>
-              <w:rPr>
-                <w:b w:val="0"/>
-              </w:rPr>
-              <w:t>14:20~15:00</w:t>
-            </w:r>
-          </w:p>
-        </w:tc>
-        <w:tc>
-          <w:tcPr>
-            <w:tcW w:type="dxa" w:w="2160"/>
-          </w:tcPr>
-          <w:p>
-            <w:r>
-              <w:rPr>
-                <w:b w:val="0"/>
-              </w:rPr>
-              <w:t>40분</w:t>
-            </w:r>
-          </w:p>
-        </w:tc>
-        <w:tc>
-          <w:tcPr>
-            <w:tcW w:type="dxa" w:w="2160"/>
-          </w:tcPr>
-          <w:p>
-            <w:r>
-              <w:rPr>
-                <w:b w:val="0"/>
-              </w:rPr>
-              <w:t>유치부 및 아동부 저학년 암송</w:t>
-            </w:r>
-          </w:p>
-        </w:tc>
-        <w:tc>
-          <w:tcPr>
-            <w:tcW w:type="dxa" w:w="2160"/>
-          </w:tcPr>
-          <w:p>
-            <w:r>
-              <w:rPr>
-                <w:b w:val="0"/>
-              </w:rPr>
-              <w:t>대상 어린이</w:t>
-            </w:r>
-          </w:p>
-        </w:tc>
-      </w:tr>
-      <w:tr>
-        <w:tc>
-          <w:tcPr>
-            <w:tcW w:type="dxa" w:w="2160"/>
-          </w:tcPr>
-          <w:p>
-            <w:r>
-              <w:rPr>
-                <w:b w:val="0"/>
-              </w:rPr>
-              <w:t>15:00~15:10</w:t>
-            </w:r>
-          </w:p>
-        </w:tc>
-        <w:tc>
-          <w:tcPr>
-            <w:tcW w:type="dxa" w:w="2160"/>
-          </w:tcPr>
-          <w:p>
-            <w:r>
-              <w:rPr>
-                <w:b w:val="0"/>
-              </w:rPr>
-              <w:t>10분</w:t>
-            </w:r>
-          </w:p>
-        </w:tc>
-        <w:tc>
-          <w:tcPr>
-            <w:tcW w:type="dxa" w:w="2160"/>
-          </w:tcPr>
-          <w:p>
-            <w:r>
-              <w:rPr>
-                <w:b w:val="0"/>
-              </w:rPr>
-              <w:t>휴식 및 특별 찬양</w:t>
-            </w:r>
-          </w:p>
-        </w:tc>
-        <w:tc>
-          <w:tcPr>
-            <w:tcW w:type="dxa" w:w="2160"/>
-          </w:tcPr>
-          <w:p>
-            <w:r>
-              <w:rPr>
-                <w:b w:val="0"/>
-              </w:rPr>
-              <w:t>(확인 필요)</w:t>
-            </w:r>
-          </w:p>
-        </w:tc>
-      </w:tr>
-      <w:tr>
-        <w:tc>
-          <w:tcPr>
-            <w:tcW w:type="dxa" w:w="2160"/>
-          </w:tcPr>
-          <w:p>
-            <w:r>
-              <w:rPr>
-                <w:b w:val="0"/>
-              </w:rPr>
-              <w:t>15:10~15:50</w:t>
-            </w:r>
-          </w:p>
-        </w:tc>
-        <w:tc>
-          <w:tcPr>
-            <w:tcW w:type="dxa" w:w="2160"/>
-          </w:tcPr>
-          <w:p>
-            <w:r>
-              <w:rPr>
-                <w:b w:val="0"/>
-              </w:rPr>
-              <w:t>40분</w:t>
-            </w:r>
-          </w:p>
-        </w:tc>
-        <w:tc>
-          <w:tcPr>
-            <w:tcW w:type="dxa" w:w="2160"/>
-          </w:tcPr>
-          <w:p>
-            <w:r>
-              <w:rPr>
-                <w:b w:val="0"/>
-              </w:rPr>
-              <w:t>아동부 고학년 및 심화 암송</w:t>
-            </w:r>
-          </w:p>
-        </w:tc>
-        <w:tc>
-          <w:tcPr>
-            <w:tcW w:type="dxa" w:w="2160"/>
-          </w:tcPr>
-          <w:p>
-            <w:r>
-              <w:rPr>
-                <w:b w:val="0"/>
-              </w:rPr>
-              <w:t>대상 어린이</w:t>
-            </w:r>
-          </w:p>
-        </w:tc>
-      </w:tr>
-      <w:tr>
-        <w:tc>
-          <w:tcPr>
-            <w:tcW w:type="dxa" w:w="2160"/>
-          </w:tcPr>
-          <w:p>
-            <w:r>
-              <w:rPr>
-                <w:b w:val="0"/>
-              </w:rPr>
-              <w:t>15:50~16:00</w:t>
-            </w:r>
-          </w:p>
-        </w:tc>
-        <w:tc>
-          <w:tcPr>
-            <w:tcW w:type="dxa" w:w="2160"/>
-          </w:tcPr>
-          <w:p>
-            <w:r>
-              <w:rPr>
-                <w:b w:val="0"/>
-              </w:rPr>
-              <w:t>10분</w:t>
-            </w:r>
-          </w:p>
-        </w:tc>
-        <w:tc>
-          <w:tcPr>
-            <w:tcW w:type="dxa" w:w="2160"/>
-          </w:tcPr>
-          <w:p>
-            <w:r>
-              <w:rPr>
-                <w:b w:val="0"/>
-              </w:rPr>
-              <w:t>심사평 및 시상식</w:t>
-            </w:r>
-          </w:p>
-        </w:tc>
-        <w:tc>
-          <w:tcPr>
-            <w:tcW w:type="dxa" w:w="2160"/>
-          </w:tcPr>
-          <w:p>
-            <w:r>
-              <w:rPr>
-                <w:b w:val="0"/>
-              </w:rPr>
-              <w:t>(확인 필요)</w:t>
-            </w:r>
-          </w:p>
-        </w:tc>
-      </w:tr>
-      <w:tr>
-        <w:tc>
-          <w:tcPr>
-            <w:tcW w:type="dxa" w:w="2160"/>
-          </w:tcPr>
-          <w:p>
-            <w:r>
-              <w:rPr>
-                <w:b w:val="0"/>
-              </w:rPr>
-              <w:t>16:00~</w:t>
-            </w:r>
-          </w:p>
-        </w:tc>
-        <w:tc>
-          <w:tcPr>
-            <w:tcW w:type="dxa" w:w="2160"/>
-          </w:tcPr>
-          <w:p>
-            <w:r>
-              <w:rPr>
-                <w:b w:val="0"/>
-              </w:rPr>
-              <w:t>-</w:t>
-            </w:r>
-          </w:p>
-        </w:tc>
-        <w:tc>
-          <w:tcPr>
-            <w:tcW w:type="dxa" w:w="2160"/>
-          </w:tcPr>
-          <w:p>
-            <w:r>
-              <w:rPr>
-                <w:b w:val="0"/>
-              </w:rPr>
-              <w:t>광고 및 폐회</w:t>
-            </w:r>
-          </w:p>
-        </w:tc>
-        <w:tc>
-          <w:tcPr>
-            <w:tcW w:type="dxa" w:w="2160"/>
-          </w:tcPr>
-          <w:p>
-            <w:r>
-              <w:rPr>
-                <w:b w:val="0"/>
-              </w:rPr>
-              <w:t>________ 부장</w:t>
-            </w:r>
-          </w:p>
-        </w:tc>
-      </w:tr>
-    </w:tbl>
-    <w:p/>
-    <w:p>
-      <w:pPr>
-        <w:pStyle w:val="Heading2"/>
-      </w:pPr>
-      <w:r>
-        <w:rPr>
-          <w:b w:val="0"/>
-        </w:rPr>
-        <w:t>4. 심사 기준 및 방식</w:t>
-      </w:r>
-    </w:p>
-    <w:p>
-      <w:pPr>
-        <w:pStyle w:val="Heading3"/>
-      </w:pPr>
-      <w:r>
-        <w:rPr>
-          <w:b w:val="0"/>
-        </w:rPr>
-        <w:t>1) 심사위원 구성</w:t>
-      </w:r>
-    </w:p>
-    <w:p>
-      <w:pPr>
-        <w:pStyle w:val="ListBullet"/>
-      </w:pPr>
-      <w:r>
-        <w:rPr>
-          <w:b w:val="0"/>
-        </w:rPr>
-        <w:t>당회원 ________ 명, 교육부장 ________ 명, 각 부서 부장 등 총 ________ 명</w:t>
-      </w:r>
-    </w:p>
-    <w:p>
-      <w:pPr>
-        <w:pStyle w:val="Heading3"/>
-      </w:pPr>
-      <w:r>
-        <w:rPr>
-          <w:b w:val="0"/>
-        </w:rPr>
-        <w:t>2) 심사 기준표 (100점 만점)</w:t>
+        <w:t>연령별 암송 구절 범위</w:t>
       </w:r>
     </w:p>
     <w:tbl>
@@ -1069,7 +134,1114 @@
               <w:rPr>
                 <w:b/>
               </w:rPr>
-              <w:t>항목</w:t>
+              <w:t>구분</w:t>
+            </w:r>
+          </w:p>
+        </w:tc>
+        <w:tc>
+          <w:tcPr>
+            <w:tcW w:type="dxa" w:w="2880"/>
+          </w:tcPr>
+          <w:p>
+            <w:r>
+              <w:rPr>
+                <w:b/>
+              </w:rPr>
+              <w:t>암송 범위</w:t>
+            </w:r>
+          </w:p>
+        </w:tc>
+        <w:tc>
+          <w:tcPr>
+            <w:tcW w:type="dxa" w:w="2880"/>
+          </w:tcPr>
+          <w:p>
+            <w:r>
+              <w:rPr>
+                <w:b/>
+              </w:rPr>
+              <w:t>진행 방법</w:t>
+            </w:r>
+          </w:p>
+        </w:tc>
+      </w:tr>
+      <w:tr>
+        <w:tc>
+          <w:tcPr>
+            <w:tcW w:type="dxa" w:w="2880"/>
+          </w:tcPr>
+          <w:p>
+            <w:r>
+              <w:rPr>
+                <w:b w:val="0"/>
+              </w:rPr>
+              <w:t>유치부(미취학)</w:t>
+            </w:r>
+          </w:p>
+        </w:tc>
+        <w:tc>
+          <w:tcPr>
+            <w:tcW w:type="dxa" w:w="2880"/>
+          </w:tcPr>
+          <w:p>
+            <w:r>
+              <w:rPr>
+                <w:b w:val="0"/>
+              </w:rPr>
+              <w:t>시편 23:1, 데살로니가전서 5:16–18</w:t>
+            </w:r>
+          </w:p>
+        </w:tc>
+        <w:tc>
+          <w:tcPr>
+            <w:tcW w:type="dxa" w:w="2880"/>
+          </w:tcPr>
+          <w:p>
+            <w:r>
+              <w:rPr>
+                <w:b w:val="0"/>
+              </w:rPr>
+              <w:t>한 구절씩 나누어 암송 가능</w:t>
+            </w:r>
+          </w:p>
+        </w:tc>
+      </w:tr>
+      <w:tr>
+        <w:tc>
+          <w:tcPr>
+            <w:tcW w:type="dxa" w:w="2880"/>
+          </w:tcPr>
+          <w:p>
+            <w:r>
+              <w:rPr>
+                <w:b w:val="0"/>
+              </w:rPr>
+              <w:t>아동부 저학년(초등 1–3학년)</w:t>
+            </w:r>
+          </w:p>
+        </w:tc>
+        <w:tc>
+          <w:tcPr>
+            <w:tcW w:type="dxa" w:w="2880"/>
+          </w:tcPr>
+          <w:p>
+            <w:r>
+              <w:rPr>
+                <w:b w:val="0"/>
+              </w:rPr>
+              <w:t>시편 23:1–3, 데살로니가전서 5:16–18</w:t>
+            </w:r>
+          </w:p>
+        </w:tc>
+        <w:tc>
+          <w:tcPr>
+            <w:tcW w:type="dxa" w:w="2880"/>
+          </w:tcPr>
+          <w:p>
+            <w:r>
+              <w:rPr>
+                <w:b w:val="0"/>
+              </w:rPr>
+              <w:t>범위 순서대로 암송</w:t>
+            </w:r>
+          </w:p>
+        </w:tc>
+      </w:tr>
+      <w:tr>
+        <w:tc>
+          <w:tcPr>
+            <w:tcW w:type="dxa" w:w="2880"/>
+          </w:tcPr>
+          <w:p>
+            <w:r>
+              <w:rPr>
+                <w:b w:val="0"/>
+              </w:rPr>
+              <w:t>아동부 고학년(초등 4–6학년)</w:t>
+            </w:r>
+          </w:p>
+        </w:tc>
+        <w:tc>
+          <w:tcPr>
+            <w:tcW w:type="dxa" w:w="2880"/>
+          </w:tcPr>
+          <w:p>
+            <w:r>
+              <w:rPr>
+                <w:b w:val="0"/>
+              </w:rPr>
+              <w:t>시편 23:1–6, 데살로니가전서 5:16–18</w:t>
+            </w:r>
+          </w:p>
+        </w:tc>
+        <w:tc>
+          <w:tcPr>
+            <w:tcW w:type="dxa" w:w="2880"/>
+          </w:tcPr>
+          <w:p>
+            <w:r>
+              <w:rPr>
+                <w:b w:val="0"/>
+              </w:rPr>
+              <w:t>범위 순서대로 암송</w:t>
+            </w:r>
+          </w:p>
+        </w:tc>
+      </w:tr>
+    </w:tbl>
+    <w:p/>
+    <w:p>
+      <w:pPr>
+        <w:pStyle w:val="ListBullet"/>
+      </w:pPr>
+      <w:r>
+        <w:rPr>
+          <w:b w:val="0"/>
+        </w:rPr>
+        <w:t>사용 성경 번역본 : ________</w:t>
+      </w:r>
+    </w:p>
+    <w:p>
+      <w:pPr>
+        <w:pStyle w:val="ListBullet"/>
+      </w:pPr>
+      <w:r>
+        <w:rPr>
+          <w:b w:val="0"/>
+        </w:rPr>
+        <w:t>확정 범위와 번역본은 연습 시작 전에 가정에 동일하게 안내한다.</w:t>
+      </w:r>
+    </w:p>
+    <w:p>
+      <w:pPr>
+        <w:pStyle w:val="ListBullet"/>
+      </w:pPr>
+      <w:r>
+        <w:rPr>
+          <w:b w:val="0"/>
+        </w:rPr>
+        <w:t>발음·언어·발달 특성에 따른 참여 방법은 보호자와 미리 협의한다.</w:t>
+      </w:r>
+    </w:p>
+    <w:p>
+      <w:pPr>
+        <w:pStyle w:val="Heading2"/>
+      </w:pPr>
+      <w:r>
+        <w:rPr>
+          <w:b w:val="0"/>
+        </w:rPr>
+        <w:t>연습 일정</w:t>
+      </w:r>
+    </w:p>
+    <w:tbl>
+      <w:tblPr>
+        <w:tblStyle w:val="TableGrid"/>
+        <w:tblW w:type="auto" w:w="0"/>
+        <w:tblLook w:firstColumn="1" w:firstRow="1" w:lastColumn="0" w:lastRow="0" w:noHBand="0" w:noVBand="1" w:val="04A0"/>
+      </w:tblPr>
+      <w:tblGrid>
+        <w:gridCol w:w="2880"/>
+        <w:gridCol w:w="2880"/>
+        <w:gridCol w:w="2880"/>
+      </w:tblGrid>
+      <w:tr>
+        <w:tc>
+          <w:tcPr>
+            <w:tcW w:type="dxa" w:w="2880"/>
+          </w:tcPr>
+          <w:p>
+            <w:r>
+              <w:rPr>
+                <w:b/>
+              </w:rPr>
+              <w:t>시기</w:t>
+            </w:r>
+          </w:p>
+        </w:tc>
+        <w:tc>
+          <w:tcPr>
+            <w:tcW w:type="dxa" w:w="2880"/>
+          </w:tcPr>
+          <w:p>
+            <w:r>
+              <w:rPr>
+                <w:b/>
+              </w:rPr>
+              <w:t>교회 연습</w:t>
+            </w:r>
+          </w:p>
+        </w:tc>
+        <w:tc>
+          <w:tcPr>
+            <w:tcW w:type="dxa" w:w="2880"/>
+          </w:tcPr>
+          <w:p>
+            <w:r>
+              <w:rPr>
+                <w:b/>
+              </w:rPr>
+              <w:t>가정 연습</w:t>
+            </w:r>
+          </w:p>
+        </w:tc>
+      </w:tr>
+      <w:tr>
+        <w:tc>
+          <w:tcPr>
+            <w:tcW w:type="dxa" w:w="2880"/>
+          </w:tcPr>
+          <w:p>
+            <w:r>
+              <w:rPr>
+                <w:b w:val="0"/>
+              </w:rPr>
+              <w:t>4주 전</w:t>
+            </w:r>
+          </w:p>
+        </w:tc>
+        <w:tc>
+          <w:tcPr>
+            <w:tcW w:type="dxa" w:w="2880"/>
+          </w:tcPr>
+          <w:p>
+            <w:r>
+              <w:rPr>
+                <w:b w:val="0"/>
+              </w:rPr>
+              <w:t>범위 안내, 교사와 함께 읽기</w:t>
+            </w:r>
+          </w:p>
+        </w:tc>
+        <w:tc>
+          <w:tcPr>
+            <w:tcW w:type="dxa" w:w="2880"/>
+          </w:tcPr>
+          <w:p>
+            <w:r>
+              <w:rPr>
+                <w:b w:val="0"/>
+              </w:rPr>
+              <w:t>하루 한 구절씩 듣고 따라 하기</w:t>
+            </w:r>
+          </w:p>
+        </w:tc>
+      </w:tr>
+      <w:tr>
+        <w:tc>
+          <w:tcPr>
+            <w:tcW w:type="dxa" w:w="2880"/>
+          </w:tcPr>
+          <w:p>
+            <w:r>
+              <w:rPr>
+                <w:b w:val="0"/>
+              </w:rPr>
+              <w:t>3주 전</w:t>
+            </w:r>
+          </w:p>
+        </w:tc>
+        <w:tc>
+          <w:tcPr>
+            <w:tcW w:type="dxa" w:w="2880"/>
+          </w:tcPr>
+          <w:p>
+            <w:r>
+              <w:rPr>
+                <w:b w:val="0"/>
+              </w:rPr>
+              <w:t>구절을 나누어 암송하기</w:t>
+            </w:r>
+          </w:p>
+        </w:tc>
+        <w:tc>
+          <w:tcPr>
+            <w:tcW w:type="dxa" w:w="2880"/>
+          </w:tcPr>
+          <w:p>
+            <w:r>
+              <w:rPr>
+                <w:b w:val="0"/>
+              </w:rPr>
+              <w:t>하루 5분 반복하기</w:t>
+            </w:r>
+          </w:p>
+        </w:tc>
+      </w:tr>
+      <w:tr>
+        <w:tc>
+          <w:tcPr>
+            <w:tcW w:type="dxa" w:w="2880"/>
+          </w:tcPr>
+          <w:p>
+            <w:r>
+              <w:rPr>
+                <w:b w:val="0"/>
+              </w:rPr>
+              <w:t>2주 전</w:t>
+            </w:r>
+          </w:p>
+        </w:tc>
+        <w:tc>
+          <w:tcPr>
+            <w:tcW w:type="dxa" w:w="2880"/>
+          </w:tcPr>
+          <w:p>
+            <w:r>
+              <w:rPr>
+                <w:b w:val="0"/>
+              </w:rPr>
+              <w:t>짝과 번갈아 암송하기</w:t>
+            </w:r>
+          </w:p>
+        </w:tc>
+        <w:tc>
+          <w:tcPr>
+            <w:tcW w:type="dxa" w:w="2880"/>
+          </w:tcPr>
+          <w:p>
+            <w:r>
+              <w:rPr>
+                <w:b w:val="0"/>
+              </w:rPr>
+              <w:t>익힌 구절 연결하기</w:t>
+            </w:r>
+          </w:p>
+        </w:tc>
+      </w:tr>
+      <w:tr>
+        <w:tc>
+          <w:tcPr>
+            <w:tcW w:type="dxa" w:w="2880"/>
+          </w:tcPr>
+          <w:p>
+            <w:r>
+              <w:rPr>
+                <w:b w:val="0"/>
+              </w:rPr>
+              <w:t>1주 전</w:t>
+            </w:r>
+          </w:p>
+        </w:tc>
+        <w:tc>
+          <w:tcPr>
+            <w:tcW w:type="dxa" w:w="2880"/>
+          </w:tcPr>
+          <w:p>
+            <w:r>
+              <w:rPr>
+                <w:b w:val="0"/>
+              </w:rPr>
+              <w:t>마이크 사용과 발표 연습</w:t>
+            </w:r>
+          </w:p>
+        </w:tc>
+        <w:tc>
+          <w:tcPr>
+            <w:tcW w:type="dxa" w:w="2880"/>
+          </w:tcPr>
+          <w:p>
+            <w:r>
+              <w:rPr>
+                <w:b w:val="0"/>
+              </w:rPr>
+              <w:t>편안하게 끝까지 암송하기</w:t>
+            </w:r>
+          </w:p>
+        </w:tc>
+      </w:tr>
+      <w:tr>
+        <w:tc>
+          <w:tcPr>
+            <w:tcW w:type="dxa" w:w="2880"/>
+          </w:tcPr>
+          <w:p>
+            <w:r>
+              <w:rPr>
+                <w:b w:val="0"/>
+              </w:rPr>
+              <w:t>대회 당일</w:t>
+            </w:r>
+          </w:p>
+        </w:tc>
+        <w:tc>
+          <w:tcPr>
+            <w:tcW w:type="dxa" w:w="2880"/>
+          </w:tcPr>
+          <w:p>
+            <w:r>
+              <w:rPr>
+                <w:b w:val="0"/>
+              </w:rPr>
+              <w:t>부서별 짧은 복습</w:t>
+            </w:r>
+          </w:p>
+        </w:tc>
+        <w:tc>
+          <w:tcPr>
+            <w:tcW w:type="dxa" w:w="2880"/>
+          </w:tcPr>
+          <w:p>
+            <w:r>
+              <w:rPr>
+                <w:b w:val="0"/>
+              </w:rPr>
+              <w:t>격려하며 참석하기</w:t>
+            </w:r>
+          </w:p>
+        </w:tc>
+      </w:tr>
+    </w:tbl>
+    <w:p/>
+    <w:p>
+      <w:pPr>
+        <w:pStyle w:val="Heading2"/>
+      </w:pPr>
+      <w:r>
+        <w:rPr>
+          <w:b w:val="0"/>
+        </w:rPr>
+        <w:t>준비물</w:t>
+      </w:r>
+    </w:p>
+    <w:tbl>
+      <w:tblPr>
+        <w:tblStyle w:val="TableGrid"/>
+        <w:tblW w:type="auto" w:w="0"/>
+        <w:tblLook w:firstColumn="1" w:firstRow="1" w:lastColumn="0" w:lastRow="0" w:noHBand="0" w:noVBand="1" w:val="04A0"/>
+      </w:tblPr>
+      <w:tblGrid>
+        <w:gridCol w:w="2880"/>
+        <w:gridCol w:w="2880"/>
+        <w:gridCol w:w="2880"/>
+      </w:tblGrid>
+      <w:tr>
+        <w:tc>
+          <w:tcPr>
+            <w:tcW w:type="dxa" w:w="2880"/>
+          </w:tcPr>
+          <w:p>
+            <w:r>
+              <w:rPr>
+                <w:b/>
+              </w:rPr>
+              <w:t>구분</w:t>
+            </w:r>
+          </w:p>
+        </w:tc>
+        <w:tc>
+          <w:tcPr>
+            <w:tcW w:type="dxa" w:w="2880"/>
+          </w:tcPr>
+          <w:p>
+            <w:r>
+              <w:rPr>
+                <w:b/>
+              </w:rPr>
+              <w:t>준비물</w:t>
+            </w:r>
+          </w:p>
+        </w:tc>
+        <w:tc>
+          <w:tcPr>
+            <w:tcW w:type="dxa" w:w="2880"/>
+          </w:tcPr>
+          <w:p>
+            <w:r>
+              <w:rPr>
+                <w:b/>
+              </w:rPr>
+              <w:t>비고</w:t>
+            </w:r>
+          </w:p>
+        </w:tc>
+      </w:tr>
+      <w:tr>
+        <w:tc>
+          <w:tcPr>
+            <w:tcW w:type="dxa" w:w="2880"/>
+          </w:tcPr>
+          <w:p>
+            <w:r>
+              <w:rPr>
+                <w:b w:val="0"/>
+              </w:rPr>
+              <w:t>진행</w:t>
+            </w:r>
+          </w:p>
+        </w:tc>
+        <w:tc>
+          <w:tcPr>
+            <w:tcW w:type="dxa" w:w="2880"/>
+          </w:tcPr>
+          <w:p>
+            <w:r>
+              <w:rPr>
+                <w:b w:val="0"/>
+              </w:rPr>
+              <w:t>성경, 연령별 암송 범위 안내지, 순서표</w:t>
+            </w:r>
+          </w:p>
+        </w:tc>
+        <w:tc>
+          <w:tcPr>
+            <w:tcW w:type="dxa" w:w="2880"/>
+          </w:tcPr>
+          <w:p>
+            <w:r>
+              <w:rPr>
+                <w:b w:val="0"/>
+              </w:rPr>
+              <w:t>번역본 통일</w:t>
+            </w:r>
+          </w:p>
+        </w:tc>
+      </w:tr>
+      <w:tr>
+        <w:tc>
+          <w:tcPr>
+            <w:tcW w:type="dxa" w:w="2880"/>
+          </w:tcPr>
+          <w:p>
+            <w:r>
+              <w:rPr>
+                <w:b w:val="0"/>
+              </w:rPr>
+              <w:t>심사</w:t>
+            </w:r>
+          </w:p>
+        </w:tc>
+        <w:tc>
+          <w:tcPr>
+            <w:tcW w:type="dxa" w:w="2880"/>
+          </w:tcPr>
+          <w:p>
+            <w:r>
+              <w:rPr>
+                <w:b w:val="0"/>
+              </w:rPr>
+              <w:t>심사표, 필기구, 집계표</w:t>
+            </w:r>
+          </w:p>
+        </w:tc>
+        <w:tc>
+          <w:tcPr>
+            <w:tcW w:type="dxa" w:w="2880"/>
+          </w:tcPr>
+          <w:p>
+            <w:r>
+              <w:rPr>
+                <w:b w:val="0"/>
+              </w:rPr>
+              <w:t>심사위원 ________명</w:t>
+            </w:r>
+          </w:p>
+        </w:tc>
+      </w:tr>
+      <w:tr>
+        <w:tc>
+          <w:tcPr>
+            <w:tcW w:type="dxa" w:w="2880"/>
+          </w:tcPr>
+          <w:p>
+            <w:r>
+              <w:rPr>
+                <w:b w:val="0"/>
+              </w:rPr>
+              <w:t>시설</w:t>
+            </w:r>
+          </w:p>
+        </w:tc>
+        <w:tc>
+          <w:tcPr>
+            <w:tcW w:type="dxa" w:w="2880"/>
+          </w:tcPr>
+          <w:p>
+            <w:r>
+              <w:rPr>
+                <w:b w:val="0"/>
+              </w:rPr>
+              <w:t>마이크, 음향기기, 대기 의자</w:t>
+            </w:r>
+          </w:p>
+        </w:tc>
+        <w:tc>
+          <w:tcPr>
+            <w:tcW w:type="dxa" w:w="2880"/>
+          </w:tcPr>
+          <w:p>
+            <w:r>
+              <w:rPr>
+                <w:b w:val="0"/>
+              </w:rPr>
+              <w:t>사전 점검</w:t>
+            </w:r>
+          </w:p>
+        </w:tc>
+      </w:tr>
+      <w:tr>
+        <w:tc>
+          <w:tcPr>
+            <w:tcW w:type="dxa" w:w="2880"/>
+          </w:tcPr>
+          <w:p>
+            <w:r>
+              <w:rPr>
+                <w:b w:val="0"/>
+              </w:rPr>
+              <w:t>시상</w:t>
+            </w:r>
+          </w:p>
+        </w:tc>
+        <w:tc>
+          <w:tcPr>
+            <w:tcW w:type="dxa" w:w="2880"/>
+          </w:tcPr>
+          <w:p>
+            <w:r>
+              <w:rPr>
+                <w:b w:val="0"/>
+              </w:rPr>
+              <w:t>상장, 상품, 참가 선물</w:t>
+            </w:r>
+          </w:p>
+        </w:tc>
+        <w:tc>
+          <w:tcPr>
+            <w:tcW w:type="dxa" w:w="2880"/>
+          </w:tcPr>
+          <w:p>
+            <w:r>
+              <w:rPr>
+                <w:b w:val="0"/>
+              </w:rPr>
+              <w:t>참석 인원 확인</w:t>
+            </w:r>
+          </w:p>
+        </w:tc>
+      </w:tr>
+    </w:tbl>
+    <w:p/>
+    <w:p>
+      <w:pPr>
+        <w:pStyle w:val="Heading2"/>
+      </w:pPr>
+      <w:r>
+        <w:rPr>
+          <w:b w:val="0"/>
+        </w:rPr>
+        <w:t>시간표</w:t>
+      </w:r>
+    </w:p>
+    <w:tbl>
+      <w:tblPr>
+        <w:tblStyle w:val="TableGrid"/>
+        <w:tblW w:type="auto" w:w="0"/>
+        <w:tblLook w:firstColumn="1" w:firstRow="1" w:lastColumn="0" w:lastRow="0" w:noHBand="0" w:noVBand="1" w:val="04A0"/>
+      </w:tblPr>
+      <w:tblGrid>
+        <w:gridCol w:w="2880"/>
+        <w:gridCol w:w="2880"/>
+        <w:gridCol w:w="2880"/>
+      </w:tblGrid>
+      <w:tr>
+        <w:tc>
+          <w:tcPr>
+            <w:tcW w:type="dxa" w:w="2880"/>
+          </w:tcPr>
+          <w:p>
+            <w:r>
+              <w:rPr>
+                <w:b/>
+              </w:rPr>
+              <w:t>시간</w:t>
+            </w:r>
+          </w:p>
+        </w:tc>
+        <w:tc>
+          <w:tcPr>
+            <w:tcW w:type="dxa" w:w="2880"/>
+          </w:tcPr>
+          <w:p>
+            <w:r>
+              <w:rPr>
+                <w:b/>
+              </w:rPr>
+              <w:t>내용</w:t>
+            </w:r>
+          </w:p>
+        </w:tc>
+        <w:tc>
+          <w:tcPr>
+            <w:tcW w:type="dxa" w:w="2880"/>
+          </w:tcPr>
+          <w:p>
+            <w:r>
+              <w:rPr>
+                <w:b/>
+              </w:rPr>
+              <w:t>담당</w:t>
+            </w:r>
+          </w:p>
+        </w:tc>
+      </w:tr>
+      <w:tr>
+        <w:tc>
+          <w:tcPr>
+            <w:tcW w:type="dxa" w:w="2880"/>
+          </w:tcPr>
+          <w:p>
+            <w:r>
+              <w:rPr>
+                <w:b w:val="0"/>
+              </w:rPr>
+              <w:t>________–________</w:t>
+            </w:r>
+          </w:p>
+        </w:tc>
+        <w:tc>
+          <w:tcPr>
+            <w:tcW w:type="dxa" w:w="2880"/>
+          </w:tcPr>
+          <w:p>
+            <w:r>
+              <w:rPr>
+                <w:b w:val="0"/>
+              </w:rPr>
+              <w:t>접수 및 자리 안내</w:t>
+            </w:r>
+          </w:p>
+        </w:tc>
+        <w:tc>
+          <w:tcPr>
+            <w:tcW w:type="dxa" w:w="2880"/>
+          </w:tcPr>
+          <w:p>
+            <w:r>
+              <w:rPr>
+                <w:b w:val="0"/>
+              </w:rPr>
+              <w:t>________</w:t>
+            </w:r>
+          </w:p>
+        </w:tc>
+      </w:tr>
+      <w:tr>
+        <w:tc>
+          <w:tcPr>
+            <w:tcW w:type="dxa" w:w="2880"/>
+          </w:tcPr>
+          <w:p>
+            <w:r>
+              <w:rPr>
+                <w:b w:val="0"/>
+              </w:rPr>
+              <w:t>________–________</w:t>
+            </w:r>
+          </w:p>
+        </w:tc>
+        <w:tc>
+          <w:tcPr>
+            <w:tcW w:type="dxa" w:w="2880"/>
+          </w:tcPr>
+          <w:p>
+            <w:r>
+              <w:rPr>
+                <w:b w:val="0"/>
+              </w:rPr>
+              <w:t>찬양·기도·진행 안내</w:t>
+            </w:r>
+          </w:p>
+        </w:tc>
+        <w:tc>
+          <w:tcPr>
+            <w:tcW w:type="dxa" w:w="2880"/>
+          </w:tcPr>
+          <w:p>
+            <w:r>
+              <w:rPr>
+                <w:b w:val="0"/>
+              </w:rPr>
+              <w:t>________</w:t>
+            </w:r>
+          </w:p>
+        </w:tc>
+      </w:tr>
+      <w:tr>
+        <w:tc>
+          <w:tcPr>
+            <w:tcW w:type="dxa" w:w="2880"/>
+          </w:tcPr>
+          <w:p>
+            <w:r>
+              <w:rPr>
+                <w:b w:val="0"/>
+              </w:rPr>
+              <w:t>________–________</w:t>
+            </w:r>
+          </w:p>
+        </w:tc>
+        <w:tc>
+          <w:tcPr>
+            <w:tcW w:type="dxa" w:w="2880"/>
+          </w:tcPr>
+          <w:p>
+            <w:r>
+              <w:rPr>
+                <w:b w:val="0"/>
+              </w:rPr>
+              <w:t>유치부 암송</w:t>
+            </w:r>
+          </w:p>
+        </w:tc>
+        <w:tc>
+          <w:tcPr>
+            <w:tcW w:type="dxa" w:w="2880"/>
+          </w:tcPr>
+          <w:p>
+            <w:r>
+              <w:rPr>
+                <w:b w:val="0"/>
+              </w:rPr>
+              <w:t>________</w:t>
+            </w:r>
+          </w:p>
+        </w:tc>
+      </w:tr>
+      <w:tr>
+        <w:tc>
+          <w:tcPr>
+            <w:tcW w:type="dxa" w:w="2880"/>
+          </w:tcPr>
+          <w:p>
+            <w:r>
+              <w:rPr>
+                <w:b w:val="0"/>
+              </w:rPr>
+              <w:t>________–________</w:t>
+            </w:r>
+          </w:p>
+        </w:tc>
+        <w:tc>
+          <w:tcPr>
+            <w:tcW w:type="dxa" w:w="2880"/>
+          </w:tcPr>
+          <w:p>
+            <w:r>
+              <w:rPr>
+                <w:b w:val="0"/>
+              </w:rPr>
+              <w:t>아동부 저학년 암송</w:t>
+            </w:r>
+          </w:p>
+        </w:tc>
+        <w:tc>
+          <w:tcPr>
+            <w:tcW w:type="dxa" w:w="2880"/>
+          </w:tcPr>
+          <w:p>
+            <w:r>
+              <w:rPr>
+                <w:b w:val="0"/>
+              </w:rPr>
+              <w:t>________</w:t>
+            </w:r>
+          </w:p>
+        </w:tc>
+      </w:tr>
+      <w:tr>
+        <w:tc>
+          <w:tcPr>
+            <w:tcW w:type="dxa" w:w="2880"/>
+          </w:tcPr>
+          <w:p>
+            <w:r>
+              <w:rPr>
+                <w:b w:val="0"/>
+              </w:rPr>
+              <w:t>________–________</w:t>
+            </w:r>
+          </w:p>
+        </w:tc>
+        <w:tc>
+          <w:tcPr>
+            <w:tcW w:type="dxa" w:w="2880"/>
+          </w:tcPr>
+          <w:p>
+            <w:r>
+              <w:rPr>
+                <w:b w:val="0"/>
+              </w:rPr>
+              <w:t>아동부 고학년 암송</w:t>
+            </w:r>
+          </w:p>
+        </w:tc>
+        <w:tc>
+          <w:tcPr>
+            <w:tcW w:type="dxa" w:w="2880"/>
+          </w:tcPr>
+          <w:p>
+            <w:r>
+              <w:rPr>
+                <w:b w:val="0"/>
+              </w:rPr>
+              <w:t>________</w:t>
+            </w:r>
+          </w:p>
+        </w:tc>
+      </w:tr>
+      <w:tr>
+        <w:tc>
+          <w:tcPr>
+            <w:tcW w:type="dxa" w:w="2880"/>
+          </w:tcPr>
+          <w:p>
+            <w:r>
+              <w:rPr>
+                <w:b w:val="0"/>
+              </w:rPr>
+              <w:t>________–________</w:t>
+            </w:r>
+          </w:p>
+        </w:tc>
+        <w:tc>
+          <w:tcPr>
+            <w:tcW w:type="dxa" w:w="2880"/>
+          </w:tcPr>
+          <w:p>
+            <w:r>
+              <w:rPr>
+                <w:b w:val="0"/>
+              </w:rPr>
+              <w:t>말씀 실천 나눔 및 점수 집계</w:t>
+            </w:r>
+          </w:p>
+        </w:tc>
+        <w:tc>
+          <w:tcPr>
+            <w:tcW w:type="dxa" w:w="2880"/>
+          </w:tcPr>
+          <w:p>
+            <w:r>
+              <w:rPr>
+                <w:b w:val="0"/>
+              </w:rPr>
+              <w:t>________</w:t>
+            </w:r>
+          </w:p>
+        </w:tc>
+      </w:tr>
+      <w:tr>
+        <w:tc>
+          <w:tcPr>
+            <w:tcW w:type="dxa" w:w="2880"/>
+          </w:tcPr>
+          <w:p>
+            <w:r>
+              <w:rPr>
+                <w:b w:val="0"/>
+              </w:rPr>
+              <w:t>________–________</w:t>
+            </w:r>
+          </w:p>
+        </w:tc>
+        <w:tc>
+          <w:tcPr>
+            <w:tcW w:type="dxa" w:w="2880"/>
+          </w:tcPr>
+          <w:p>
+            <w:r>
+              <w:rPr>
+                <w:b w:val="0"/>
+              </w:rPr>
+              <w:t>시상·격려·마침 기도</w:t>
+            </w:r>
+          </w:p>
+        </w:tc>
+        <w:tc>
+          <w:tcPr>
+            <w:tcW w:type="dxa" w:w="2880"/>
+          </w:tcPr>
+          <w:p>
+            <w:r>
+              <w:rPr>
+                <w:b w:val="0"/>
+              </w:rPr>
+              <w:t>________</w:t>
+            </w:r>
+          </w:p>
+        </w:tc>
+      </w:tr>
+    </w:tbl>
+    <w:p/>
+    <w:p>
+      <w:pPr>
+        <w:pStyle w:val="Heading2"/>
+      </w:pPr>
+      <w:r>
+        <w:rPr>
+          <w:b w:val="0"/>
+        </w:rPr>
+        <w:t>특별활동</w:t>
+      </w:r>
+    </w:p>
+    <w:p>
+      <w:r>
+        <w:rPr>
+          <w:b w:val="0"/>
+        </w:rPr>
+        <w:t>1) 대기 시간에는 교사와 작은 목소리로 말씀을 복습한다.</w:t>
+      </w:r>
+    </w:p>
+    <w:p>
+      <w:r>
+        <w:rPr>
+          <w:b w:val="0"/>
+        </w:rPr>
+        <w:t>2) 암송 후 실천하고 싶은 일을 한 가지 말하거나 그림으로 표현한다.</w:t>
+      </w:r>
+    </w:p>
+    <w:p>
+      <w:r>
+        <w:rPr>
+          <w:b w:val="0"/>
+        </w:rPr>
+        <w:t>3) 모든 발표가 끝날 때마다 함께 박수로 격려한다.</w:t>
+      </w:r>
+    </w:p>
+    <w:p>
+      <w:pPr>
+        <w:pStyle w:val="Heading2"/>
+      </w:pPr>
+      <w:r>
+        <w:rPr>
+          <w:b w:val="0"/>
+        </w:rPr>
+        <w:t>심사 기준표</w:t>
+      </w:r>
+    </w:p>
+    <w:tbl>
+      <w:tblPr>
+        <w:tblStyle w:val="TableGrid"/>
+        <w:tblW w:type="auto" w:w="0"/>
+        <w:tblLook w:firstColumn="1" w:firstRow="1" w:lastColumn="0" w:lastRow="0" w:noHBand="0" w:noVBand="1" w:val="04A0"/>
+      </w:tblPr>
+      <w:tblGrid>
+        <w:gridCol w:w="2880"/>
+        <w:gridCol w:w="2880"/>
+        <w:gridCol w:w="2880"/>
+      </w:tblGrid>
+      <w:tr>
+        <w:tc>
+          <w:tcPr>
+            <w:tcW w:type="dxa" w:w="2880"/>
+          </w:tcPr>
+          <w:p>
+            <w:r>
+              <w:rPr>
+                <w:b/>
+              </w:rPr>
+              <w:t>기준</w:t>
             </w:r>
           </w:p>
         </w:tc>
@@ -1095,7 +1267,7 @@
               <w:rPr>
                 <w:b/>
               </w:rPr>
-              <w:t>세부 심사 기준</w:t>
+              <w:t>판단 기준</w:t>
             </w:r>
           </w:p>
         </w:tc>
@@ -1108,7 +1280,7 @@
           <w:p>
             <w:r>
               <w:rPr>
-                <w:b/>
+                <w:b w:val="0"/>
               </w:rPr>
               <w:t>정확성</w:t>
             </w:r>
@@ -1136,7 +1308,7 @@
               <w:rPr>
                 <w:b w:val="0"/>
               </w:rPr>
-              <w:t>구절의 누락, 첨가, 단어 오독 여부 (장절 포함)</w:t>
+              <w:t>안내한 번역본의 단어와 순서에 맞게 암송하는가</w:t>
             </w:r>
           </w:p>
         </w:tc>
@@ -1149,7 +1321,48 @@
           <w:p>
             <w:r>
               <w:rPr>
-                <w:b/>
+                <w:b w:val="0"/>
+              </w:rPr>
+              <w:t>완수도</w:t>
+            </w:r>
+          </w:p>
+        </w:tc>
+        <w:tc>
+          <w:tcPr>
+            <w:tcW w:type="dxa" w:w="2880"/>
+          </w:tcPr>
+          <w:p>
+            <w:r>
+              <w:rPr>
+                <w:b w:val="0"/>
+              </w:rPr>
+              <w:t>30점</w:t>
+            </w:r>
+          </w:p>
+        </w:tc>
+        <w:tc>
+          <w:tcPr>
+            <w:tcW w:type="dxa" w:w="2880"/>
+          </w:tcPr>
+          <w:p>
+            <w:r>
+              <w:rPr>
+                <w:b w:val="0"/>
+              </w:rPr>
+              <w:t>정해진 범위를 끝까지 암송하는가</w:t>
+            </w:r>
+          </w:p>
+        </w:tc>
+      </w:tr>
+      <w:tr>
+        <w:tc>
+          <w:tcPr>
+            <w:tcW w:type="dxa" w:w="2880"/>
+          </w:tcPr>
+          <w:p>
+            <w:r>
+              <w:rPr>
+                <w:b w:val="0"/>
               </w:rPr>
               <w:t>전달력</w:t>
             </w:r>
@@ -1177,7 +1390,7 @@
               <w:rPr>
                 <w:b w:val="0"/>
               </w:rPr>
-              <w:t>성량, 발음의 명확성, 속도 조절</w:t>
+              <w:t>심사자가 알아들을 수 있게 암송하는가</w:t>
             </w:r>
           </w:p>
         </w:tc>
@@ -1190,9 +1403,9 @@
           <w:p>
             <w:r>
               <w:rPr>
-                <w:b/>
+                <w:b w:val="0"/>
               </w:rPr>
-              <w:t>태도</w:t>
+              <w:t>합계</w:t>
             </w:r>
           </w:p>
         </w:tc>
@@ -1205,7 +1418,7 @@
               <w:rPr>
                 <w:b w:val="0"/>
               </w:rPr>
-              <w:t>20점</w:t>
+              <w:t>100점</w:t>
             </w:r>
           </w:p>
         </w:tc>
@@ -1218,97 +1431,22 @@
               <w:rPr>
                 <w:b w:val="0"/>
               </w:rPr>
-              <w:t>복장, 자세, 인사, 암송 시의 진지함</w:t>
+              <w:t>연령군별로 심사</w:t>
             </w:r>
           </w:p>
-        </w:tc>
-      </w:tr>
-      <w:tr>
-        <w:tc>
-          <w:tcPr>
-            <w:tcW w:type="dxa" w:w="2880"/>
-          </w:tcPr>
-          <w:p>
-            <w:r>
-              <w:rPr>
-                <w:b/>
-              </w:rPr>
-              <w:t>감정 및 표현</w:t>
-            </w:r>
-          </w:p>
-        </w:tc>
-        <w:tc>
-          <w:tcPr>
-            <w:tcW w:type="dxa" w:w="2880"/>
-          </w:tcPr>
-          <w:p>
-            <w:r>
-              <w:rPr>
-                <w:b w:val="0"/>
-              </w:rPr>
-              <w:t>10점</w:t>
-            </w:r>
-          </w:p>
-        </w:tc>
-        <w:tc>
-          <w:tcPr>
-            <w:tcW w:type="dxa" w:w="2880"/>
-          </w:tcPr>
-          <w:p>
-            <w:r>
-              <w:rPr>
-                <w:b w:val="0"/>
-              </w:rPr>
-              <w:t>말씀의 의미를 이해하고 강조하며 암송하는가</w:t>
-            </w:r>
-          </w:p>
-        </w:tc>
-      </w:tr>
-      <w:tr>
-        <w:tc>
-          <w:tcPr>
-            <w:tcW w:type="dxa" w:w="2880"/>
-          </w:tcPr>
-          <w:p>
-            <w:r>
-              <w:rPr>
-                <w:b/>
-              </w:rPr>
-              <w:t>합계</w:t>
-            </w:r>
-          </w:p>
-        </w:tc>
-        <w:tc>
-          <w:tcPr>
-            <w:tcW w:type="dxa" w:w="2880"/>
-          </w:tcPr>
-          <w:p>
-            <w:r>
-              <w:rPr>
-                <w:b/>
-              </w:rPr>
-              <w:t>100점</w:t>
-            </w:r>
-          </w:p>
-        </w:tc>
-        <w:tc>
-          <w:tcPr>
-            <w:tcW w:type="dxa" w:w="2880"/>
-          </w:tcPr>
-          <w:p/>
         </w:tc>
       </w:tr>
     </w:tbl>
     <w:p/>
     <w:p>
       <w:pPr>
-        <w:pStyle w:val="Heading3"/>
+        <w:pStyle w:val="ListBullet"/>
       </w:pPr>
       <w:r>
         <w:rPr>
           <w:b w:val="0"/>
         </w:rPr>
-        <w:t>3) 감점 및 가산점 지침</w:t>
+        <w:t>구절별 배점을 균등하게 나누고, 심사위원 점수의 평균으로 집계한다.</w:t>
       </w:r>
     </w:p>
     <w:p>
@@ -1317,15 +1455,9 @@
       </w:pPr>
       <w:r>
         <w:rPr>
-          <w:b/>
-        </w:rPr>
-        <w:t>감점:</w:t>
-      </w:r>
-      <w:r>
-        <w:rPr>
           <w:b w:val="0"/>
         </w:rPr>
-        <w:t xml:space="preserve"> 장절 미언급 시 -2점, 힌트 요청 시 회당 -3점</w:t>
+        <w:t>틀린 부분을 스스로 고치면 감점하지 않는다. 단어 누락·바꿈은 해당 구절 정확성 배점 안에서 1회당 1점 감점한다.</w:t>
       </w:r>
     </w:p>
     <w:p>
@@ -1334,15 +1466,31 @@
       </w:pPr>
       <w:r>
         <w:rPr>
-          <w:b/>
+          <w:b w:val="0"/>
         </w:rPr>
-        <w:t>가산점:</w:t>
+        <w:t>요청하면 교사가 다음 단어를 알려 준다. 도움 1회당 완수도에서 1점 감점하며, 최대 3회까지 제공한다.</w:t>
       </w:r>
+    </w:p>
+    <w:p>
+      <w:pPr>
+        <w:pStyle w:val="ListBullet"/>
+      </w:pPr>
       <w:r>
         <w:rPr>
           <w:b w:val="0"/>
         </w:rPr>
-        <w:t xml:space="preserve"> 구절 전체를 율동이나 손유희와 함께 암송 시 +2점</w:t>
+        <w:t>목소리 크기, 눈맞춤, 몸짓, 발표 속도는 점수에 반영하지 않는다.</w:t>
+      </w:r>
+    </w:p>
+    <w:p>
+      <w:pPr>
+        <w:pStyle w:val="ListBullet"/>
+      </w:pPr>
+      <w:r>
+        <w:rPr>
+          <w:b w:val="0"/>
+        </w:rPr>
+        <w:t>사전에 협의한 참여 지원은 감점하지 않는다. 동점은 공동 수상으로 한다.</w:t>
       </w:r>
     </w:p>
     <w:p>
@@ -1353,15 +1501,7 @@
         <w:rPr>
           <w:b w:val="0"/>
         </w:rPr>
-        <w:t>5. 시상 계획</w:t>
-      </w:r>
-    </w:p>
-    <w:p>
-      <w:r>
-        <w:rPr>
-          <w:b w:val="0"/>
-        </w:rPr>
-        <w:t>*예산 및 인원에 따라 조정 가능*</w:t>
+        <w:t>시상 계획</w:t>
       </w:r>
     </w:p>
     <w:tbl>
@@ -1385,7 +1525,7 @@
               <w:rPr>
                 <w:b/>
               </w:rPr>
-              <w:t>상명</w:t>
+              <w:t>구분</w:t>
             </w:r>
           </w:p>
         </w:tc>
@@ -1398,7 +1538,7 @@
               <w:rPr>
                 <w:b/>
               </w:rPr>
-              <w:t>인원</w:t>
+              <w:t>대상</w:t>
             </w:r>
           </w:p>
         </w:tc>
@@ -1411,7 +1551,7 @@
               <w:rPr>
                 <w:b/>
               </w:rPr>
-              <w:t>부상(안)</w:t>
+              <w:t>시상 내용</w:t>
             </w:r>
           </w:p>
         </w:tc>
@@ -1424,9 +1564,9 @@
           <w:p>
             <w:r>
               <w:rPr>
-                <w:b/>
+                <w:b w:val="0"/>
               </w:rPr>
-              <w:t>대상(말씀상)</w:t>
+              <w:t>말씀암송상</w:t>
             </w:r>
           </w:p>
         </w:tc>
@@ -1439,7 +1579,7 @@
               <w:rPr>
                 <w:b w:val="0"/>
               </w:rPr>
-              <w:t>1명</w:t>
+              <w:t>연령군별 최고점 참가자</w:t>
             </w:r>
           </w:p>
         </w:tc>
@@ -1452,7 +1592,7 @@
               <w:rPr>
                 <w:b w:val="0"/>
               </w:rPr>
-              <w:t>상장 및 문화상품권 ________원</w:t>
+              <w:t>상장 및 상품</w:t>
             </w:r>
           </w:p>
         </w:tc>
@@ -1465,9 +1605,9 @@
           <w:p>
             <w:r>
               <w:rPr>
-                <w:b/>
+                <w:b w:val="0"/>
               </w:rPr>
-              <w:t>최우수상</w:t>
+              <w:t>끝까지도전상</w:t>
             </w:r>
           </w:p>
         </w:tc>
@@ -1480,7 +1620,7 @@
               <w:rPr>
                 <w:b w:val="0"/>
               </w:rPr>
-              <w:t>부문별 1명</w:t>
+              <w:t>자기 범위를 끝까지 암송한 참가자</w:t>
             </w:r>
           </w:p>
         </w:tc>
@@ -1493,7 +1633,7 @@
               <w:rPr>
                 <w:b w:val="0"/>
               </w:rPr>
-              <w:t>상장 및 문화상품권 ________원</w:t>
+              <w:t>상장</w:t>
             </w:r>
           </w:p>
         </w:tc>
@@ -1506,9 +1646,9 @@
           <w:p>
             <w:r>
               <w:rPr>
-                <w:b/>
+                <w:b w:val="0"/>
               </w:rPr>
-              <w:t>우수상</w:t>
+              <w:t>함께참여상</w:t>
             </w:r>
           </w:p>
         </w:tc>
@@ -1521,7 +1661,7 @@
               <w:rPr>
                 <w:b w:val="0"/>
               </w:rPr>
-              <w:t>부문별 2명</w:t>
+              <w:t>참가자 전원</w:t>
             </w:r>
           </w:p>
         </w:tc>
@@ -1534,7 +1674,221 @@
               <w:rPr>
                 <w:b w:val="0"/>
               </w:rPr>
-              <w:t>상장 및 학용품 세트</w:t>
+              <w:t>참가 선물</w:t>
+            </w:r>
+          </w:p>
+        </w:tc>
+      </w:tr>
+    </w:tbl>
+    <w:p/>
+    <w:p>
+      <w:pPr>
+        <w:pStyle w:val="ListBullet"/>
+      </w:pPr>
+      <w:r>
+        <w:rPr>
+          <w:b w:val="0"/>
+        </w:rPr>
+        <w:t>시상 담당 : ________</w:t>
+      </w:r>
+    </w:p>
+    <w:p>
+      <w:pPr>
+        <w:pStyle w:val="ListBullet"/>
+      </w:pPr>
+      <w:r>
+        <w:rPr>
+          <w:b w:val="0"/>
+        </w:rPr>
+        <w:t>결과는 개인별로 안내하고 전체 순위는 게시하지 않는다.</w:t>
+      </w:r>
+    </w:p>
+    <w:p>
+      <w:pPr>
+        <w:pStyle w:val="ListBullet"/>
+      </w:pPr>
+      <w:r>
+        <w:rPr>
+          <w:b w:val="0"/>
+        </w:rPr>
+        <w:t>결석자는 ________까지 별도 암송 기회를 제공한다.</w:t>
+      </w:r>
+    </w:p>
+    <w:p>
+      <w:pPr>
+        <w:pStyle w:val="Heading2"/>
+      </w:pPr>
+      <w:r>
+        <w:rPr>
+          <w:b w:val="0"/>
+        </w:rPr>
+        <w:t>부모 안내</w:t>
+      </w:r>
+    </w:p>
+    <w:p>
+      <w:pPr>
+        <w:pStyle w:val="ListBullet"/>
+      </w:pPr>
+      <w:r>
+        <w:rPr>
+          <w:b w:val="0"/>
+        </w:rPr>
+        <w:t>대회 일시·장소 : ________ / ________</w:t>
+      </w:r>
+    </w:p>
+    <w:p>
+      <w:pPr>
+        <w:pStyle w:val="ListBullet"/>
+      </w:pPr>
+      <w:r>
+        <w:rPr>
+          <w:b w:val="0"/>
+        </w:rPr>
+        <w:t>자녀의 연령에 해당하는 범위와 지정 번역본을 확인해 주세요.</w:t>
+      </w:r>
+    </w:p>
+    <w:p>
+      <w:pPr>
+        <w:pStyle w:val="ListBullet"/>
+      </w:pPr>
+      <w:r>
+        <w:rPr>
+          <w:b w:val="0"/>
+        </w:rPr>
+        <w:t>하루 5분 정도 함께 읽고, 틀려도 다시 도전하도록 격려해 주세요.</w:t>
+      </w:r>
+    </w:p>
+    <w:p>
+      <w:pPr>
+        <w:pStyle w:val="ListBullet"/>
+      </w:pPr>
+      <w:r>
+        <w:rPr>
+          <w:b w:val="0"/>
+        </w:rPr>
+        <w:t>가정 연습 여부는 점수에 반영하지 않습니다.</w:t>
+      </w:r>
+    </w:p>
+    <w:p>
+      <w:pPr>
+        <w:pStyle w:val="ListBullet"/>
+      </w:pPr>
+      <w:r>
+        <w:rPr>
+          <w:b w:val="0"/>
+        </w:rPr>
+        <w:t>당일 ________시까지 도착해 주세요. 준비물은 성경과 물입니다.</w:t>
+      </w:r>
+    </w:p>
+    <w:p>
+      <w:pPr>
+        <w:pStyle w:val="ListBullet"/>
+      </w:pPr>
+      <w:r>
+        <w:rPr>
+          <w:b w:val="0"/>
+        </w:rPr>
+        <w:t>발표에 도움이 필요한 사항은 ________까지 담당 교사에게 알려 주세요.</w:t>
+      </w:r>
+    </w:p>
+    <w:p>
+      <w:pPr>
+        <w:pStyle w:val="ListBullet"/>
+      </w:pPr>
+      <w:r>
+        <w:rPr>
+          <w:b w:val="0"/>
+        </w:rPr>
+        <w:t>문의 : (부서명) 담당 ________ / 연락 방법 ________</w:t>
+      </w:r>
+    </w:p>
+    <w:p>
+      <w:pPr>
+        <w:pStyle w:val="Heading2"/>
+      </w:pPr>
+      <w:r>
+        <w:rPr>
+          <w:b w:val="0"/>
+        </w:rPr>
+        <w:t>예산표</w:t>
+      </w:r>
+    </w:p>
+    <w:tbl>
+      <w:tblPr>
+        <w:tblStyle w:val="TableGrid"/>
+        <w:tblW w:type="auto" w:w="0"/>
+        <w:tblLook w:firstColumn="1" w:firstRow="1" w:lastColumn="0" w:lastRow="0" w:noHBand="0" w:noVBand="1" w:val="04A0"/>
+      </w:tblPr>
+      <w:tblGrid>
+        <w:gridCol w:w="1728"/>
+        <w:gridCol w:w="1728"/>
+        <w:gridCol w:w="1728"/>
+        <w:gridCol w:w="1728"/>
+        <w:gridCol w:w="1728"/>
+      </w:tblGrid>
+      <w:tr>
+        <w:tc>
+          <w:tcPr>
+            <w:tcW w:type="dxa" w:w="1728"/>
+          </w:tcPr>
+          <w:p>
+            <w:r>
+              <w:rPr>
+                <w:b/>
+              </w:rPr>
+              <w:t>항목</w:t>
+            </w:r>
+          </w:p>
+        </w:tc>
+        <w:tc>
+          <w:tcPr>
+            <w:tcW w:type="dxa" w:w="1728"/>
+          </w:tcPr>
+          <w:p>
+            <w:r>
+              <w:rPr>
+                <w:b/>
+              </w:rPr>
+              <w:t>단가</w:t>
+            </w:r>
+          </w:p>
+        </w:tc>
+        <w:tc>
+          <w:tcPr>
+            <w:tcW w:type="dxa" w:w="1728"/>
+          </w:tcPr>
+          <w:p>
+            <w:r>
+              <w:rPr>
+                <w:b/>
+              </w:rPr>
+              <w:t>수량</w:t>
+            </w:r>
+          </w:p>
+        </w:tc>
+        <w:tc>
+          <w:tcPr>
+            <w:tcW w:type="dxa" w:w="1728"/>
+          </w:tcPr>
+          <w:p>
+            <w:r>
+              <w:rPr>
+                <w:b/>
+              </w:rPr>
+              <w:t>금액</w:t>
+            </w:r>
+          </w:p>
+        </w:tc>
+        <w:tc>
+          <w:tcPr>
+            <w:tcW w:type="dxa" w:w="1728"/>
+          </w:tcPr>
+          <w:p>
+            <w:r>
+              <w:rPr>
+                <w:b/>
+              </w:rPr>
+              <w:t>비고</w:t>
             </w:r>
           </w:p>
         </w:tc>
@@ -1542,40 +1896,66 @@
       <w:tr>
         <w:tc>
           <w:tcPr>
-            <w:tcW w:type="dxa" w:w="2880"/>
-          </w:tcPr>
-          <w:p>
-            <w:r>
-              <w:rPr>
-                <w:b/>
-              </w:rPr>
-              <w:t>장려상</w:t>
-            </w:r>
-          </w:p>
-        </w:tc>
-        <w:tc>
-          <w:tcPr>
-            <w:tcW w:type="dxa" w:w="2880"/>
+            <w:tcW w:type="dxa" w:w="1728"/>
           </w:tcPr>
           <w:p>
             <w:r>
               <w:rPr>
                 <w:b w:val="0"/>
               </w:rPr>
-              <w:t>부문별 0명</w:t>
+              <w:t>안내지·심사표·상장 인쇄</w:t>
             </w:r>
           </w:p>
         </w:tc>
         <w:tc>
           <w:tcPr>
-            <w:tcW w:type="dxa" w:w="2880"/>
+            <w:tcW w:type="dxa" w:w="1728"/>
           </w:tcPr>
           <w:p>
             <w:r>
               <w:rPr>
                 <w:b w:val="0"/>
               </w:rPr>
-              <w:t>상장 및 도서</w:t>
+              <w:t>________원</w:t>
+            </w:r>
+          </w:p>
+        </w:tc>
+        <w:tc>
+          <w:tcPr>
+            <w:tcW w:type="dxa" w:w="1728"/>
+          </w:tcPr>
+          <w:p>
+            <w:r>
+              <w:rPr>
+                <w:b w:val="0"/>
+              </w:rPr>
+              <w:t>________</w:t>
+            </w:r>
+          </w:p>
+        </w:tc>
+        <w:tc>
+          <w:tcPr>
+            <w:tcW w:type="dxa" w:w="1728"/>
+          </w:tcPr>
+          <w:p>
+            <w:r>
+              <w:rPr>
+                <w:b w:val="0"/>
+              </w:rPr>
+              <w:t>________원</w:t>
+            </w:r>
+          </w:p>
+        </w:tc>
+        <w:tc>
+          <w:tcPr>
+            <w:tcW w:type="dxa" w:w="1728"/>
+          </w:tcPr>
+          <w:p>
+            <w:r>
+              <w:rPr>
+                <w:b w:val="0"/>
+              </w:rPr>
+              <w:t>교회 비품 활용</w:t>
             </w:r>
           </w:p>
         </w:tc>
@@ -1583,42 +1963,181 @@
       <w:tr>
         <w:tc>
           <w:tcPr>
-            <w:tcW w:type="dxa" w:w="2880"/>
-          </w:tcPr>
-          <w:p>
-            <w:r>
-              <w:rPr>
-                <w:b/>
-              </w:rPr>
-              <w:t>참가상</w:t>
-            </w:r>
-          </w:p>
-        </w:tc>
-        <w:tc>
-          <w:tcPr>
-            <w:tcW w:type="dxa" w:w="2880"/>
+            <w:tcW w:type="dxa" w:w="1728"/>
           </w:tcPr>
           <w:p>
             <w:r>
               <w:rPr>
                 <w:b w:val="0"/>
               </w:rPr>
-              <w:t>전원</w:t>
+              <w:t>시상 상품</w:t>
             </w:r>
           </w:p>
         </w:tc>
         <w:tc>
           <w:tcPr>
-            <w:tcW w:type="dxa" w:w="2880"/>
+            <w:tcW w:type="dxa" w:w="1728"/>
           </w:tcPr>
           <w:p>
             <w:r>
               <w:rPr>
                 <w:b w:val="0"/>
               </w:rPr>
-              <w:t>소정의 간식 및 기념품</w:t>
+              <w:t>________원</w:t>
             </w:r>
           </w:p>
+        </w:tc>
+        <w:tc>
+          <w:tcPr>
+            <w:tcW w:type="dxa" w:w="1728"/>
+          </w:tcPr>
+          <w:p>
+            <w:r>
+              <w:rPr>
+                <w:b w:val="0"/>
+              </w:rPr>
+              <w:t>________</w:t>
+            </w:r>
+          </w:p>
+        </w:tc>
+        <w:tc>
+          <w:tcPr>
+            <w:tcW w:type="dxa" w:w="1728"/>
+          </w:tcPr>
+          <w:p>
+            <w:r>
+              <w:rPr>
+                <w:b w:val="0"/>
+              </w:rPr>
+              <w:t>________원</w:t>
+            </w:r>
+          </w:p>
+        </w:tc>
+        <w:tc>
+          <w:tcPr>
+            <w:tcW w:type="dxa" w:w="1728"/>
+          </w:tcPr>
+          <w:p>
+            <w:r>
+              <w:rPr>
+                <w:b w:val="0"/>
+              </w:rPr>
+              <w:t>공동 수상 대비</w:t>
+            </w:r>
+          </w:p>
+        </w:tc>
+      </w:tr>
+      <w:tr>
+        <w:tc>
+          <w:tcPr>
+            <w:tcW w:type="dxa" w:w="1728"/>
+          </w:tcPr>
+          <w:p>
+            <w:r>
+              <w:rPr>
+                <w:b w:val="0"/>
+              </w:rPr>
+              <w:t>참가 선물</w:t>
+            </w:r>
+          </w:p>
+        </w:tc>
+        <w:tc>
+          <w:tcPr>
+            <w:tcW w:type="dxa" w:w="1728"/>
+          </w:tcPr>
+          <w:p>
+            <w:r>
+              <w:rPr>
+                <w:b w:val="0"/>
+              </w:rPr>
+              <w:t>________원</w:t>
+            </w:r>
+          </w:p>
+        </w:tc>
+        <w:tc>
+          <w:tcPr>
+            <w:tcW w:type="dxa" w:w="1728"/>
+          </w:tcPr>
+          <w:p>
+            <w:r>
+              <w:rPr>
+                <w:b w:val="0"/>
+              </w:rPr>
+              <w:t>________</w:t>
+            </w:r>
+          </w:p>
+        </w:tc>
+        <w:tc>
+          <w:tcPr>
+            <w:tcW w:type="dxa" w:w="1728"/>
+          </w:tcPr>
+          <w:p>
+            <w:r>
+              <w:rPr>
+                <w:b w:val="0"/>
+              </w:rPr>
+              <w:t>________원</w:t>
+            </w:r>
+          </w:p>
+        </w:tc>
+        <w:tc>
+          <w:tcPr>
+            <w:tcW w:type="dxa" w:w="1728"/>
+          </w:tcPr>
+          <w:p>
+            <w:r>
+              <w:rPr>
+                <w:b w:val="0"/>
+              </w:rPr>
+              <w:t>참가자 전원</w:t>
+            </w:r>
+          </w:p>
+        </w:tc>
+      </w:tr>
+      <w:tr>
+        <w:tc>
+          <w:tcPr>
+            <w:tcW w:type="dxa" w:w="1728"/>
+          </w:tcPr>
+          <w:p>
+            <w:r>
+              <w:rPr>
+                <w:b w:val="0"/>
+              </w:rPr>
+              <w:t>합계</w:t>
+            </w:r>
+          </w:p>
+        </w:tc>
+        <w:tc>
+          <w:tcPr>
+            <w:tcW w:type="dxa" w:w="1728"/>
+          </w:tcPr>
+          <w:p/>
+        </w:tc>
+        <w:tc>
+          <w:tcPr>
+            <w:tcW w:type="dxa" w:w="1728"/>
+          </w:tcPr>
+          <w:p/>
+        </w:tc>
+        <w:tc>
+          <w:tcPr>
+            <w:tcW w:type="dxa" w:w="1728"/>
+          </w:tcPr>
+          <w:p>
+            <w:r>
+              <w:rPr>
+                <w:b w:val="0"/>
+              </w:rPr>
+              <w:t>________원</w:t>
+            </w:r>
+          </w:p>
+        </w:tc>
+        <w:tc>
+          <w:tcPr>
+            <w:tcW w:type="dxa" w:w="1728"/>
+          </w:tcPr>
+          <w:p/>
         </w:tc>
       </w:tr>
     </w:tbl>
@@ -1631,223 +2150,239 @@
         <w:rPr>
           <w:b w:val="0"/>
         </w:rPr>
-        <w:t>6. 부모 안내문 (가정통신문)</w:t>
+        <w:t>구입 목록</w:t>
       </w:r>
     </w:p>
-    <w:p>
-      <w:r>
-        <w:rPr>
-          <w:b/>
-        </w:rPr>
-        <w:t>제목: 하나님의 말씀을 가슴에 새기는 '성경 암송 대회' 안내</w:t>
-      </w:r>
-    </w:p>
-    <w:p>
-      <w:r>
-        <w:rPr>
-          <w:b w:val="0"/>
-        </w:rPr>
-        <w:t>샬롬! (교회명) 가정을 주님의 이름으로 축복합니다.</w:t>
-      </w:r>
-    </w:p>
-    <w:p>
-      <w:r>
-        <w:rPr>
-          <w:b w:val="0"/>
-        </w:rPr>
-        <w:t>우리 자녀들이 평생 붙들고 나갈 하나님의 말씀을 마음 판에 새기기 위해 아래와 같이 '성경 암송 대회'를 개최합니다. 부모님께서는 자녀들이 기쁨으로 참여할 수 있도록 가정에서 함께 기도하며 연습해 주시기 바랍니다.</w:t>
-      </w:r>
-    </w:p>
-    <w:p>
-      <w:pPr>
-        <w:pStyle w:val="ListBullet"/>
-      </w:pPr>
-      <w:r>
-        <w:rPr>
-          <w:b/>
-        </w:rPr>
-        <w:t>대회 일시:</w:t>
-      </w:r>
-      <w:r>
-        <w:rPr>
-          <w:b w:val="0"/>
-        </w:rPr>
-        <w:t xml:space="preserve"> 2024년 ________월 ________일(주일) 오후 ________시</w:t>
-      </w:r>
-    </w:p>
-    <w:p>
-      <w:pPr>
-        <w:pStyle w:val="ListBullet"/>
-      </w:pPr>
-      <w:r>
-        <w:rPr>
-          <w:b/>
-        </w:rPr>
-        <w:t>준비 사항:</w:t>
-      </w:r>
-    </w:p>
-    <w:p>
-      <w:pPr>
-        <w:pStyle w:val="ListNumber"/>
-      </w:pPr>
-      <w:r>
-        <w:rPr>
-          <w:b w:val="0"/>
-        </w:rPr>
-        <w:t>각 연령에 맞는 암송 구절 범위를 확인해 주세요.</w:t>
-      </w:r>
-    </w:p>
-    <w:p>
-      <w:pPr>
-        <w:pStyle w:val="ListNumber"/>
-      </w:pPr>
-      <w:r>
-        <w:rPr>
-          <w:b w:val="0"/>
-        </w:rPr>
-        <w:t>매일 저녁 잠자기 전이나 식사 시간에 부모님이 선창하고 자녀가 따라 하는 방식으로 연습해 주세요.</w:t>
-      </w:r>
-    </w:p>
-    <w:p>
-      <w:pPr>
-        <w:pStyle w:val="ListNumber"/>
-      </w:pPr>
-      <w:r>
-        <w:rPr>
-          <w:b w:val="0"/>
-        </w:rPr>
-        <w:t>단순히 외우는 것을 넘어 말씀의 의미를 아이의 눈높이에서 설명해 주세요.</w:t>
-      </w:r>
-    </w:p>
-    <w:p>
-      <w:pPr>
-        <w:pStyle w:val="ListBullet"/>
-      </w:pPr>
-      <w:r>
-        <w:rPr>
-          <w:b/>
-        </w:rPr>
-        <w:t>신청 접수:</w:t>
-      </w:r>
-      <w:r>
-        <w:rPr>
-          <w:b w:val="0"/>
-        </w:rPr>
-        <w:t xml:space="preserve"> ________월 ________일까지 각 반 선생님께 말씀해 주세요.</w:t>
-      </w:r>
-    </w:p>
-    <w:p>
-      <w:r>
-        <w:rPr>
-          <w:b w:val="0"/>
-        </w:rPr>
-        <w:t>&gt; "오늘 내가 네게 명하는 이 말씀을 너는 마음에 새기고 네 자녀에게 부지런히 가르치며..." (신명기 6:6-7)</w:t>
-      </w:r>
-    </w:p>
-    <w:p>
-      <w:r>
-        <w:rPr>
-          <w:b/>
-        </w:rPr>
-        <w:t>2024년 ________월 ________일</w:t>
-      </w:r>
-    </w:p>
-    <w:p>
-      <w:r>
-        <w:rPr>
-          <w:b/>
-        </w:rPr>
-        <w:t>(교회명) 교회학교 유치·아동부 일동</w:t>
-      </w:r>
-    </w:p>
-    <w:p>
-      <w:pPr>
-        <w:pStyle w:val="Heading2"/>
-      </w:pPr>
-      <w:r>
-        <w:rPr>
-          <w:b w:val="0"/>
-        </w:rPr>
-        <w:t>7. 행정 및 준비물 체크리스트</w:t>
-      </w:r>
-    </w:p>
-    <w:p>
-      <w:pPr>
-        <w:pStyle w:val="ListBullet"/>
-      </w:pPr>
-      <w:r>
-        <w:rPr>
-          <w:b w:val="0"/>
-        </w:rPr>
-        <w:t>[ ] 상장 용지 및 상장 케이스 준비</w:t>
-      </w:r>
-    </w:p>
-    <w:p>
-      <w:pPr>
-        <w:pStyle w:val="ListBullet"/>
-      </w:pPr>
-      <w:r>
-        <w:rPr>
-          <w:b w:val="0"/>
-        </w:rPr>
-        <w:t>[ ] 심사표 및 필기구 준비</w:t>
-      </w:r>
-    </w:p>
-    <w:p>
-      <w:pPr>
-        <w:pStyle w:val="ListBullet"/>
-      </w:pPr>
-      <w:r>
-        <w:rPr>
-          <w:b w:val="0"/>
-        </w:rPr>
-        <w:t>[ ] 참가자 번호표(가슴 부착용)</w:t>
-      </w:r>
-    </w:p>
-    <w:p>
-      <w:pPr>
-        <w:pStyle w:val="ListBullet"/>
-      </w:pPr>
-      <w:r>
-        <w:rPr>
-          <w:b w:val="0"/>
-        </w:rPr>
-        <w:t>[ ] 시상금 및 부상 구입</w:t>
-      </w:r>
-    </w:p>
-    <w:p>
-      <w:pPr>
-        <w:pStyle w:val="ListBullet"/>
-      </w:pPr>
-      <w:r>
-        <w:rPr>
-          <w:b w:val="0"/>
-        </w:rPr>
-        <w:t>[ ] 행사장 현수막 또는 배경 PPT 제작</w:t>
-      </w:r>
-    </w:p>
-    <w:p>
-      <w:pPr>
-        <w:pStyle w:val="ListBullet"/>
-      </w:pPr>
-      <w:r>
-        <w:rPr>
-          <w:b w:val="0"/>
-        </w:rPr>
-        <w:t>[ ] 간식 및 음료 준비</w:t>
-      </w:r>
-    </w:p>
-    <w:p>
-      <w:pPr>
-        <w:pStyle w:val="ListBullet"/>
-      </w:pPr>
-      <w:r>
-        <w:rPr>
-          <w:b w:val="0"/>
-        </w:rPr>
-        <w:t>[ ] 사진 및 영상 촬영 담당자 지정 (확인 필요)</w:t>
-      </w:r>
-    </w:p>
+    <w:tbl>
+      <w:tblPr>
+        <w:tblStyle w:val="TableGrid"/>
+        <w:tblW w:type="auto" w:w="0"/>
+        <w:tblLook w:firstColumn="1" w:firstRow="1" w:lastColumn="0" w:lastRow="0" w:noHBand="0" w:noVBand="1" w:val="04A0"/>
+      </w:tblPr>
+      <w:tblGrid>
+        <w:gridCol w:w="2160"/>
+        <w:gridCol w:w="2160"/>
+        <w:gridCol w:w="2160"/>
+        <w:gridCol w:w="2160"/>
+      </w:tblGrid>
+      <w:tr>
+        <w:tc>
+          <w:tcPr>
+            <w:tcW w:type="dxa" w:w="2160"/>
+          </w:tcPr>
+          <w:p>
+            <w:r>
+              <w:rPr>
+                <w:b/>
+              </w:rPr>
+              <w:t>품목</w:t>
+            </w:r>
+          </w:p>
+        </w:tc>
+        <w:tc>
+          <w:tcPr>
+            <w:tcW w:type="dxa" w:w="2160"/>
+          </w:tcPr>
+          <w:p>
+            <w:r>
+              <w:rPr>
+                <w:b/>
+              </w:rPr>
+              <w:t>수량</w:t>
+            </w:r>
+          </w:p>
+        </w:tc>
+        <w:tc>
+          <w:tcPr>
+            <w:tcW w:type="dxa" w:w="2160"/>
+          </w:tcPr>
+          <w:p>
+            <w:r>
+              <w:rPr>
+                <w:b/>
+              </w:rPr>
+              <w:t>구입처</w:t>
+            </w:r>
+          </w:p>
+        </w:tc>
+        <w:tc>
+          <w:tcPr>
+            <w:tcW w:type="dxa" w:w="2160"/>
+          </w:tcPr>
+          <w:p>
+            <w:r>
+              <w:rPr>
+                <w:b/>
+              </w:rPr>
+              <w:t>담당</w:t>
+            </w:r>
+          </w:p>
+        </w:tc>
+      </w:tr>
+      <w:tr>
+        <w:tc>
+          <w:tcPr>
+            <w:tcW w:type="dxa" w:w="2160"/>
+          </w:tcPr>
+          <w:p>
+            <w:r>
+              <w:rPr>
+                <w:b w:val="0"/>
+              </w:rPr>
+              <w:t>상장 용지</w:t>
+            </w:r>
+          </w:p>
+        </w:tc>
+        <w:tc>
+          <w:tcPr>
+            <w:tcW w:type="dxa" w:w="2160"/>
+          </w:tcPr>
+          <w:p>
+            <w:r>
+              <w:rPr>
+                <w:b w:val="0"/>
+              </w:rPr>
+              <w:t>________</w:t>
+            </w:r>
+          </w:p>
+        </w:tc>
+        <w:tc>
+          <w:tcPr>
+            <w:tcW w:type="dxa" w:w="2160"/>
+          </w:tcPr>
+          <w:p>
+            <w:r>
+              <w:rPr>
+                <w:b w:val="0"/>
+              </w:rPr>
+              <w:t>________</w:t>
+            </w:r>
+          </w:p>
+        </w:tc>
+        <w:tc>
+          <w:tcPr>
+            <w:tcW w:type="dxa" w:w="2160"/>
+          </w:tcPr>
+          <w:p>
+            <w:r>
+              <w:rPr>
+                <w:b w:val="0"/>
+              </w:rPr>
+              <w:t>________</w:t>
+            </w:r>
+          </w:p>
+        </w:tc>
+      </w:tr>
+      <w:tr>
+        <w:tc>
+          <w:tcPr>
+            <w:tcW w:type="dxa" w:w="2160"/>
+          </w:tcPr>
+          <w:p>
+            <w:r>
+              <w:rPr>
+                <w:b w:val="0"/>
+              </w:rPr>
+              <w:t>시상 상품</w:t>
+            </w:r>
+          </w:p>
+        </w:tc>
+        <w:tc>
+          <w:tcPr>
+            <w:tcW w:type="dxa" w:w="2160"/>
+          </w:tcPr>
+          <w:p>
+            <w:r>
+              <w:rPr>
+                <w:b w:val="0"/>
+              </w:rPr>
+              <w:t>________</w:t>
+            </w:r>
+          </w:p>
+        </w:tc>
+        <w:tc>
+          <w:tcPr>
+            <w:tcW w:type="dxa" w:w="2160"/>
+          </w:tcPr>
+          <w:p>
+            <w:r>
+              <w:rPr>
+                <w:b w:val="0"/>
+              </w:rPr>
+              <w:t>________</w:t>
+            </w:r>
+          </w:p>
+        </w:tc>
+        <w:tc>
+          <w:tcPr>
+            <w:tcW w:type="dxa" w:w="2160"/>
+          </w:tcPr>
+          <w:p>
+            <w:r>
+              <w:rPr>
+                <w:b w:val="0"/>
+              </w:rPr>
+              <w:t>________</w:t>
+            </w:r>
+          </w:p>
+        </w:tc>
+      </w:tr>
+      <w:tr>
+        <w:tc>
+          <w:tcPr>
+            <w:tcW w:type="dxa" w:w="2160"/>
+          </w:tcPr>
+          <w:p>
+            <w:r>
+              <w:rPr>
+                <w:b w:val="0"/>
+              </w:rPr>
+              <w:t>참가 선물</w:t>
+            </w:r>
+          </w:p>
+        </w:tc>
+        <w:tc>
+          <w:tcPr>
+            <w:tcW w:type="dxa" w:w="2160"/>
+          </w:tcPr>
+          <w:p>
+            <w:r>
+              <w:rPr>
+                <w:b w:val="0"/>
+              </w:rPr>
+              <w:t>________</w:t>
+            </w:r>
+          </w:p>
+        </w:tc>
+        <w:tc>
+          <w:tcPr>
+            <w:tcW w:type="dxa" w:w="2160"/>
+          </w:tcPr>
+          <w:p>
+            <w:r>
+              <w:rPr>
+                <w:b w:val="0"/>
+              </w:rPr>
+              <w:t>________</w:t>
+            </w:r>
+          </w:p>
+        </w:tc>
+        <w:tc>
+          <w:tcPr>
+            <w:tcW w:type="dxa" w:w="2160"/>
+          </w:tcPr>
+          <w:p>
+            <w:r>
+              <w:rPr>
+                <w:b w:val="0"/>
+              </w:rPr>
+              <w:t>________</w:t>
+            </w:r>
+          </w:p>
+        </w:tc>
+      </w:tr>
+    </w:tbl>
+    <w:p/>
     <w:sectPr>
       <w:pgSz w:w="12240" w:h="15840"/>
       <w:pgMar w:top="1440" w:right="1800" w:bottom="1440" w:left="1800" w:header="720" w:footer="720" w:gutter="0"/>

--- a/docs/28_성경암송대회_계획서.docx
+++ b/docs/28_성경암송대회_계획서.docx
@@ -11,108 +11,131 @@
         <w:rPr>
           <w:b w:val="0"/>
         </w:rPr>
-        <w:t>________년 (교회명) 유치부·아동부 성경 암송 대회 계획서</w:t>
+        <w:t>[연도] (교회명) (부서명) 성경 암송 대회 계획서</w:t>
       </w:r>
     </w:p>
-    <w:p>
-      <w:pPr>
-        <w:pStyle w:val="Heading2"/>
-      </w:pPr>
-      <w:r>
-        <w:rPr>
-          <w:b w:val="0"/>
-        </w:rPr>
-        <w:t>개요</w:t>
-      </w:r>
-    </w:p>
-    <w:p>
-      <w:pPr>
-        <w:pStyle w:val="ListBullet"/>
-      </w:pPr>
-      <w:r>
-        <w:rPr>
-          <w:b w:val="0"/>
-        </w:rPr>
-        <w:t>주제 : 말씀을 마음에 새겨요</w:t>
-      </w:r>
-    </w:p>
-    <w:p>
-      <w:pPr>
-        <w:pStyle w:val="ListBullet"/>
-      </w:pPr>
-      <w:r>
-        <w:rPr>
-          <w:b w:val="0"/>
-        </w:rPr>
-        <w:t>주제 말씀 : 시편 119:11</w:t>
-      </w:r>
-    </w:p>
-    <w:p>
-      <w:pPr>
-        <w:pStyle w:val="ListBullet"/>
-      </w:pPr>
-      <w:r>
-        <w:rPr>
-          <w:b w:val="0"/>
-        </w:rPr>
-        <w:t>목적 : 말씀을 즐겁게 암송하고 생활 속에서 실천한다.</w:t>
-      </w:r>
-    </w:p>
-    <w:p>
-      <w:pPr>
-        <w:pStyle w:val="ListBullet"/>
-      </w:pPr>
-      <w:r>
-        <w:rPr>
-          <w:b w:val="0"/>
-        </w:rPr>
-        <w:t>장소 : ________</w:t>
-      </w:r>
-    </w:p>
-    <w:p>
-      <w:pPr>
-        <w:pStyle w:val="ListBullet"/>
-      </w:pPr>
-      <w:r>
-        <w:rPr>
-          <w:b w:val="0"/>
-        </w:rPr>
-        <w:t>일시 : ________년 ________월 ________일 ________시</w:t>
-      </w:r>
-    </w:p>
-    <w:p>
-      <w:pPr>
-        <w:pStyle w:val="ListBullet"/>
-      </w:pPr>
-      <w:r>
-        <w:rPr>
-          <w:b w:val="0"/>
-        </w:rPr>
-        <w:t>담당 : ________</w:t>
-      </w:r>
-    </w:p>
-    <w:p>
-      <w:pPr>
-        <w:pStyle w:val="ListBullet"/>
-      </w:pPr>
-      <w:r>
-        <w:rPr>
-          <w:b w:val="0"/>
-        </w:rPr>
-        <w:t>대상 : 유치부·아동부(예상 인원 ________명: 학생 ________, 교사 ________)</w:t>
-      </w:r>
-    </w:p>
-    <w:p>
-      <w:pPr>
-        <w:pStyle w:val="Heading2"/>
-      </w:pPr>
-      <w:r>
-        <w:rPr>
-          <w:b w:val="0"/>
-        </w:rPr>
-        <w:t>연령별 암송 구절 범위</w:t>
-      </w:r>
-    </w:p>
+    <w:tbl>
+      <w:tblPr>
+        <w:tblStyle w:val="TableGrid"/>
+        <w:tblW w:type="auto" w:w="0"/>
+        <w:tblLook w:firstColumn="1" w:firstRow="1" w:lastColumn="0" w:lastRow="0" w:noHBand="0" w:noVBand="1" w:val="04A0"/>
+      </w:tblPr>
+      <w:tblGrid>
+        <w:gridCol w:w="2160"/>
+        <w:gridCol w:w="2160"/>
+        <w:gridCol w:w="2160"/>
+        <w:gridCol w:w="2160"/>
+      </w:tblGrid>
+      <w:tr>
+        <w:tc>
+          <w:tcPr>
+            <w:tcW w:type="dxa" w:w="2160"/>
+          </w:tcPr>
+          <w:p>
+            <w:r>
+              <w:rPr>
+                <w:b/>
+              </w:rPr>
+              <w:t>작성일</w:t>
+            </w:r>
+          </w:p>
+        </w:tc>
+        <w:tc>
+          <w:tcPr>
+            <w:tcW w:type="dxa" w:w="2160"/>
+          </w:tcPr>
+          <w:p>
+            <w:r>
+              <w:rPr>
+                <w:b/>
+              </w:rPr>
+              <w:t>작성자</w:t>
+            </w:r>
+          </w:p>
+        </w:tc>
+        <w:tc>
+          <w:tcPr>
+            <w:tcW w:type="dxa" w:w="2160"/>
+          </w:tcPr>
+          <w:p>
+            <w:r>
+              <w:rPr>
+                <w:b/>
+              </w:rPr>
+              <w:t>부서</w:t>
+            </w:r>
+          </w:p>
+        </w:tc>
+        <w:tc>
+          <w:tcPr>
+            <w:tcW w:type="dxa" w:w="2160"/>
+          </w:tcPr>
+          <w:p>
+            <w:r>
+              <w:rPr>
+                <w:b/>
+              </w:rPr>
+              <w:t>문서 상태(초안/확정)</w:t>
+            </w:r>
+          </w:p>
+        </w:tc>
+      </w:tr>
+      <w:tr>
+        <w:tc>
+          <w:tcPr>
+            <w:tcW w:type="dxa" w:w="2160"/>
+          </w:tcPr>
+          <w:p>
+            <w:r>
+              <w:rPr>
+                <w:b w:val="0"/>
+              </w:rPr>
+              <w:t>________년 ________월 ________일</w:t>
+            </w:r>
+          </w:p>
+        </w:tc>
+        <w:tc>
+          <w:tcPr>
+            <w:tcW w:type="dxa" w:w="2160"/>
+          </w:tcPr>
+          <w:p>
+            <w:r>
+              <w:rPr>
+                <w:b w:val="0"/>
+              </w:rPr>
+              <w:t>________</w:t>
+            </w:r>
+          </w:p>
+        </w:tc>
+        <w:tc>
+          <w:tcPr>
+            <w:tcW w:type="dxa" w:w="2160"/>
+          </w:tcPr>
+          <w:p>
+            <w:r>
+              <w:rPr>
+                <w:b w:val="0"/>
+              </w:rPr>
+              <w:t>________</w:t>
+            </w:r>
+          </w:p>
+        </w:tc>
+        <w:tc>
+          <w:tcPr>
+            <w:tcW w:type="dxa" w:w="2160"/>
+          </w:tcPr>
+          <w:p>
+            <w:r>
+              <w:rPr>
+                <w:b w:val="0"/>
+              </w:rPr>
+              <w:t>________</w:t>
+            </w:r>
+          </w:p>
+        </w:tc>
+      </w:tr>
+    </w:tbl>
+    <w:p/>
     <w:tbl>
       <w:tblPr>
         <w:tblStyle w:val="TableGrid"/>
@@ -134,7 +157,7 @@
               <w:rPr>
                 <w:b/>
               </w:rPr>
-              <w:t>구분</w:t>
+              <w:t>작성</w:t>
             </w:r>
           </w:p>
         </w:tc>
@@ -147,7 +170,7 @@
               <w:rPr>
                 <w:b/>
               </w:rPr>
-              <w:t>암송 범위</w:t>
+              <w:t>검토</w:t>
             </w:r>
           </w:p>
         </w:tc>
@@ -160,7 +183,7 @@
               <w:rPr>
                 <w:b/>
               </w:rPr>
-              <w:t>진행 방법</w:t>
+              <w:t>승인</w:t>
             </w:r>
           </w:p>
         </w:tc>
@@ -175,7 +198,7 @@
               <w:rPr>
                 <w:b w:val="0"/>
               </w:rPr>
-              <w:t>유치부(미취학)</w:t>
+              <w:t>________</w:t>
             </w:r>
           </w:p>
         </w:tc>
@@ -188,7 +211,7 @@
               <w:rPr>
                 <w:b w:val="0"/>
               </w:rPr>
-              <w:t>시편 23:1, 데살로니가전서 5:16–18</w:t>
+              <w:t>________</w:t>
             </w:r>
           </w:p>
         </w:tc>
@@ -201,89 +224,7 @@
               <w:rPr>
                 <w:b w:val="0"/>
               </w:rPr>
-              <w:t>한 구절씩 나누어 암송 가능</w:t>
-            </w:r>
-          </w:p>
-        </w:tc>
-      </w:tr>
-      <w:tr>
-        <w:tc>
-          <w:tcPr>
-            <w:tcW w:type="dxa" w:w="2880"/>
-          </w:tcPr>
-          <w:p>
-            <w:r>
-              <w:rPr>
-                <w:b w:val="0"/>
-              </w:rPr>
-              <w:t>아동부 저학년(초등 1–3학년)</w:t>
-            </w:r>
-          </w:p>
-        </w:tc>
-        <w:tc>
-          <w:tcPr>
-            <w:tcW w:type="dxa" w:w="2880"/>
-          </w:tcPr>
-          <w:p>
-            <w:r>
-              <w:rPr>
-                <w:b w:val="0"/>
-              </w:rPr>
-              <w:t>시편 23:1–3, 데살로니가전서 5:16–18</w:t>
-            </w:r>
-          </w:p>
-        </w:tc>
-        <w:tc>
-          <w:tcPr>
-            <w:tcW w:type="dxa" w:w="2880"/>
-          </w:tcPr>
-          <w:p>
-            <w:r>
-              <w:rPr>
-                <w:b w:val="0"/>
-              </w:rPr>
-              <w:t>범위 순서대로 암송</w:t>
-            </w:r>
-          </w:p>
-        </w:tc>
-      </w:tr>
-      <w:tr>
-        <w:tc>
-          <w:tcPr>
-            <w:tcW w:type="dxa" w:w="2880"/>
-          </w:tcPr>
-          <w:p>
-            <w:r>
-              <w:rPr>
-                <w:b w:val="0"/>
-              </w:rPr>
-              <w:t>아동부 고학년(초등 4–6학년)</w:t>
-            </w:r>
-          </w:p>
-        </w:tc>
-        <w:tc>
-          <w:tcPr>
-            <w:tcW w:type="dxa" w:w="2880"/>
-          </w:tcPr>
-          <w:p>
-            <w:r>
-              <w:rPr>
-                <w:b w:val="0"/>
-              </w:rPr>
-              <w:t>시편 23:1–6, 데살로니가전서 5:16–18</w:t>
-            </w:r>
-          </w:p>
-        </w:tc>
-        <w:tc>
-          <w:tcPr>
-            <w:tcW w:type="dxa" w:w="2880"/>
-          </w:tcPr>
-          <w:p>
-            <w:r>
-              <w:rPr>
-                <w:b w:val="0"/>
-              </w:rPr>
-              <w:t>범위 순서대로 암송</w:t>
+              <w:t>________</w:t>
             </w:r>
           </w:p>
         </w:tc>
@@ -291,36 +232,43 @@
     </w:tbl>
     <w:p/>
     <w:p>
-      <w:pPr>
-        <w:pStyle w:val="ListBullet"/>
-      </w:pPr>
+      <w:r>
+        <w:rPr>
+          <w:b/>
+        </w:rPr>
+        <w:t>요약</w:t>
+      </w:r>
+    </w:p>
+    <w:p>
       <w:r>
         <w:rPr>
           <w:b w:val="0"/>
         </w:rPr>
-        <w:t>사용 성경 번역본 : ________</w:t>
+        <w:t>승인 요청 사항: 유치부·아동부 성경 암송 대회 운영, 암송 범위 및 시상 계획을 승인하여 주시기 바랍니다.</w:t>
       </w:r>
     </w:p>
     <w:p>
-      <w:pPr>
-        <w:pStyle w:val="ListBullet"/>
-      </w:pPr>
       <w:r>
         <w:rPr>
           <w:b w:val="0"/>
         </w:rPr>
-        <w:t>확정 범위와 번역본은 연습 시작 전에 가정에 동일하게 안내한다.</w:t>
+        <w:t>핵심 개요: ________년 ________월 ________일에 (교회명) ________에서 유치부·아동부 어린이 ________명을 대상으로 실시합니다.</w:t>
       </w:r>
     </w:p>
     <w:p>
-      <w:pPr>
-        <w:pStyle w:val="ListBullet"/>
-      </w:pPr>
       <w:r>
         <w:rPr>
           <w:b w:val="0"/>
         </w:rPr>
-        <w:t>발음·언어·발달 특성에 따른 참여 방법은 보호자와 미리 협의한다.</w:t>
+        <w:t>운영 방향: 연령별 암송 범위를 적용하며, 모든 참가자의 말씀 암송 과정과 참여를 격려합니다.</w:t>
+      </w:r>
+    </w:p>
+    <w:p>
+      <w:r>
+        <w:rPr>
+          <w:b w:val="0"/>
+        </w:rPr>
+        <w:t>예산 총액: 금________원(금________) / 재원: ________ / 승인 요청 기한: ________</w:t>
       </w:r>
     </w:p>
     <w:p>
@@ -331,858 +279,7 @@
         <w:rPr>
           <w:b w:val="0"/>
         </w:rPr>
-        <w:t>연습 일정</w:t>
-      </w:r>
-    </w:p>
-    <w:tbl>
-      <w:tblPr>
-        <w:tblStyle w:val="TableGrid"/>
-        <w:tblW w:type="auto" w:w="0"/>
-        <w:tblLook w:firstColumn="1" w:firstRow="1" w:lastColumn="0" w:lastRow="0" w:noHBand="0" w:noVBand="1" w:val="04A0"/>
-      </w:tblPr>
-      <w:tblGrid>
-        <w:gridCol w:w="2880"/>
-        <w:gridCol w:w="2880"/>
-        <w:gridCol w:w="2880"/>
-      </w:tblGrid>
-      <w:tr>
-        <w:tc>
-          <w:tcPr>
-            <w:tcW w:type="dxa" w:w="2880"/>
-          </w:tcPr>
-          <w:p>
-            <w:r>
-              <w:rPr>
-                <w:b/>
-              </w:rPr>
-              <w:t>시기</w:t>
-            </w:r>
-          </w:p>
-        </w:tc>
-        <w:tc>
-          <w:tcPr>
-            <w:tcW w:type="dxa" w:w="2880"/>
-          </w:tcPr>
-          <w:p>
-            <w:r>
-              <w:rPr>
-                <w:b/>
-              </w:rPr>
-              <w:t>교회 연습</w:t>
-            </w:r>
-          </w:p>
-        </w:tc>
-        <w:tc>
-          <w:tcPr>
-            <w:tcW w:type="dxa" w:w="2880"/>
-          </w:tcPr>
-          <w:p>
-            <w:r>
-              <w:rPr>
-                <w:b/>
-              </w:rPr>
-              <w:t>가정 연습</w:t>
-            </w:r>
-          </w:p>
-        </w:tc>
-      </w:tr>
-      <w:tr>
-        <w:tc>
-          <w:tcPr>
-            <w:tcW w:type="dxa" w:w="2880"/>
-          </w:tcPr>
-          <w:p>
-            <w:r>
-              <w:rPr>
-                <w:b w:val="0"/>
-              </w:rPr>
-              <w:t>4주 전</w:t>
-            </w:r>
-          </w:p>
-        </w:tc>
-        <w:tc>
-          <w:tcPr>
-            <w:tcW w:type="dxa" w:w="2880"/>
-          </w:tcPr>
-          <w:p>
-            <w:r>
-              <w:rPr>
-                <w:b w:val="0"/>
-              </w:rPr>
-              <w:t>범위 안내, 교사와 함께 읽기</w:t>
-            </w:r>
-          </w:p>
-        </w:tc>
-        <w:tc>
-          <w:tcPr>
-            <w:tcW w:type="dxa" w:w="2880"/>
-          </w:tcPr>
-          <w:p>
-            <w:r>
-              <w:rPr>
-                <w:b w:val="0"/>
-              </w:rPr>
-              <w:t>하루 한 구절씩 듣고 따라 하기</w:t>
-            </w:r>
-          </w:p>
-        </w:tc>
-      </w:tr>
-      <w:tr>
-        <w:tc>
-          <w:tcPr>
-            <w:tcW w:type="dxa" w:w="2880"/>
-          </w:tcPr>
-          <w:p>
-            <w:r>
-              <w:rPr>
-                <w:b w:val="0"/>
-              </w:rPr>
-              <w:t>3주 전</w:t>
-            </w:r>
-          </w:p>
-        </w:tc>
-        <w:tc>
-          <w:tcPr>
-            <w:tcW w:type="dxa" w:w="2880"/>
-          </w:tcPr>
-          <w:p>
-            <w:r>
-              <w:rPr>
-                <w:b w:val="0"/>
-              </w:rPr>
-              <w:t>구절을 나누어 암송하기</w:t>
-            </w:r>
-          </w:p>
-        </w:tc>
-        <w:tc>
-          <w:tcPr>
-            <w:tcW w:type="dxa" w:w="2880"/>
-          </w:tcPr>
-          <w:p>
-            <w:r>
-              <w:rPr>
-                <w:b w:val="0"/>
-              </w:rPr>
-              <w:t>하루 5분 반복하기</w:t>
-            </w:r>
-          </w:p>
-        </w:tc>
-      </w:tr>
-      <w:tr>
-        <w:tc>
-          <w:tcPr>
-            <w:tcW w:type="dxa" w:w="2880"/>
-          </w:tcPr>
-          <w:p>
-            <w:r>
-              <w:rPr>
-                <w:b w:val="0"/>
-              </w:rPr>
-              <w:t>2주 전</w:t>
-            </w:r>
-          </w:p>
-        </w:tc>
-        <w:tc>
-          <w:tcPr>
-            <w:tcW w:type="dxa" w:w="2880"/>
-          </w:tcPr>
-          <w:p>
-            <w:r>
-              <w:rPr>
-                <w:b w:val="0"/>
-              </w:rPr>
-              <w:t>짝과 번갈아 암송하기</w:t>
-            </w:r>
-          </w:p>
-        </w:tc>
-        <w:tc>
-          <w:tcPr>
-            <w:tcW w:type="dxa" w:w="2880"/>
-          </w:tcPr>
-          <w:p>
-            <w:r>
-              <w:rPr>
-                <w:b w:val="0"/>
-              </w:rPr>
-              <w:t>익힌 구절 연결하기</w:t>
-            </w:r>
-          </w:p>
-        </w:tc>
-      </w:tr>
-      <w:tr>
-        <w:tc>
-          <w:tcPr>
-            <w:tcW w:type="dxa" w:w="2880"/>
-          </w:tcPr>
-          <w:p>
-            <w:r>
-              <w:rPr>
-                <w:b w:val="0"/>
-              </w:rPr>
-              <w:t>1주 전</w:t>
-            </w:r>
-          </w:p>
-        </w:tc>
-        <w:tc>
-          <w:tcPr>
-            <w:tcW w:type="dxa" w:w="2880"/>
-          </w:tcPr>
-          <w:p>
-            <w:r>
-              <w:rPr>
-                <w:b w:val="0"/>
-              </w:rPr>
-              <w:t>마이크 사용과 발표 연습</w:t>
-            </w:r>
-          </w:p>
-        </w:tc>
-        <w:tc>
-          <w:tcPr>
-            <w:tcW w:type="dxa" w:w="2880"/>
-          </w:tcPr>
-          <w:p>
-            <w:r>
-              <w:rPr>
-                <w:b w:val="0"/>
-              </w:rPr>
-              <w:t>편안하게 끝까지 암송하기</w:t>
-            </w:r>
-          </w:p>
-        </w:tc>
-      </w:tr>
-      <w:tr>
-        <w:tc>
-          <w:tcPr>
-            <w:tcW w:type="dxa" w:w="2880"/>
-          </w:tcPr>
-          <w:p>
-            <w:r>
-              <w:rPr>
-                <w:b w:val="0"/>
-              </w:rPr>
-              <w:t>대회 당일</w:t>
-            </w:r>
-          </w:p>
-        </w:tc>
-        <w:tc>
-          <w:tcPr>
-            <w:tcW w:type="dxa" w:w="2880"/>
-          </w:tcPr>
-          <w:p>
-            <w:r>
-              <w:rPr>
-                <w:b w:val="0"/>
-              </w:rPr>
-              <w:t>부서별 짧은 복습</w:t>
-            </w:r>
-          </w:p>
-        </w:tc>
-        <w:tc>
-          <w:tcPr>
-            <w:tcW w:type="dxa" w:w="2880"/>
-          </w:tcPr>
-          <w:p>
-            <w:r>
-              <w:rPr>
-                <w:b w:val="0"/>
-              </w:rPr>
-              <w:t>격려하며 참석하기</w:t>
-            </w:r>
-          </w:p>
-        </w:tc>
-      </w:tr>
-    </w:tbl>
-    <w:p/>
-    <w:p>
-      <w:pPr>
-        <w:pStyle w:val="Heading2"/>
-      </w:pPr>
-      <w:r>
-        <w:rPr>
-          <w:b w:val="0"/>
-        </w:rPr>
-        <w:t>준비물</w:t>
-      </w:r>
-    </w:p>
-    <w:tbl>
-      <w:tblPr>
-        <w:tblStyle w:val="TableGrid"/>
-        <w:tblW w:type="auto" w:w="0"/>
-        <w:tblLook w:firstColumn="1" w:firstRow="1" w:lastColumn="0" w:lastRow="0" w:noHBand="0" w:noVBand="1" w:val="04A0"/>
-      </w:tblPr>
-      <w:tblGrid>
-        <w:gridCol w:w="2880"/>
-        <w:gridCol w:w="2880"/>
-        <w:gridCol w:w="2880"/>
-      </w:tblGrid>
-      <w:tr>
-        <w:tc>
-          <w:tcPr>
-            <w:tcW w:type="dxa" w:w="2880"/>
-          </w:tcPr>
-          <w:p>
-            <w:r>
-              <w:rPr>
-                <w:b/>
-              </w:rPr>
-              <w:t>구분</w:t>
-            </w:r>
-          </w:p>
-        </w:tc>
-        <w:tc>
-          <w:tcPr>
-            <w:tcW w:type="dxa" w:w="2880"/>
-          </w:tcPr>
-          <w:p>
-            <w:r>
-              <w:rPr>
-                <w:b/>
-              </w:rPr>
-              <w:t>준비물</w:t>
-            </w:r>
-          </w:p>
-        </w:tc>
-        <w:tc>
-          <w:tcPr>
-            <w:tcW w:type="dxa" w:w="2880"/>
-          </w:tcPr>
-          <w:p>
-            <w:r>
-              <w:rPr>
-                <w:b/>
-              </w:rPr>
-              <w:t>비고</w:t>
-            </w:r>
-          </w:p>
-        </w:tc>
-      </w:tr>
-      <w:tr>
-        <w:tc>
-          <w:tcPr>
-            <w:tcW w:type="dxa" w:w="2880"/>
-          </w:tcPr>
-          <w:p>
-            <w:r>
-              <w:rPr>
-                <w:b w:val="0"/>
-              </w:rPr>
-              <w:t>진행</w:t>
-            </w:r>
-          </w:p>
-        </w:tc>
-        <w:tc>
-          <w:tcPr>
-            <w:tcW w:type="dxa" w:w="2880"/>
-          </w:tcPr>
-          <w:p>
-            <w:r>
-              <w:rPr>
-                <w:b w:val="0"/>
-              </w:rPr>
-              <w:t>성경, 연령별 암송 범위 안내지, 순서표</w:t>
-            </w:r>
-          </w:p>
-        </w:tc>
-        <w:tc>
-          <w:tcPr>
-            <w:tcW w:type="dxa" w:w="2880"/>
-          </w:tcPr>
-          <w:p>
-            <w:r>
-              <w:rPr>
-                <w:b w:val="0"/>
-              </w:rPr>
-              <w:t>번역본 통일</w:t>
-            </w:r>
-          </w:p>
-        </w:tc>
-      </w:tr>
-      <w:tr>
-        <w:tc>
-          <w:tcPr>
-            <w:tcW w:type="dxa" w:w="2880"/>
-          </w:tcPr>
-          <w:p>
-            <w:r>
-              <w:rPr>
-                <w:b w:val="0"/>
-              </w:rPr>
-              <w:t>심사</w:t>
-            </w:r>
-          </w:p>
-        </w:tc>
-        <w:tc>
-          <w:tcPr>
-            <w:tcW w:type="dxa" w:w="2880"/>
-          </w:tcPr>
-          <w:p>
-            <w:r>
-              <w:rPr>
-                <w:b w:val="0"/>
-              </w:rPr>
-              <w:t>심사표, 필기구, 집계표</w:t>
-            </w:r>
-          </w:p>
-        </w:tc>
-        <w:tc>
-          <w:tcPr>
-            <w:tcW w:type="dxa" w:w="2880"/>
-          </w:tcPr>
-          <w:p>
-            <w:r>
-              <w:rPr>
-                <w:b w:val="0"/>
-              </w:rPr>
-              <w:t>심사위원 ________명</w:t>
-            </w:r>
-          </w:p>
-        </w:tc>
-      </w:tr>
-      <w:tr>
-        <w:tc>
-          <w:tcPr>
-            <w:tcW w:type="dxa" w:w="2880"/>
-          </w:tcPr>
-          <w:p>
-            <w:r>
-              <w:rPr>
-                <w:b w:val="0"/>
-              </w:rPr>
-              <w:t>시설</w:t>
-            </w:r>
-          </w:p>
-        </w:tc>
-        <w:tc>
-          <w:tcPr>
-            <w:tcW w:type="dxa" w:w="2880"/>
-          </w:tcPr>
-          <w:p>
-            <w:r>
-              <w:rPr>
-                <w:b w:val="0"/>
-              </w:rPr>
-              <w:t>마이크, 음향기기, 대기 의자</w:t>
-            </w:r>
-          </w:p>
-        </w:tc>
-        <w:tc>
-          <w:tcPr>
-            <w:tcW w:type="dxa" w:w="2880"/>
-          </w:tcPr>
-          <w:p>
-            <w:r>
-              <w:rPr>
-                <w:b w:val="0"/>
-              </w:rPr>
-              <w:t>사전 점검</w:t>
-            </w:r>
-          </w:p>
-        </w:tc>
-      </w:tr>
-      <w:tr>
-        <w:tc>
-          <w:tcPr>
-            <w:tcW w:type="dxa" w:w="2880"/>
-          </w:tcPr>
-          <w:p>
-            <w:r>
-              <w:rPr>
-                <w:b w:val="0"/>
-              </w:rPr>
-              <w:t>시상</w:t>
-            </w:r>
-          </w:p>
-        </w:tc>
-        <w:tc>
-          <w:tcPr>
-            <w:tcW w:type="dxa" w:w="2880"/>
-          </w:tcPr>
-          <w:p>
-            <w:r>
-              <w:rPr>
-                <w:b w:val="0"/>
-              </w:rPr>
-              <w:t>상장, 상품, 참가 선물</w:t>
-            </w:r>
-          </w:p>
-        </w:tc>
-        <w:tc>
-          <w:tcPr>
-            <w:tcW w:type="dxa" w:w="2880"/>
-          </w:tcPr>
-          <w:p>
-            <w:r>
-              <w:rPr>
-                <w:b w:val="0"/>
-              </w:rPr>
-              <w:t>참석 인원 확인</w:t>
-            </w:r>
-          </w:p>
-        </w:tc>
-      </w:tr>
-    </w:tbl>
-    <w:p/>
-    <w:p>
-      <w:pPr>
-        <w:pStyle w:val="Heading2"/>
-      </w:pPr>
-      <w:r>
-        <w:rPr>
-          <w:b w:val="0"/>
-        </w:rPr>
-        <w:t>시간표</w:t>
-      </w:r>
-    </w:p>
-    <w:tbl>
-      <w:tblPr>
-        <w:tblStyle w:val="TableGrid"/>
-        <w:tblW w:type="auto" w:w="0"/>
-        <w:tblLook w:firstColumn="1" w:firstRow="1" w:lastColumn="0" w:lastRow="0" w:noHBand="0" w:noVBand="1" w:val="04A0"/>
-      </w:tblPr>
-      <w:tblGrid>
-        <w:gridCol w:w="2880"/>
-        <w:gridCol w:w="2880"/>
-        <w:gridCol w:w="2880"/>
-      </w:tblGrid>
-      <w:tr>
-        <w:tc>
-          <w:tcPr>
-            <w:tcW w:type="dxa" w:w="2880"/>
-          </w:tcPr>
-          <w:p>
-            <w:r>
-              <w:rPr>
-                <w:b/>
-              </w:rPr>
-              <w:t>시간</w:t>
-            </w:r>
-          </w:p>
-        </w:tc>
-        <w:tc>
-          <w:tcPr>
-            <w:tcW w:type="dxa" w:w="2880"/>
-          </w:tcPr>
-          <w:p>
-            <w:r>
-              <w:rPr>
-                <w:b/>
-              </w:rPr>
-              <w:t>내용</w:t>
-            </w:r>
-          </w:p>
-        </w:tc>
-        <w:tc>
-          <w:tcPr>
-            <w:tcW w:type="dxa" w:w="2880"/>
-          </w:tcPr>
-          <w:p>
-            <w:r>
-              <w:rPr>
-                <w:b/>
-              </w:rPr>
-              <w:t>담당</w:t>
-            </w:r>
-          </w:p>
-        </w:tc>
-      </w:tr>
-      <w:tr>
-        <w:tc>
-          <w:tcPr>
-            <w:tcW w:type="dxa" w:w="2880"/>
-          </w:tcPr>
-          <w:p>
-            <w:r>
-              <w:rPr>
-                <w:b w:val="0"/>
-              </w:rPr>
-              <w:t>________–________</w:t>
-            </w:r>
-          </w:p>
-        </w:tc>
-        <w:tc>
-          <w:tcPr>
-            <w:tcW w:type="dxa" w:w="2880"/>
-          </w:tcPr>
-          <w:p>
-            <w:r>
-              <w:rPr>
-                <w:b w:val="0"/>
-              </w:rPr>
-              <w:t>접수 및 자리 안내</w:t>
-            </w:r>
-          </w:p>
-        </w:tc>
-        <w:tc>
-          <w:tcPr>
-            <w:tcW w:type="dxa" w:w="2880"/>
-          </w:tcPr>
-          <w:p>
-            <w:r>
-              <w:rPr>
-                <w:b w:val="0"/>
-              </w:rPr>
-              <w:t>________</w:t>
-            </w:r>
-          </w:p>
-        </w:tc>
-      </w:tr>
-      <w:tr>
-        <w:tc>
-          <w:tcPr>
-            <w:tcW w:type="dxa" w:w="2880"/>
-          </w:tcPr>
-          <w:p>
-            <w:r>
-              <w:rPr>
-                <w:b w:val="0"/>
-              </w:rPr>
-              <w:t>________–________</w:t>
-            </w:r>
-          </w:p>
-        </w:tc>
-        <w:tc>
-          <w:tcPr>
-            <w:tcW w:type="dxa" w:w="2880"/>
-          </w:tcPr>
-          <w:p>
-            <w:r>
-              <w:rPr>
-                <w:b w:val="0"/>
-              </w:rPr>
-              <w:t>찬양·기도·진행 안내</w:t>
-            </w:r>
-          </w:p>
-        </w:tc>
-        <w:tc>
-          <w:tcPr>
-            <w:tcW w:type="dxa" w:w="2880"/>
-          </w:tcPr>
-          <w:p>
-            <w:r>
-              <w:rPr>
-                <w:b w:val="0"/>
-              </w:rPr>
-              <w:t>________</w:t>
-            </w:r>
-          </w:p>
-        </w:tc>
-      </w:tr>
-      <w:tr>
-        <w:tc>
-          <w:tcPr>
-            <w:tcW w:type="dxa" w:w="2880"/>
-          </w:tcPr>
-          <w:p>
-            <w:r>
-              <w:rPr>
-                <w:b w:val="0"/>
-              </w:rPr>
-              <w:t>________–________</w:t>
-            </w:r>
-          </w:p>
-        </w:tc>
-        <w:tc>
-          <w:tcPr>
-            <w:tcW w:type="dxa" w:w="2880"/>
-          </w:tcPr>
-          <w:p>
-            <w:r>
-              <w:rPr>
-                <w:b w:val="0"/>
-              </w:rPr>
-              <w:t>유치부 암송</w:t>
-            </w:r>
-          </w:p>
-        </w:tc>
-        <w:tc>
-          <w:tcPr>
-            <w:tcW w:type="dxa" w:w="2880"/>
-          </w:tcPr>
-          <w:p>
-            <w:r>
-              <w:rPr>
-                <w:b w:val="0"/>
-              </w:rPr>
-              <w:t>________</w:t>
-            </w:r>
-          </w:p>
-        </w:tc>
-      </w:tr>
-      <w:tr>
-        <w:tc>
-          <w:tcPr>
-            <w:tcW w:type="dxa" w:w="2880"/>
-          </w:tcPr>
-          <w:p>
-            <w:r>
-              <w:rPr>
-                <w:b w:val="0"/>
-              </w:rPr>
-              <w:t>________–________</w:t>
-            </w:r>
-          </w:p>
-        </w:tc>
-        <w:tc>
-          <w:tcPr>
-            <w:tcW w:type="dxa" w:w="2880"/>
-          </w:tcPr>
-          <w:p>
-            <w:r>
-              <w:rPr>
-                <w:b w:val="0"/>
-              </w:rPr>
-              <w:t>아동부 저학년 암송</w:t>
-            </w:r>
-          </w:p>
-        </w:tc>
-        <w:tc>
-          <w:tcPr>
-            <w:tcW w:type="dxa" w:w="2880"/>
-          </w:tcPr>
-          <w:p>
-            <w:r>
-              <w:rPr>
-                <w:b w:val="0"/>
-              </w:rPr>
-              <w:t>________</w:t>
-            </w:r>
-          </w:p>
-        </w:tc>
-      </w:tr>
-      <w:tr>
-        <w:tc>
-          <w:tcPr>
-            <w:tcW w:type="dxa" w:w="2880"/>
-          </w:tcPr>
-          <w:p>
-            <w:r>
-              <w:rPr>
-                <w:b w:val="0"/>
-              </w:rPr>
-              <w:t>________–________</w:t>
-            </w:r>
-          </w:p>
-        </w:tc>
-        <w:tc>
-          <w:tcPr>
-            <w:tcW w:type="dxa" w:w="2880"/>
-          </w:tcPr>
-          <w:p>
-            <w:r>
-              <w:rPr>
-                <w:b w:val="0"/>
-              </w:rPr>
-              <w:t>아동부 고학년 암송</w:t>
-            </w:r>
-          </w:p>
-        </w:tc>
-        <w:tc>
-          <w:tcPr>
-            <w:tcW w:type="dxa" w:w="2880"/>
-          </w:tcPr>
-          <w:p>
-            <w:r>
-              <w:rPr>
-                <w:b w:val="0"/>
-              </w:rPr>
-              <w:t>________</w:t>
-            </w:r>
-          </w:p>
-        </w:tc>
-      </w:tr>
-      <w:tr>
-        <w:tc>
-          <w:tcPr>
-            <w:tcW w:type="dxa" w:w="2880"/>
-          </w:tcPr>
-          <w:p>
-            <w:r>
-              <w:rPr>
-                <w:b w:val="0"/>
-              </w:rPr>
-              <w:t>________–________</w:t>
-            </w:r>
-          </w:p>
-        </w:tc>
-        <w:tc>
-          <w:tcPr>
-            <w:tcW w:type="dxa" w:w="2880"/>
-          </w:tcPr>
-          <w:p>
-            <w:r>
-              <w:rPr>
-                <w:b w:val="0"/>
-              </w:rPr>
-              <w:t>말씀 실천 나눔 및 점수 집계</w:t>
-            </w:r>
-          </w:p>
-        </w:tc>
-        <w:tc>
-          <w:tcPr>
-            <w:tcW w:type="dxa" w:w="2880"/>
-          </w:tcPr>
-          <w:p>
-            <w:r>
-              <w:rPr>
-                <w:b w:val="0"/>
-              </w:rPr>
-              <w:t>________</w:t>
-            </w:r>
-          </w:p>
-        </w:tc>
-      </w:tr>
-      <w:tr>
-        <w:tc>
-          <w:tcPr>
-            <w:tcW w:type="dxa" w:w="2880"/>
-          </w:tcPr>
-          <w:p>
-            <w:r>
-              <w:rPr>
-                <w:b w:val="0"/>
-              </w:rPr>
-              <w:t>________–________</w:t>
-            </w:r>
-          </w:p>
-        </w:tc>
-        <w:tc>
-          <w:tcPr>
-            <w:tcW w:type="dxa" w:w="2880"/>
-          </w:tcPr>
-          <w:p>
-            <w:r>
-              <w:rPr>
-                <w:b w:val="0"/>
-              </w:rPr>
-              <w:t>시상·격려·마침 기도</w:t>
-            </w:r>
-          </w:p>
-        </w:tc>
-        <w:tc>
-          <w:tcPr>
-            <w:tcW w:type="dxa" w:w="2880"/>
-          </w:tcPr>
-          <w:p>
-            <w:r>
-              <w:rPr>
-                <w:b w:val="0"/>
-              </w:rPr>
-              <w:t>________</w:t>
-            </w:r>
-          </w:p>
-        </w:tc>
-      </w:tr>
-    </w:tbl>
-    <w:p/>
-    <w:p>
-      <w:pPr>
-        <w:pStyle w:val="Heading2"/>
-      </w:pPr>
-      <w:r>
-        <w:rPr>
-          <w:b w:val="0"/>
-        </w:rPr>
-        <w:t>특별활동</w:t>
+        <w:t>1. 추진 배경 및 필요성</w:t>
       </w:r>
     </w:p>
     <w:p>
@@ -1190,7 +287,7 @@
         <w:rPr>
           <w:b w:val="0"/>
         </w:rPr>
-        <w:t>1) 대기 시간에는 교사와 작은 목소리로 말씀을 복습한다.</w:t>
+        <w:t>가. 어린이가 가정과 교회에서 말씀을 반복하여 익히고, 배운 말씀을 일상에서 실천하도록 돕고자 합니다.</w:t>
       </w:r>
     </w:p>
     <w:p>
@@ -1198,15 +295,7 @@
         <w:rPr>
           <w:b w:val="0"/>
         </w:rPr>
-        <w:t>2) 암송 후 실천하고 싶은 일을 한 가지 말하거나 그림으로 표현한다.</w:t>
-      </w:r>
-    </w:p>
-    <w:p>
-      <w:r>
-        <w:rPr>
-          <w:b w:val="0"/>
-        </w:rPr>
-        <w:t>3) 모든 발표가 끝날 때마다 함께 박수로 격려한다.</w:t>
+        <w:t>나. 연령과 발달 수준에 맞는 암송 범위 및 공통 심사 기준을 마련하여 준비 부담을 줄이고 공정하게 운영하고자 합니다.</w:t>
       </w:r>
     </w:p>
     <w:p>
@@ -1217,600 +306,7 @@
         <w:rPr>
           <w:b w:val="0"/>
         </w:rPr>
-        <w:t>심사 기준표</w:t>
-      </w:r>
-    </w:p>
-    <w:tbl>
-      <w:tblPr>
-        <w:tblStyle w:val="TableGrid"/>
-        <w:tblW w:type="auto" w:w="0"/>
-        <w:tblLook w:firstColumn="1" w:firstRow="1" w:lastColumn="0" w:lastRow="0" w:noHBand="0" w:noVBand="1" w:val="04A0"/>
-      </w:tblPr>
-      <w:tblGrid>
-        <w:gridCol w:w="2880"/>
-        <w:gridCol w:w="2880"/>
-        <w:gridCol w:w="2880"/>
-      </w:tblGrid>
-      <w:tr>
-        <w:tc>
-          <w:tcPr>
-            <w:tcW w:type="dxa" w:w="2880"/>
-          </w:tcPr>
-          <w:p>
-            <w:r>
-              <w:rPr>
-                <w:b/>
-              </w:rPr>
-              <w:t>기준</w:t>
-            </w:r>
-          </w:p>
-        </w:tc>
-        <w:tc>
-          <w:tcPr>
-            <w:tcW w:type="dxa" w:w="2880"/>
-          </w:tcPr>
-          <w:p>
-            <w:r>
-              <w:rPr>
-                <w:b/>
-              </w:rPr>
-              <w:t>배점</w:t>
-            </w:r>
-          </w:p>
-        </w:tc>
-        <w:tc>
-          <w:tcPr>
-            <w:tcW w:type="dxa" w:w="2880"/>
-          </w:tcPr>
-          <w:p>
-            <w:r>
-              <w:rPr>
-                <w:b/>
-              </w:rPr>
-              <w:t>판단 기준</w:t>
-            </w:r>
-          </w:p>
-        </w:tc>
-      </w:tr>
-      <w:tr>
-        <w:tc>
-          <w:tcPr>
-            <w:tcW w:type="dxa" w:w="2880"/>
-          </w:tcPr>
-          <w:p>
-            <w:r>
-              <w:rPr>
-                <w:b w:val="0"/>
-              </w:rPr>
-              <w:t>정확성</w:t>
-            </w:r>
-          </w:p>
-        </w:tc>
-        <w:tc>
-          <w:tcPr>
-            <w:tcW w:type="dxa" w:w="2880"/>
-          </w:tcPr>
-          <w:p>
-            <w:r>
-              <w:rPr>
-                <w:b w:val="0"/>
-              </w:rPr>
-              <w:t>50점</w:t>
-            </w:r>
-          </w:p>
-        </w:tc>
-        <w:tc>
-          <w:tcPr>
-            <w:tcW w:type="dxa" w:w="2880"/>
-          </w:tcPr>
-          <w:p>
-            <w:r>
-              <w:rPr>
-                <w:b w:val="0"/>
-              </w:rPr>
-              <w:t>안내한 번역본의 단어와 순서에 맞게 암송하는가</w:t>
-            </w:r>
-          </w:p>
-        </w:tc>
-      </w:tr>
-      <w:tr>
-        <w:tc>
-          <w:tcPr>
-            <w:tcW w:type="dxa" w:w="2880"/>
-          </w:tcPr>
-          <w:p>
-            <w:r>
-              <w:rPr>
-                <w:b w:val="0"/>
-              </w:rPr>
-              <w:t>완수도</w:t>
-            </w:r>
-          </w:p>
-        </w:tc>
-        <w:tc>
-          <w:tcPr>
-            <w:tcW w:type="dxa" w:w="2880"/>
-          </w:tcPr>
-          <w:p>
-            <w:r>
-              <w:rPr>
-                <w:b w:val="0"/>
-              </w:rPr>
-              <w:t>30점</w:t>
-            </w:r>
-          </w:p>
-        </w:tc>
-        <w:tc>
-          <w:tcPr>
-            <w:tcW w:type="dxa" w:w="2880"/>
-          </w:tcPr>
-          <w:p>
-            <w:r>
-              <w:rPr>
-                <w:b w:val="0"/>
-              </w:rPr>
-              <w:t>정해진 범위를 끝까지 암송하는가</w:t>
-            </w:r>
-          </w:p>
-        </w:tc>
-      </w:tr>
-      <w:tr>
-        <w:tc>
-          <w:tcPr>
-            <w:tcW w:type="dxa" w:w="2880"/>
-          </w:tcPr>
-          <w:p>
-            <w:r>
-              <w:rPr>
-                <w:b w:val="0"/>
-              </w:rPr>
-              <w:t>전달력</w:t>
-            </w:r>
-          </w:p>
-        </w:tc>
-        <w:tc>
-          <w:tcPr>
-            <w:tcW w:type="dxa" w:w="2880"/>
-          </w:tcPr>
-          <w:p>
-            <w:r>
-              <w:rPr>
-                <w:b w:val="0"/>
-              </w:rPr>
-              <w:t>20점</w:t>
-            </w:r>
-          </w:p>
-        </w:tc>
-        <w:tc>
-          <w:tcPr>
-            <w:tcW w:type="dxa" w:w="2880"/>
-          </w:tcPr>
-          <w:p>
-            <w:r>
-              <w:rPr>
-                <w:b w:val="0"/>
-              </w:rPr>
-              <w:t>심사자가 알아들을 수 있게 암송하는가</w:t>
-            </w:r>
-          </w:p>
-        </w:tc>
-      </w:tr>
-      <w:tr>
-        <w:tc>
-          <w:tcPr>
-            <w:tcW w:type="dxa" w:w="2880"/>
-          </w:tcPr>
-          <w:p>
-            <w:r>
-              <w:rPr>
-                <w:b w:val="0"/>
-              </w:rPr>
-              <w:t>합계</w:t>
-            </w:r>
-          </w:p>
-        </w:tc>
-        <w:tc>
-          <w:tcPr>
-            <w:tcW w:type="dxa" w:w="2880"/>
-          </w:tcPr>
-          <w:p>
-            <w:r>
-              <w:rPr>
-                <w:b w:val="0"/>
-              </w:rPr>
-              <w:t>100점</w:t>
-            </w:r>
-          </w:p>
-        </w:tc>
-        <w:tc>
-          <w:tcPr>
-            <w:tcW w:type="dxa" w:w="2880"/>
-          </w:tcPr>
-          <w:p>
-            <w:r>
-              <w:rPr>
-                <w:b w:val="0"/>
-              </w:rPr>
-              <w:t>연령군별로 심사</w:t>
-            </w:r>
-          </w:p>
-        </w:tc>
-      </w:tr>
-    </w:tbl>
-    <w:p/>
-    <w:p>
-      <w:pPr>
-        <w:pStyle w:val="ListBullet"/>
-      </w:pPr>
-      <w:r>
-        <w:rPr>
-          <w:b w:val="0"/>
-        </w:rPr>
-        <w:t>구절별 배점을 균등하게 나누고, 심사위원 점수의 평균으로 집계한다.</w:t>
-      </w:r>
-    </w:p>
-    <w:p>
-      <w:pPr>
-        <w:pStyle w:val="ListBullet"/>
-      </w:pPr>
-      <w:r>
-        <w:rPr>
-          <w:b w:val="0"/>
-        </w:rPr>
-        <w:t>틀린 부분을 스스로 고치면 감점하지 않는다. 단어 누락·바꿈은 해당 구절 정확성 배점 안에서 1회당 1점 감점한다.</w:t>
-      </w:r>
-    </w:p>
-    <w:p>
-      <w:pPr>
-        <w:pStyle w:val="ListBullet"/>
-      </w:pPr>
-      <w:r>
-        <w:rPr>
-          <w:b w:val="0"/>
-        </w:rPr>
-        <w:t>요청하면 교사가 다음 단어를 알려 준다. 도움 1회당 완수도에서 1점 감점하며, 최대 3회까지 제공한다.</w:t>
-      </w:r>
-    </w:p>
-    <w:p>
-      <w:pPr>
-        <w:pStyle w:val="ListBullet"/>
-      </w:pPr>
-      <w:r>
-        <w:rPr>
-          <w:b w:val="0"/>
-        </w:rPr>
-        <w:t>목소리 크기, 눈맞춤, 몸짓, 발표 속도는 점수에 반영하지 않는다.</w:t>
-      </w:r>
-    </w:p>
-    <w:p>
-      <w:pPr>
-        <w:pStyle w:val="ListBullet"/>
-      </w:pPr>
-      <w:r>
-        <w:rPr>
-          <w:b w:val="0"/>
-        </w:rPr>
-        <w:t>사전에 협의한 참여 지원은 감점하지 않는다. 동점은 공동 수상으로 한다.</w:t>
-      </w:r>
-    </w:p>
-    <w:p>
-      <w:pPr>
-        <w:pStyle w:val="Heading2"/>
-      </w:pPr>
-      <w:r>
-        <w:rPr>
-          <w:b w:val="0"/>
-        </w:rPr>
-        <w:t>시상 계획</w:t>
-      </w:r>
-    </w:p>
-    <w:tbl>
-      <w:tblPr>
-        <w:tblStyle w:val="TableGrid"/>
-        <w:tblW w:type="auto" w:w="0"/>
-        <w:tblLook w:firstColumn="1" w:firstRow="1" w:lastColumn="0" w:lastRow="0" w:noHBand="0" w:noVBand="1" w:val="04A0"/>
-      </w:tblPr>
-      <w:tblGrid>
-        <w:gridCol w:w="2880"/>
-        <w:gridCol w:w="2880"/>
-        <w:gridCol w:w="2880"/>
-      </w:tblGrid>
-      <w:tr>
-        <w:tc>
-          <w:tcPr>
-            <w:tcW w:type="dxa" w:w="2880"/>
-          </w:tcPr>
-          <w:p>
-            <w:r>
-              <w:rPr>
-                <w:b/>
-              </w:rPr>
-              <w:t>구분</w:t>
-            </w:r>
-          </w:p>
-        </w:tc>
-        <w:tc>
-          <w:tcPr>
-            <w:tcW w:type="dxa" w:w="2880"/>
-          </w:tcPr>
-          <w:p>
-            <w:r>
-              <w:rPr>
-                <w:b/>
-              </w:rPr>
-              <w:t>대상</w:t>
-            </w:r>
-          </w:p>
-        </w:tc>
-        <w:tc>
-          <w:tcPr>
-            <w:tcW w:type="dxa" w:w="2880"/>
-          </w:tcPr>
-          <w:p>
-            <w:r>
-              <w:rPr>
-                <w:b/>
-              </w:rPr>
-              <w:t>시상 내용</w:t>
-            </w:r>
-          </w:p>
-        </w:tc>
-      </w:tr>
-      <w:tr>
-        <w:tc>
-          <w:tcPr>
-            <w:tcW w:type="dxa" w:w="2880"/>
-          </w:tcPr>
-          <w:p>
-            <w:r>
-              <w:rPr>
-                <w:b w:val="0"/>
-              </w:rPr>
-              <w:t>말씀암송상</w:t>
-            </w:r>
-          </w:p>
-        </w:tc>
-        <w:tc>
-          <w:tcPr>
-            <w:tcW w:type="dxa" w:w="2880"/>
-          </w:tcPr>
-          <w:p>
-            <w:r>
-              <w:rPr>
-                <w:b w:val="0"/>
-              </w:rPr>
-              <w:t>연령군별 최고점 참가자</w:t>
-            </w:r>
-          </w:p>
-        </w:tc>
-        <w:tc>
-          <w:tcPr>
-            <w:tcW w:type="dxa" w:w="2880"/>
-          </w:tcPr>
-          <w:p>
-            <w:r>
-              <w:rPr>
-                <w:b w:val="0"/>
-              </w:rPr>
-              <w:t>상장 및 상품</w:t>
-            </w:r>
-          </w:p>
-        </w:tc>
-      </w:tr>
-      <w:tr>
-        <w:tc>
-          <w:tcPr>
-            <w:tcW w:type="dxa" w:w="2880"/>
-          </w:tcPr>
-          <w:p>
-            <w:r>
-              <w:rPr>
-                <w:b w:val="0"/>
-              </w:rPr>
-              <w:t>끝까지도전상</w:t>
-            </w:r>
-          </w:p>
-        </w:tc>
-        <w:tc>
-          <w:tcPr>
-            <w:tcW w:type="dxa" w:w="2880"/>
-          </w:tcPr>
-          <w:p>
-            <w:r>
-              <w:rPr>
-                <w:b w:val="0"/>
-              </w:rPr>
-              <w:t>자기 범위를 끝까지 암송한 참가자</w:t>
-            </w:r>
-          </w:p>
-        </w:tc>
-        <w:tc>
-          <w:tcPr>
-            <w:tcW w:type="dxa" w:w="2880"/>
-          </w:tcPr>
-          <w:p>
-            <w:r>
-              <w:rPr>
-                <w:b w:val="0"/>
-              </w:rPr>
-              <w:t>상장</w:t>
-            </w:r>
-          </w:p>
-        </w:tc>
-      </w:tr>
-      <w:tr>
-        <w:tc>
-          <w:tcPr>
-            <w:tcW w:type="dxa" w:w="2880"/>
-          </w:tcPr>
-          <w:p>
-            <w:r>
-              <w:rPr>
-                <w:b w:val="0"/>
-              </w:rPr>
-              <w:t>함께참여상</w:t>
-            </w:r>
-          </w:p>
-        </w:tc>
-        <w:tc>
-          <w:tcPr>
-            <w:tcW w:type="dxa" w:w="2880"/>
-          </w:tcPr>
-          <w:p>
-            <w:r>
-              <w:rPr>
-                <w:b w:val="0"/>
-              </w:rPr>
-              <w:t>참가자 전원</w:t>
-            </w:r>
-          </w:p>
-        </w:tc>
-        <w:tc>
-          <w:tcPr>
-            <w:tcW w:type="dxa" w:w="2880"/>
-          </w:tcPr>
-          <w:p>
-            <w:r>
-              <w:rPr>
-                <w:b w:val="0"/>
-              </w:rPr>
-              <w:t>참가 선물</w:t>
-            </w:r>
-          </w:p>
-        </w:tc>
-      </w:tr>
-    </w:tbl>
-    <w:p/>
-    <w:p>
-      <w:pPr>
-        <w:pStyle w:val="ListBullet"/>
-      </w:pPr>
-      <w:r>
-        <w:rPr>
-          <w:b w:val="0"/>
-        </w:rPr>
-        <w:t>시상 담당 : ________</w:t>
-      </w:r>
-    </w:p>
-    <w:p>
-      <w:pPr>
-        <w:pStyle w:val="ListBullet"/>
-      </w:pPr>
-      <w:r>
-        <w:rPr>
-          <w:b w:val="0"/>
-        </w:rPr>
-        <w:t>결과는 개인별로 안내하고 전체 순위는 게시하지 않는다.</w:t>
-      </w:r>
-    </w:p>
-    <w:p>
-      <w:pPr>
-        <w:pStyle w:val="ListBullet"/>
-      </w:pPr>
-      <w:r>
-        <w:rPr>
-          <w:b w:val="0"/>
-        </w:rPr>
-        <w:t>결석자는 ________까지 별도 암송 기회를 제공한다.</w:t>
-      </w:r>
-    </w:p>
-    <w:p>
-      <w:pPr>
-        <w:pStyle w:val="Heading2"/>
-      </w:pPr>
-      <w:r>
-        <w:rPr>
-          <w:b w:val="0"/>
-        </w:rPr>
-        <w:t>부모 안내</w:t>
-      </w:r>
-    </w:p>
-    <w:p>
-      <w:pPr>
-        <w:pStyle w:val="ListBullet"/>
-      </w:pPr>
-      <w:r>
-        <w:rPr>
-          <w:b w:val="0"/>
-        </w:rPr>
-        <w:t>대회 일시·장소 : ________ / ________</w:t>
-      </w:r>
-    </w:p>
-    <w:p>
-      <w:pPr>
-        <w:pStyle w:val="ListBullet"/>
-      </w:pPr>
-      <w:r>
-        <w:rPr>
-          <w:b w:val="0"/>
-        </w:rPr>
-        <w:t>자녀의 연령에 해당하는 범위와 지정 번역본을 확인해 주세요.</w:t>
-      </w:r>
-    </w:p>
-    <w:p>
-      <w:pPr>
-        <w:pStyle w:val="ListBullet"/>
-      </w:pPr>
-      <w:r>
-        <w:rPr>
-          <w:b w:val="0"/>
-        </w:rPr>
-        <w:t>하루 5분 정도 함께 읽고, 틀려도 다시 도전하도록 격려해 주세요.</w:t>
-      </w:r>
-    </w:p>
-    <w:p>
-      <w:pPr>
-        <w:pStyle w:val="ListBullet"/>
-      </w:pPr>
-      <w:r>
-        <w:rPr>
-          <w:b w:val="0"/>
-        </w:rPr>
-        <w:t>가정 연습 여부는 점수에 반영하지 않습니다.</w:t>
-      </w:r>
-    </w:p>
-    <w:p>
-      <w:pPr>
-        <w:pStyle w:val="ListBullet"/>
-      </w:pPr>
-      <w:r>
-        <w:rPr>
-          <w:b w:val="0"/>
-        </w:rPr>
-        <w:t>당일 ________시까지 도착해 주세요. 준비물은 성경과 물입니다.</w:t>
-      </w:r>
-    </w:p>
-    <w:p>
-      <w:pPr>
-        <w:pStyle w:val="ListBullet"/>
-      </w:pPr>
-      <w:r>
-        <w:rPr>
-          <w:b w:val="0"/>
-        </w:rPr>
-        <w:t>발표에 도움이 필요한 사항은 ________까지 담당 교사에게 알려 주세요.</w:t>
-      </w:r>
-    </w:p>
-    <w:p>
-      <w:pPr>
-        <w:pStyle w:val="ListBullet"/>
-      </w:pPr>
-      <w:r>
-        <w:rPr>
-          <w:b w:val="0"/>
-        </w:rPr>
-        <w:t>문의 : (부서명) 담당 ________ / 연락 방법 ________</w:t>
-      </w:r>
-    </w:p>
-    <w:p>
-      <w:pPr>
-        <w:pStyle w:val="Heading2"/>
-      </w:pPr>
-      <w:r>
-        <w:rPr>
-          <w:b w:val="0"/>
-        </w:rPr>
-        <w:t>예산표</w:t>
+        <w:t>2. 목적 및 목표</w:t>
       </w:r>
     </w:p>
     <w:tbl>
@@ -1836,7 +332,7 @@
               <w:rPr>
                 <w:b/>
               </w:rPr>
-              <w:t>항목</w:t>
+              <w:t>구분</w:t>
             </w:r>
           </w:p>
         </w:tc>
@@ -1849,7 +345,7 @@
               <w:rPr>
                 <w:b/>
               </w:rPr>
-              <w:t>단가</w:t>
+              <w:t>내용</w:t>
             </w:r>
           </w:p>
         </w:tc>
@@ -1862,7 +358,7 @@
               <w:rPr>
                 <w:b/>
               </w:rPr>
-              <w:t>수량</w:t>
+              <w:t>확인 방법</w:t>
             </w:r>
           </w:p>
         </w:tc>
@@ -1875,7 +371,7 @@
               <w:rPr>
                 <w:b/>
               </w:rPr>
-              <w:t>금액</w:t>
+              <w:t>담당</w:t>
             </w:r>
           </w:p>
         </w:tc>
@@ -1888,7 +384,7 @@
               <w:rPr>
                 <w:b/>
               </w:rPr>
-              <w:t>비고</w:t>
+              <w:t>기한</w:t>
             </w:r>
           </w:p>
         </w:tc>
@@ -1903,7 +399,7 @@
               <w:rPr>
                 <w:b w:val="0"/>
               </w:rPr>
-              <w:t>안내지·심사표·상장 인쇄</w:t>
+              <w:t>신앙적 목적</w:t>
             </w:r>
           </w:p>
         </w:tc>
@@ -1916,7 +412,7 @@
               <w:rPr>
                 <w:b w:val="0"/>
               </w:rPr>
-              <w:t>________원</w:t>
+              <w:t>말씀을 가까이하고 하나님과 이웃을 사랑하는 태도 형성</w:t>
             </w:r>
           </w:p>
         </w:tc>
@@ -1929,33 +425,33 @@
               <w:rPr>
                 <w:b w:val="0"/>
               </w:rPr>
+              <w:t>암송 후 말씀 실천 나눔</w:t>
+            </w:r>
+          </w:p>
+        </w:tc>
+        <w:tc>
+          <w:tcPr>
+            <w:tcW w:type="dxa" w:w="1728"/>
+          </w:tcPr>
+          <w:p>
+            <w:r>
+              <w:rPr>
+                <w:b w:val="0"/>
+              </w:rPr>
+              <w:t>반별 교사 ________</w:t>
+            </w:r>
+          </w:p>
+        </w:tc>
+        <w:tc>
+          <w:tcPr>
+            <w:tcW w:type="dxa" w:w="1728"/>
+          </w:tcPr>
+          <w:p>
+            <w:r>
+              <w:rPr>
+                <w:b w:val="0"/>
+              </w:rPr>
               <w:t>________</w:t>
-            </w:r>
-          </w:p>
-        </w:tc>
-        <w:tc>
-          <w:tcPr>
-            <w:tcW w:type="dxa" w:w="1728"/>
-          </w:tcPr>
-          <w:p>
-            <w:r>
-              <w:rPr>
-                <w:b w:val="0"/>
-              </w:rPr>
-              <w:t>________원</w:t>
-            </w:r>
-          </w:p>
-        </w:tc>
-        <w:tc>
-          <w:tcPr>
-            <w:tcW w:type="dxa" w:w="1728"/>
-          </w:tcPr>
-          <w:p>
-            <w:r>
-              <w:rPr>
-                <w:b w:val="0"/>
-              </w:rPr>
-              <w:t>교회 비품 활용</w:t>
             </w:r>
           </w:p>
         </w:tc>
@@ -1970,7 +466,7 @@
               <w:rPr>
                 <w:b w:val="0"/>
               </w:rPr>
-              <w:t>시상 상품</w:t>
+              <w:t>확인 가능한 목표</w:t>
             </w:r>
           </w:p>
         </w:tc>
@@ -1983,7 +479,7 @@
               <w:rPr>
                 <w:b w:val="0"/>
               </w:rPr>
-              <w:t>________원</w:t>
+              <w:t>신청 어린이 ________명 중 ________명 이상 참여</w:t>
             </w:r>
           </w:p>
         </w:tc>
@@ -1996,33 +492,33 @@
               <w:rPr>
                 <w:b w:val="0"/>
               </w:rPr>
+              <w:t>신청·참가 인원 대조</w:t>
+            </w:r>
+          </w:p>
+        </w:tc>
+        <w:tc>
+          <w:tcPr>
+            <w:tcW w:type="dxa" w:w="1728"/>
+          </w:tcPr>
+          <w:p>
+            <w:r>
+              <w:rPr>
+                <w:b w:val="0"/>
+              </w:rPr>
+              <w:t>접수 담당 ________</w:t>
+            </w:r>
+          </w:p>
+        </w:tc>
+        <w:tc>
+          <w:tcPr>
+            <w:tcW w:type="dxa" w:w="1728"/>
+          </w:tcPr>
+          <w:p>
+            <w:r>
+              <w:rPr>
+                <w:b w:val="0"/>
+              </w:rPr>
               <w:t>________</w:t>
-            </w:r>
-          </w:p>
-        </w:tc>
-        <w:tc>
-          <w:tcPr>
-            <w:tcW w:type="dxa" w:w="1728"/>
-          </w:tcPr>
-          <w:p>
-            <w:r>
-              <w:rPr>
-                <w:b w:val="0"/>
-              </w:rPr>
-              <w:t>________원</w:t>
-            </w:r>
-          </w:p>
-        </w:tc>
-        <w:tc>
-          <w:tcPr>
-            <w:tcW w:type="dxa" w:w="1728"/>
-          </w:tcPr>
-          <w:p>
-            <w:r>
-              <w:rPr>
-                <w:b w:val="0"/>
-              </w:rPr>
-              <w:t>공동 수상 대비</w:t>
             </w:r>
           </w:p>
         </w:tc>
@@ -2037,7 +533,7 @@
               <w:rPr>
                 <w:b w:val="0"/>
               </w:rPr>
-              <w:t>참가 선물</w:t>
+              <w:t>확인 가능한 목표</w:t>
             </w:r>
           </w:p>
         </w:tc>
@@ -2050,7 +546,7 @@
               <w:rPr>
                 <w:b w:val="0"/>
               </w:rPr>
-              <w:t>________원</w:t>
+              <w:t>연령별 공동 연습 ________회 운영</w:t>
             </w:r>
           </w:p>
         </w:tc>
@@ -2063,33 +559,33 @@
               <w:rPr>
                 <w:b w:val="0"/>
               </w:rPr>
+              <w:t>연습 운영 기록</w:t>
+            </w:r>
+          </w:p>
+        </w:tc>
+        <w:tc>
+          <w:tcPr>
+            <w:tcW w:type="dxa" w:w="1728"/>
+          </w:tcPr>
+          <w:p>
+            <w:r>
+              <w:rPr>
+                <w:b w:val="0"/>
+              </w:rPr>
+              <w:t>반별 교사 ________</w:t>
+            </w:r>
+          </w:p>
+        </w:tc>
+        <w:tc>
+          <w:tcPr>
+            <w:tcW w:type="dxa" w:w="1728"/>
+          </w:tcPr>
+          <w:p>
+            <w:r>
+              <w:rPr>
+                <w:b w:val="0"/>
+              </w:rPr>
               <w:t>________</w:t>
-            </w:r>
-          </w:p>
-        </w:tc>
-        <w:tc>
-          <w:tcPr>
-            <w:tcW w:type="dxa" w:w="1728"/>
-          </w:tcPr>
-          <w:p>
-            <w:r>
-              <w:rPr>
-                <w:b w:val="0"/>
-              </w:rPr>
-              <w:t>________원</w:t>
-            </w:r>
-          </w:p>
-        </w:tc>
-        <w:tc>
-          <w:tcPr>
-            <w:tcW w:type="dxa" w:w="1728"/>
-          </w:tcPr>
-          <w:p>
-            <w:r>
-              <w:rPr>
-                <w:b w:val="0"/>
-              </w:rPr>
-              <w:t>참가자 전원</w:t>
             </w:r>
           </w:p>
         </w:tc>
@@ -2104,7 +600,7 @@
               <w:rPr>
                 <w:b w:val="0"/>
               </w:rPr>
-              <w:t>합계</w:t>
+              <w:t>확인 가능한 목표</w:t>
             </w:r>
           </w:p>
         </w:tc>
@@ -2112,13 +608,27 @@
           <w:tcPr>
             <w:tcW w:type="dxa" w:w="1728"/>
           </w:tcPr>
-          <w:p/>
+          <w:p>
+            <w:r>
+              <w:rPr>
+                <w:b w:val="0"/>
+              </w:rPr>
+              <w:t>참가자 전원에게 격려와 개별 피드백 제공</w:t>
+            </w:r>
+          </w:p>
         </w:tc>
         <w:tc>
           <w:tcPr>
             <w:tcW w:type="dxa" w:w="1728"/>
           </w:tcPr>
-          <w:p/>
+          <w:p>
+            <w:r>
+              <w:rPr>
+                <w:b w:val="0"/>
+              </w:rPr>
+              <w:t>격려품·피드백 제공 확인</w:t>
+            </w:r>
+          </w:p>
         </w:tc>
         <w:tc>
           <w:tcPr>
@@ -2129,7 +639,7 @@
               <w:rPr>
                 <w:b w:val="0"/>
               </w:rPr>
-              <w:t>________원</w:t>
+              <w:t>진행 담당 ________</w:t>
             </w:r>
           </w:p>
         </w:tc>
@@ -2137,7 +647,14 @@
           <w:tcPr>
             <w:tcW w:type="dxa" w:w="1728"/>
           </w:tcPr>
-          <w:p/>
+          <w:p>
+            <w:r>
+              <w:rPr>
+                <w:b w:val="0"/>
+              </w:rPr>
+              <w:t>________</w:t>
+            </w:r>
+          </w:p>
         </w:tc>
       </w:tr>
     </w:tbl>
@@ -2150,7 +667,1015 @@
         <w:rPr>
           <w:b w:val="0"/>
         </w:rPr>
-        <w:t>구입 목록</w:t>
+        <w:t>3. 행사 개요</w:t>
+      </w:r>
+    </w:p>
+    <w:tbl>
+      <w:tblPr>
+        <w:tblStyle w:val="TableGrid"/>
+        <w:tblW w:type="auto" w:w="0"/>
+        <w:tblLook w:firstColumn="1" w:firstRow="1" w:lastColumn="0" w:lastRow="0" w:noHBand="0" w:noVBand="1" w:val="04A0"/>
+      </w:tblPr>
+      <w:tblGrid>
+        <w:gridCol w:w="4320"/>
+        <w:gridCol w:w="4320"/>
+      </w:tblGrid>
+      <w:tr>
+        <w:tc>
+          <w:tcPr>
+            <w:tcW w:type="dxa" w:w="4320"/>
+          </w:tcPr>
+          <w:p>
+            <w:r>
+              <w:rPr>
+                <w:b/>
+              </w:rPr>
+              <w:t>구분</w:t>
+            </w:r>
+          </w:p>
+        </w:tc>
+        <w:tc>
+          <w:tcPr>
+            <w:tcW w:type="dxa" w:w="4320"/>
+          </w:tcPr>
+          <w:p>
+            <w:r>
+              <w:rPr>
+                <w:b/>
+              </w:rPr>
+              <w:t>내용</w:t>
+            </w:r>
+          </w:p>
+        </w:tc>
+      </w:tr>
+      <w:tr>
+        <w:tc>
+          <w:tcPr>
+            <w:tcW w:type="dxa" w:w="4320"/>
+          </w:tcPr>
+          <w:p>
+            <w:r>
+              <w:rPr>
+                <w:b w:val="0"/>
+              </w:rPr>
+              <w:t>행사명</w:t>
+            </w:r>
+          </w:p>
+        </w:tc>
+        <w:tc>
+          <w:tcPr>
+            <w:tcW w:type="dxa" w:w="4320"/>
+          </w:tcPr>
+          <w:p>
+            <w:r>
+              <w:rPr>
+                <w:b w:val="0"/>
+              </w:rPr>
+              <w:t>유치부·아동부 성경 암송 대회</w:t>
+            </w:r>
+          </w:p>
+        </w:tc>
+      </w:tr>
+      <w:tr>
+        <w:tc>
+          <w:tcPr>
+            <w:tcW w:type="dxa" w:w="4320"/>
+          </w:tcPr>
+          <w:p>
+            <w:r>
+              <w:rPr>
+                <w:b w:val="0"/>
+              </w:rPr>
+              <w:t>주제</w:t>
+            </w:r>
+          </w:p>
+        </w:tc>
+        <w:tc>
+          <w:tcPr>
+            <w:tcW w:type="dxa" w:w="4320"/>
+          </w:tcPr>
+          <w:p>
+            <w:r>
+              <w:rPr>
+                <w:b w:val="0"/>
+              </w:rPr>
+              <w:t>말씀을 마음에 새기고 생활에서 실천해요</w:t>
+            </w:r>
+          </w:p>
+        </w:tc>
+      </w:tr>
+      <w:tr>
+        <w:tc>
+          <w:tcPr>
+            <w:tcW w:type="dxa" w:w="4320"/>
+          </w:tcPr>
+          <w:p>
+            <w:r>
+              <w:rPr>
+                <w:b w:val="0"/>
+              </w:rPr>
+              <w:t>주제 말씀</w:t>
+            </w:r>
+          </w:p>
+        </w:tc>
+        <w:tc>
+          <w:tcPr>
+            <w:tcW w:type="dxa" w:w="4320"/>
+          </w:tcPr>
+          <w:p>
+            <w:r>
+              <w:rPr>
+                <w:b w:val="0"/>
+              </w:rPr>
+              <w:t>시편 119:11</w:t>
+            </w:r>
+          </w:p>
+        </w:tc>
+      </w:tr>
+      <w:tr>
+        <w:tc>
+          <w:tcPr>
+            <w:tcW w:type="dxa" w:w="4320"/>
+          </w:tcPr>
+          <w:p>
+            <w:r>
+              <w:rPr>
+                <w:b w:val="0"/>
+              </w:rPr>
+              <w:t>일시</w:t>
+            </w:r>
+          </w:p>
+        </w:tc>
+        <w:tc>
+          <w:tcPr>
+            <w:tcW w:type="dxa" w:w="4320"/>
+          </w:tcPr>
+          <w:p>
+            <w:r>
+              <w:rPr>
+                <w:b w:val="0"/>
+              </w:rPr>
+              <w:t>________년 ________월 ________일(____요일) ________:________~________:________</w:t>
+            </w:r>
+          </w:p>
+        </w:tc>
+      </w:tr>
+      <w:tr>
+        <w:tc>
+          <w:tcPr>
+            <w:tcW w:type="dxa" w:w="4320"/>
+          </w:tcPr>
+          <w:p>
+            <w:r>
+              <w:rPr>
+                <w:b w:val="0"/>
+              </w:rPr>
+              <w:t>장소</w:t>
+            </w:r>
+          </w:p>
+        </w:tc>
+        <w:tc>
+          <w:tcPr>
+            <w:tcW w:type="dxa" w:w="4320"/>
+          </w:tcPr>
+          <w:p>
+            <w:r>
+              <w:rPr>
+                <w:b w:val="0"/>
+              </w:rPr>
+              <w:t>(교회명) ________</w:t>
+            </w:r>
+          </w:p>
+        </w:tc>
+      </w:tr>
+      <w:tr>
+        <w:tc>
+          <w:tcPr>
+            <w:tcW w:type="dxa" w:w="4320"/>
+          </w:tcPr>
+          <w:p>
+            <w:r>
+              <w:rPr>
+                <w:b w:val="0"/>
+              </w:rPr>
+              <w:t>대상·인원</w:t>
+            </w:r>
+          </w:p>
+        </w:tc>
+        <w:tc>
+          <w:tcPr>
+            <w:tcW w:type="dxa" w:w="4320"/>
+          </w:tcPr>
+          <w:p>
+            <w:r>
+              <w:rPr>
+                <w:b w:val="0"/>
+              </w:rPr>
+              <w:t>유치부·아동부 어린이 / 유치부 ________명, 아동부 ________명, 합계 ________명</w:t>
+            </w:r>
+          </w:p>
+        </w:tc>
+      </w:tr>
+      <w:tr>
+        <w:tc>
+          <w:tcPr>
+            <w:tcW w:type="dxa" w:w="4320"/>
+          </w:tcPr>
+          <w:p>
+            <w:r>
+              <w:rPr>
+                <w:b w:val="0"/>
+              </w:rPr>
+              <w:t>주관</w:t>
+            </w:r>
+          </w:p>
+        </w:tc>
+        <w:tc>
+          <w:tcPr>
+            <w:tcW w:type="dxa" w:w="4320"/>
+          </w:tcPr>
+          <w:p>
+            <w:r>
+              <w:rPr>
+                <w:b w:val="0"/>
+              </w:rPr>
+              <w:t>(교회명) (부서명)</w:t>
+            </w:r>
+          </w:p>
+        </w:tc>
+      </w:tr>
+      <w:tr>
+        <w:tc>
+          <w:tcPr>
+            <w:tcW w:type="dxa" w:w="4320"/>
+          </w:tcPr>
+          <w:p>
+            <w:r>
+              <w:rPr>
+                <w:b w:val="0"/>
+              </w:rPr>
+              <w:t>총괄 담당</w:t>
+            </w:r>
+          </w:p>
+        </w:tc>
+        <w:tc>
+          <w:tcPr>
+            <w:tcW w:type="dxa" w:w="4320"/>
+          </w:tcPr>
+          <w:p>
+            <w:r>
+              <w:rPr>
+                <w:b w:val="0"/>
+              </w:rPr>
+              <w:t>________ / 운영 준비 완료 기한: ________</w:t>
+            </w:r>
+          </w:p>
+        </w:tc>
+      </w:tr>
+    </w:tbl>
+    <w:p/>
+    <w:p>
+      <w:pPr>
+        <w:pStyle w:val="Heading2"/>
+      </w:pPr>
+      <w:r>
+        <w:rPr>
+          <w:b w:val="0"/>
+        </w:rPr>
+        <w:t>4. 세부 추진 계획</w:t>
+      </w:r>
+    </w:p>
+    <w:p>
+      <w:pPr>
+        <w:pStyle w:val="Heading3"/>
+      </w:pPr>
+      <w:r>
+        <w:rPr>
+          <w:b w:val="0"/>
+        </w:rPr>
+        <w:t>가. 연령별 암송 범위</w:t>
+      </w:r>
+    </w:p>
+    <w:tbl>
+      <w:tblPr>
+        <w:tblStyle w:val="TableGrid"/>
+        <w:tblW w:type="auto" w:w="0"/>
+        <w:tblLook w:firstColumn="1" w:firstRow="1" w:lastColumn="0" w:lastRow="0" w:noHBand="0" w:noVBand="1" w:val="04A0"/>
+      </w:tblPr>
+      <w:tblGrid>
+        <w:gridCol w:w="2880"/>
+        <w:gridCol w:w="2880"/>
+        <w:gridCol w:w="2880"/>
+      </w:tblGrid>
+      <w:tr>
+        <w:tc>
+          <w:tcPr>
+            <w:tcW w:type="dxa" w:w="2880"/>
+          </w:tcPr>
+          <w:p>
+            <w:r>
+              <w:rPr>
+                <w:b/>
+              </w:rPr>
+              <w:t>구분</w:t>
+            </w:r>
+          </w:p>
+        </w:tc>
+        <w:tc>
+          <w:tcPr>
+            <w:tcW w:type="dxa" w:w="2880"/>
+          </w:tcPr>
+          <w:p>
+            <w:r>
+              <w:rPr>
+                <w:b/>
+              </w:rPr>
+              <w:t>암송 범위(장절만)</w:t>
+            </w:r>
+          </w:p>
+        </w:tc>
+        <w:tc>
+          <w:tcPr>
+            <w:tcW w:type="dxa" w:w="2880"/>
+          </w:tcPr>
+          <w:p>
+            <w:r>
+              <w:rPr>
+                <w:b/>
+              </w:rPr>
+              <w:t>적용 방법</w:t>
+            </w:r>
+          </w:p>
+        </w:tc>
+      </w:tr>
+      <w:tr>
+        <w:tc>
+          <w:tcPr>
+            <w:tcW w:type="dxa" w:w="2880"/>
+          </w:tcPr>
+          <w:p>
+            <w:r>
+              <w:rPr>
+                <w:b w:val="0"/>
+              </w:rPr>
+              <w:t>유치부 만 3~4세</w:t>
+            </w:r>
+          </w:p>
+        </w:tc>
+        <w:tc>
+          <w:tcPr>
+            <w:tcW w:type="dxa" w:w="2880"/>
+          </w:tcPr>
+          <w:p>
+            <w:r>
+              <w:rPr>
+                <w:b w:val="0"/>
+              </w:rPr>
+              <w:t>데살로니가전서 5:16</w:t>
+            </w:r>
+          </w:p>
+        </w:tc>
+        <w:tc>
+          <w:tcPr>
+            <w:tcW w:type="dxa" w:w="2880"/>
+          </w:tcPr>
+          <w:p>
+            <w:r>
+              <w:rPr>
+                <w:b w:val="0"/>
+              </w:rPr>
+              <w:t>해당 범위 전체</w:t>
+            </w:r>
+          </w:p>
+        </w:tc>
+      </w:tr>
+      <w:tr>
+        <w:tc>
+          <w:tcPr>
+            <w:tcW w:type="dxa" w:w="2880"/>
+          </w:tcPr>
+          <w:p>
+            <w:r>
+              <w:rPr>
+                <w:b w:val="0"/>
+              </w:rPr>
+              <w:t>유치부 만 5~6세</w:t>
+            </w:r>
+          </w:p>
+        </w:tc>
+        <w:tc>
+          <w:tcPr>
+            <w:tcW w:type="dxa" w:w="2880"/>
+          </w:tcPr>
+          <w:p>
+            <w:r>
+              <w:rPr>
+                <w:b w:val="0"/>
+              </w:rPr>
+              <w:t>데살로니가전서 5:16-18</w:t>
+            </w:r>
+          </w:p>
+        </w:tc>
+        <w:tc>
+          <w:tcPr>
+            <w:tcW w:type="dxa" w:w="2880"/>
+          </w:tcPr>
+          <w:p>
+            <w:r>
+              <w:rPr>
+                <w:b w:val="0"/>
+              </w:rPr>
+              <w:t>해당 범위 전체</w:t>
+            </w:r>
+          </w:p>
+        </w:tc>
+      </w:tr>
+      <w:tr>
+        <w:tc>
+          <w:tcPr>
+            <w:tcW w:type="dxa" w:w="2880"/>
+          </w:tcPr>
+          <w:p>
+            <w:r>
+              <w:rPr>
+                <w:b w:val="0"/>
+              </w:rPr>
+              <w:t>아동부 초등 1~2학년</w:t>
+            </w:r>
+          </w:p>
+        </w:tc>
+        <w:tc>
+          <w:tcPr>
+            <w:tcW w:type="dxa" w:w="2880"/>
+          </w:tcPr>
+          <w:p>
+            <w:r>
+              <w:rPr>
+                <w:b w:val="0"/>
+              </w:rPr>
+              <w:t>시편 23:1-3</w:t>
+            </w:r>
+          </w:p>
+        </w:tc>
+        <w:tc>
+          <w:tcPr>
+            <w:tcW w:type="dxa" w:w="2880"/>
+          </w:tcPr>
+          <w:p>
+            <w:r>
+              <w:rPr>
+                <w:b w:val="0"/>
+              </w:rPr>
+              <w:t>해당 범위 전체</w:t>
+            </w:r>
+          </w:p>
+        </w:tc>
+      </w:tr>
+      <w:tr>
+        <w:tc>
+          <w:tcPr>
+            <w:tcW w:type="dxa" w:w="2880"/>
+          </w:tcPr>
+          <w:p>
+            <w:r>
+              <w:rPr>
+                <w:b w:val="0"/>
+              </w:rPr>
+              <w:t>아동부 초등 3~4학년</w:t>
+            </w:r>
+          </w:p>
+        </w:tc>
+        <w:tc>
+          <w:tcPr>
+            <w:tcW w:type="dxa" w:w="2880"/>
+          </w:tcPr>
+          <w:p>
+            <w:r>
+              <w:rPr>
+                <w:b w:val="0"/>
+              </w:rPr>
+              <w:t>시편 23:1-6</w:t>
+            </w:r>
+          </w:p>
+        </w:tc>
+        <w:tc>
+          <w:tcPr>
+            <w:tcW w:type="dxa" w:w="2880"/>
+          </w:tcPr>
+          <w:p>
+            <w:r>
+              <w:rPr>
+                <w:b w:val="0"/>
+              </w:rPr>
+              <w:t>해당 범위 전체</w:t>
+            </w:r>
+          </w:p>
+        </w:tc>
+      </w:tr>
+      <w:tr>
+        <w:tc>
+          <w:tcPr>
+            <w:tcW w:type="dxa" w:w="2880"/>
+          </w:tcPr>
+          <w:p>
+            <w:r>
+              <w:rPr>
+                <w:b w:val="0"/>
+              </w:rPr>
+              <w:t>아동부 초등 5~6학년</w:t>
+            </w:r>
+          </w:p>
+        </w:tc>
+        <w:tc>
+          <w:tcPr>
+            <w:tcW w:type="dxa" w:w="2880"/>
+          </w:tcPr>
+          <w:p>
+            <w:r>
+              <w:rPr>
+                <w:b w:val="0"/>
+              </w:rPr>
+              <w:t>고린도전서 13:4-8</w:t>
+            </w:r>
+          </w:p>
+        </w:tc>
+        <w:tc>
+          <w:tcPr>
+            <w:tcW w:type="dxa" w:w="2880"/>
+          </w:tcPr>
+          <w:p>
+            <w:r>
+              <w:rPr>
+                <w:b w:val="0"/>
+              </w:rPr>
+              <w:t>해당 범위 전체</w:t>
+            </w:r>
+          </w:p>
+        </w:tc>
+      </w:tr>
+    </w:tbl>
+    <w:p/>
+    <w:p>
+      <w:r>
+        <w:rPr>
+          <w:b w:val="0"/>
+        </w:rPr>
+        <w:t>1) 성경 번역본은 ________으로 통일하며, 교육 담당 교사가 장절·분량의 적절성을 확인한 후 확정합니다. 담당: ________ / 기한: ________</w:t>
+      </w:r>
+    </w:p>
+    <w:p>
+      <w:r>
+        <w:rPr>
+          <w:b w:val="0"/>
+        </w:rPr>
+        <w:t>2) 연령은 행사일 기준 만 나이, 학년은 재학 학년을 적용합니다. 발달·의사소통 특성에 따른 범위 및 참여 방식 조정은 보호자와 개별 협의합니다. 담당: ________ / 기한: ________</w:t>
+      </w:r>
+    </w:p>
+    <w:p>
+      <w:r>
+        <w:rPr>
+          <w:b w:val="0"/>
+        </w:rPr>
+        <w:t>3) 암송 범위·번역본·심사 기준은 연습 시작 전에 안내하고, 변경 시 전체 신청 가정에 동일하게 알립니다. 담당: ________ / 기한: ________</w:t>
+      </w:r>
+    </w:p>
+    <w:p>
+      <w:pPr>
+        <w:pStyle w:val="Heading3"/>
+      </w:pPr>
+      <w:r>
+        <w:rPr>
+          <w:b w:val="0"/>
+        </w:rPr>
+        <w:t>나. 연습 일정</w:t>
+      </w:r>
+    </w:p>
+    <w:tbl>
+      <w:tblPr>
+        <w:tblStyle w:val="TableGrid"/>
+        <w:tblW w:type="auto" w:w="0"/>
+        <w:tblLook w:firstColumn="1" w:firstRow="1" w:lastColumn="0" w:lastRow="0" w:noHBand="0" w:noVBand="1" w:val="04A0"/>
+      </w:tblPr>
+      <w:tblGrid>
+        <w:gridCol w:w="1728"/>
+        <w:gridCol w:w="1728"/>
+        <w:gridCol w:w="1728"/>
+        <w:gridCol w:w="1728"/>
+        <w:gridCol w:w="1728"/>
+      </w:tblGrid>
+      <w:tr>
+        <w:tc>
+          <w:tcPr>
+            <w:tcW w:type="dxa" w:w="1728"/>
+          </w:tcPr>
+          <w:p>
+            <w:r>
+              <w:rPr>
+                <w:b/>
+              </w:rPr>
+              <w:t>구분</w:t>
+            </w:r>
+          </w:p>
+        </w:tc>
+        <w:tc>
+          <w:tcPr>
+            <w:tcW w:type="dxa" w:w="1728"/>
+          </w:tcPr>
+          <w:p>
+            <w:r>
+              <w:rPr>
+                <w:b/>
+              </w:rPr>
+              <w:t>일시·장소</w:t>
+            </w:r>
+          </w:p>
+        </w:tc>
+        <w:tc>
+          <w:tcPr>
+            <w:tcW w:type="dxa" w:w="1728"/>
+          </w:tcPr>
+          <w:p>
+            <w:r>
+              <w:rPr>
+                <w:b/>
+              </w:rPr>
+              <w:t>연습 내용</w:t>
+            </w:r>
+          </w:p>
+        </w:tc>
+        <w:tc>
+          <w:tcPr>
+            <w:tcW w:type="dxa" w:w="1728"/>
+          </w:tcPr>
+          <w:p>
+            <w:r>
+              <w:rPr>
+                <w:b/>
+              </w:rPr>
+              <w:t>담당</w:t>
+            </w:r>
+          </w:p>
+        </w:tc>
+        <w:tc>
+          <w:tcPr>
+            <w:tcW w:type="dxa" w:w="1728"/>
+          </w:tcPr>
+          <w:p>
+            <w:r>
+              <w:rPr>
+                <w:b/>
+              </w:rPr>
+              <w:t>기한</w:t>
+            </w:r>
+          </w:p>
+        </w:tc>
+      </w:tr>
+      <w:tr>
+        <w:tc>
+          <w:tcPr>
+            <w:tcW w:type="dxa" w:w="1728"/>
+          </w:tcPr>
+          <w:p>
+            <w:r>
+              <w:rPr>
+                <w:b w:val="0"/>
+              </w:rPr>
+              <w:t>1차</w:t>
+            </w:r>
+          </w:p>
+        </w:tc>
+        <w:tc>
+          <w:tcPr>
+            <w:tcW w:type="dxa" w:w="1728"/>
+          </w:tcPr>
+          <w:p>
+            <w:r>
+              <w:rPr>
+                <w:b w:val="0"/>
+              </w:rPr>
+              <w:t>________ / ________</w:t>
+            </w:r>
+          </w:p>
+        </w:tc>
+        <w:tc>
+          <w:tcPr>
+            <w:tcW w:type="dxa" w:w="1728"/>
+          </w:tcPr>
+          <w:p>
+            <w:r>
+              <w:rPr>
+                <w:b w:val="0"/>
+              </w:rPr>
+              <w:t>범위 확인, 뜻 이해, 구절 나누어 익히기</w:t>
+            </w:r>
+          </w:p>
+        </w:tc>
+        <w:tc>
+          <w:tcPr>
+            <w:tcW w:type="dxa" w:w="1728"/>
+          </w:tcPr>
+          <w:p>
+            <w:r>
+              <w:rPr>
+                <w:b w:val="0"/>
+              </w:rPr>
+              <w:t>반별 교사 ________</w:t>
+            </w:r>
+          </w:p>
+        </w:tc>
+        <w:tc>
+          <w:tcPr>
+            <w:tcW w:type="dxa" w:w="1728"/>
+          </w:tcPr>
+          <w:p>
+            <w:r>
+              <w:rPr>
+                <w:b w:val="0"/>
+              </w:rPr>
+              <w:t>________</w:t>
+            </w:r>
+          </w:p>
+        </w:tc>
+      </w:tr>
+      <w:tr>
+        <w:tc>
+          <w:tcPr>
+            <w:tcW w:type="dxa" w:w="1728"/>
+          </w:tcPr>
+          <w:p>
+            <w:r>
+              <w:rPr>
+                <w:b w:val="0"/>
+              </w:rPr>
+              <w:t>2차</w:t>
+            </w:r>
+          </w:p>
+        </w:tc>
+        <w:tc>
+          <w:tcPr>
+            <w:tcW w:type="dxa" w:w="1728"/>
+          </w:tcPr>
+          <w:p>
+            <w:r>
+              <w:rPr>
+                <w:b w:val="0"/>
+              </w:rPr>
+              <w:t>________ / ________</w:t>
+            </w:r>
+          </w:p>
+        </w:tc>
+        <w:tc>
+          <w:tcPr>
+            <w:tcW w:type="dxa" w:w="1728"/>
+          </w:tcPr>
+          <w:p>
+            <w:r>
+              <w:rPr>
+                <w:b w:val="0"/>
+              </w:rPr>
+              <w:t>반복 암송, 짝과 함께 연습</w:t>
+            </w:r>
+          </w:p>
+        </w:tc>
+        <w:tc>
+          <w:tcPr>
+            <w:tcW w:type="dxa" w:w="1728"/>
+          </w:tcPr>
+          <w:p>
+            <w:r>
+              <w:rPr>
+                <w:b w:val="0"/>
+              </w:rPr>
+              <w:t>반별 교사 ________</w:t>
+            </w:r>
+          </w:p>
+        </w:tc>
+        <w:tc>
+          <w:tcPr>
+            <w:tcW w:type="dxa" w:w="1728"/>
+          </w:tcPr>
+          <w:p>
+            <w:r>
+              <w:rPr>
+                <w:b w:val="0"/>
+              </w:rPr>
+              <w:t>________</w:t>
+            </w:r>
+          </w:p>
+        </w:tc>
+      </w:tr>
+      <w:tr>
+        <w:tc>
+          <w:tcPr>
+            <w:tcW w:type="dxa" w:w="1728"/>
+          </w:tcPr>
+          <w:p>
+            <w:r>
+              <w:rPr>
+                <w:b w:val="0"/>
+              </w:rPr>
+              <w:t>3차</w:t>
+            </w:r>
+          </w:p>
+        </w:tc>
+        <w:tc>
+          <w:tcPr>
+            <w:tcW w:type="dxa" w:w="1728"/>
+          </w:tcPr>
+          <w:p>
+            <w:r>
+              <w:rPr>
+                <w:b w:val="0"/>
+              </w:rPr>
+              <w:t>________ / ________</w:t>
+            </w:r>
+          </w:p>
+        </w:tc>
+        <w:tc>
+          <w:tcPr>
+            <w:tcW w:type="dxa" w:w="1728"/>
+          </w:tcPr>
+          <w:p>
+            <w:r>
+              <w:rPr>
+                <w:b w:val="0"/>
+              </w:rPr>
+              <w:t>개인 암송, 필요한 도움 확인</w:t>
+            </w:r>
+          </w:p>
+        </w:tc>
+        <w:tc>
+          <w:tcPr>
+            <w:tcW w:type="dxa" w:w="1728"/>
+          </w:tcPr>
+          <w:p>
+            <w:r>
+              <w:rPr>
+                <w:b w:val="0"/>
+              </w:rPr>
+              <w:t>반별 교사 ________</w:t>
+            </w:r>
+          </w:p>
+        </w:tc>
+        <w:tc>
+          <w:tcPr>
+            <w:tcW w:type="dxa" w:w="1728"/>
+          </w:tcPr>
+          <w:p>
+            <w:r>
+              <w:rPr>
+                <w:b w:val="0"/>
+              </w:rPr>
+              <w:t>________</w:t>
+            </w:r>
+          </w:p>
+        </w:tc>
+      </w:tr>
+      <w:tr>
+        <w:tc>
+          <w:tcPr>
+            <w:tcW w:type="dxa" w:w="1728"/>
+          </w:tcPr>
+          <w:p>
+            <w:r>
+              <w:rPr>
+                <w:b w:val="0"/>
+              </w:rPr>
+              <w:t>최종</w:t>
+            </w:r>
+          </w:p>
+        </w:tc>
+        <w:tc>
+          <w:tcPr>
+            <w:tcW w:type="dxa" w:w="1728"/>
+          </w:tcPr>
+          <w:p>
+            <w:r>
+              <w:rPr>
+                <w:b w:val="0"/>
+              </w:rPr>
+              <w:t>________ / 행사 장소</w:t>
+            </w:r>
+          </w:p>
+        </w:tc>
+        <w:tc>
+          <w:tcPr>
+            <w:tcW w:type="dxa" w:w="1728"/>
+          </w:tcPr>
+          <w:p>
+            <w:r>
+              <w:rPr>
+                <w:b w:val="0"/>
+              </w:rPr>
+              <w:t>순서·동선·마이크 사용 연습</w:t>
+            </w:r>
+          </w:p>
+        </w:tc>
+        <w:tc>
+          <w:tcPr>
+            <w:tcW w:type="dxa" w:w="1728"/>
+          </w:tcPr>
+          <w:p>
+            <w:r>
+              <w:rPr>
+                <w:b w:val="0"/>
+              </w:rPr>
+              <w:t>진행 담당 ________</w:t>
+            </w:r>
+          </w:p>
+        </w:tc>
+        <w:tc>
+          <w:tcPr>
+            <w:tcW w:type="dxa" w:w="1728"/>
+          </w:tcPr>
+          <w:p>
+            <w:r>
+              <w:rPr>
+                <w:b w:val="0"/>
+              </w:rPr>
+              <w:t>________</w:t>
+            </w:r>
+          </w:p>
+        </w:tc>
+      </w:tr>
+      <w:tr>
+        <w:tc>
+          <w:tcPr>
+            <w:tcW w:type="dxa" w:w="1728"/>
+          </w:tcPr>
+          <w:p>
+            <w:r>
+              <w:rPr>
+                <w:b w:val="0"/>
+              </w:rPr>
+              <w:t>가정 연습</w:t>
+            </w:r>
+          </w:p>
+        </w:tc>
+        <w:tc>
+          <w:tcPr>
+            <w:tcW w:type="dxa" w:w="1728"/>
+          </w:tcPr>
+          <w:p>
+            <w:r>
+              <w:rPr>
+                <w:b w:val="0"/>
+              </w:rPr>
+              <w:t>________~________ / 각 가정</w:t>
+            </w:r>
+          </w:p>
+        </w:tc>
+        <w:tc>
+          <w:tcPr>
+            <w:tcW w:type="dxa" w:w="1728"/>
+          </w:tcPr>
+          <w:p>
+            <w:r>
+              <w:rPr>
+                <w:b w:val="0"/>
+              </w:rPr>
+              <w:t>하루 5분 내외 자율 연습, 비교·강요 없이 격려</w:t>
+            </w:r>
+          </w:p>
+        </w:tc>
+        <w:tc>
+          <w:tcPr>
+            <w:tcW w:type="dxa" w:w="1728"/>
+          </w:tcPr>
+          <w:p>
+            <w:r>
+              <w:rPr>
+                <w:b w:val="0"/>
+              </w:rPr>
+              <w:t>보호자 / 안내 담당 ________</w:t>
+            </w:r>
+          </w:p>
+        </w:tc>
+        <w:tc>
+          <w:tcPr>
+            <w:tcW w:type="dxa" w:w="1728"/>
+          </w:tcPr>
+          <w:p>
+            <w:r>
+              <w:rPr>
+                <w:b w:val="0"/>
+              </w:rPr>
+              <w:t>________</w:t>
+            </w:r>
+          </w:p>
+        </w:tc>
+      </w:tr>
+    </w:tbl>
+    <w:p/>
+    <w:p>
+      <w:pPr>
+        <w:pStyle w:val="Heading3"/>
+      </w:pPr>
+      <w:r>
+        <w:rPr>
+          <w:b w:val="0"/>
+        </w:rPr>
+        <w:t>다. 행사 시간표</w:t>
       </w:r>
     </w:p>
     <w:tbl>
@@ -2175,7 +1700,7 @@
               <w:rPr>
                 <w:b/>
               </w:rPr>
-              <w:t>품목</w:t>
+              <w:t>시간</w:t>
             </w:r>
           </w:p>
         </w:tc>
@@ -2188,7 +1713,7 @@
               <w:rPr>
                 <w:b/>
               </w:rPr>
-              <w:t>수량</w:t>
+              <w:t>내용</w:t>
             </w:r>
           </w:p>
         </w:tc>
@@ -2201,7 +1726,7 @@
               <w:rPr>
                 <w:b/>
               </w:rPr>
-              <w:t>구입처</w:t>
+              <w:t>담당</w:t>
             </w:r>
           </w:p>
         </w:tc>
@@ -2214,7 +1739,7 @@
               <w:rPr>
                 <w:b/>
               </w:rPr>
-              <w:t>담당</w:t>
+              <w:t>준비·완료 기한</w:t>
             </w:r>
           </w:p>
         </w:tc>
@@ -2229,7 +1754,7 @@
               <w:rPr>
                 <w:b w:val="0"/>
               </w:rPr>
-              <w:t>상장 용지</w:t>
+              <w:t>09:00~09:10</w:t>
             </w:r>
           </w:p>
         </w:tc>
@@ -2242,7 +1767,7 @@
               <w:rPr>
                 <w:b w:val="0"/>
               </w:rPr>
-              <w:t>________</w:t>
+              <w:t>접수·출석 및 인계 사항 확인</w:t>
             </w:r>
           </w:p>
         </w:tc>
@@ -2255,7 +1780,7 @@
               <w:rPr>
                 <w:b w:val="0"/>
               </w:rPr>
-              <w:t>________</w:t>
+              <w:t>접수 담당 ________</w:t>
             </w:r>
           </w:p>
         </w:tc>
@@ -2268,7 +1793,7 @@
               <w:rPr>
                 <w:b w:val="0"/>
               </w:rPr>
-              <w:t>________</w:t>
+              <w:t>당일 09:10</w:t>
             </w:r>
           </w:p>
         </w:tc>
@@ -2283,7 +1808,7 @@
               <w:rPr>
                 <w:b w:val="0"/>
               </w:rPr>
-              <w:t>시상 상품</w:t>
+              <w:t>09:10~09:20</w:t>
             </w:r>
           </w:p>
         </w:tc>
@@ -2296,7 +1821,7 @@
               <w:rPr>
                 <w:b w:val="0"/>
               </w:rPr>
-              <w:t>________</w:t>
+              <w:t>기도·취지 및 심사 기준 안내</w:t>
             </w:r>
           </w:p>
         </w:tc>
@@ -2309,7 +1834,7 @@
               <w:rPr>
                 <w:b w:val="0"/>
               </w:rPr>
-              <w:t>________</w:t>
+              <w:t>진행 담당 ________</w:t>
             </w:r>
           </w:p>
         </w:tc>
@@ -2322,7 +1847,7 @@
               <w:rPr>
                 <w:b w:val="0"/>
               </w:rPr>
-              <w:t>________</w:t>
+              <w:t>당일 09:20</w:t>
             </w:r>
           </w:p>
         </w:tc>
@@ -2337,7 +1862,7 @@
               <w:rPr>
                 <w:b w:val="0"/>
               </w:rPr>
-              <w:t>참가 선물</w:t>
+              <w:t>09:20~09:40</w:t>
             </w:r>
           </w:p>
         </w:tc>
@@ -2350,7 +1875,7 @@
               <w:rPr>
                 <w:b w:val="0"/>
               </w:rPr>
-              <w:t>________</w:t>
+              <w:t>유치부 암송</w:t>
             </w:r>
           </w:p>
         </w:tc>
@@ -2363,7 +1888,7 @@
               <w:rPr>
                 <w:b w:val="0"/>
               </w:rPr>
-              <w:t>________</w:t>
+              <w:t>진행·심사 담당 ________</w:t>
             </w:r>
           </w:p>
         </w:tc>
@@ -2376,13 +1901,2979 @@
               <w:rPr>
                 <w:b w:val="0"/>
               </w:rPr>
-              <w:t>________</w:t>
+              <w:t>당일 09:40</w:t>
+            </w:r>
+          </w:p>
+        </w:tc>
+      </w:tr>
+      <w:tr>
+        <w:tc>
+          <w:tcPr>
+            <w:tcW w:type="dxa" w:w="2160"/>
+          </w:tcPr>
+          <w:p>
+            <w:r>
+              <w:rPr>
+                <w:b w:val="0"/>
+              </w:rPr>
+              <w:t>09:40~10:10</w:t>
+            </w:r>
+          </w:p>
+        </w:tc>
+        <w:tc>
+          <w:tcPr>
+            <w:tcW w:type="dxa" w:w="2160"/>
+          </w:tcPr>
+          <w:p>
+            <w:r>
+              <w:rPr>
+                <w:b w:val="0"/>
+              </w:rPr>
+              <w:t>아동부 암송</w:t>
+            </w:r>
+          </w:p>
+        </w:tc>
+        <w:tc>
+          <w:tcPr>
+            <w:tcW w:type="dxa" w:w="2160"/>
+          </w:tcPr>
+          <w:p>
+            <w:r>
+              <w:rPr>
+                <w:b w:val="0"/>
+              </w:rPr>
+              <w:t>진행·심사 담당 ________</w:t>
+            </w:r>
+          </w:p>
+        </w:tc>
+        <w:tc>
+          <w:tcPr>
+            <w:tcW w:type="dxa" w:w="2160"/>
+          </w:tcPr>
+          <w:p>
+            <w:r>
+              <w:rPr>
+                <w:b w:val="0"/>
+              </w:rPr>
+              <w:t>당일 10:10</w:t>
+            </w:r>
+          </w:p>
+        </w:tc>
+      </w:tr>
+      <w:tr>
+        <w:tc>
+          <w:tcPr>
+            <w:tcW w:type="dxa" w:w="2160"/>
+          </w:tcPr>
+          <w:p>
+            <w:r>
+              <w:rPr>
+                <w:b w:val="0"/>
+              </w:rPr>
+              <w:t>10:10~10:25</w:t>
+            </w:r>
+          </w:p>
+        </w:tc>
+        <w:tc>
+          <w:tcPr>
+            <w:tcW w:type="dxa" w:w="2160"/>
+          </w:tcPr>
+          <w:p>
+            <w:r>
+              <w:rPr>
+                <w:b w:val="0"/>
+              </w:rPr>
+              <w:t>집계·말씀 실천 나눔</w:t>
+            </w:r>
+          </w:p>
+        </w:tc>
+        <w:tc>
+          <w:tcPr>
+            <w:tcW w:type="dxa" w:w="2160"/>
+          </w:tcPr>
+          <w:p>
+            <w:r>
+              <w:rPr>
+                <w:b w:val="0"/>
+              </w:rPr>
+              <w:t>집계·반별 교사 ________</w:t>
+            </w:r>
+          </w:p>
+        </w:tc>
+        <w:tc>
+          <w:tcPr>
+            <w:tcW w:type="dxa" w:w="2160"/>
+          </w:tcPr>
+          <w:p>
+            <w:r>
+              <w:rPr>
+                <w:b w:val="0"/>
+              </w:rPr>
+              <w:t>당일 10:25</w:t>
+            </w:r>
+          </w:p>
+        </w:tc>
+      </w:tr>
+      <w:tr>
+        <w:tc>
+          <w:tcPr>
+            <w:tcW w:type="dxa" w:w="2160"/>
+          </w:tcPr>
+          <w:p>
+            <w:r>
+              <w:rPr>
+                <w:b w:val="0"/>
+              </w:rPr>
+              <w:t>10:25~10:40</w:t>
+            </w:r>
+          </w:p>
+        </w:tc>
+        <w:tc>
+          <w:tcPr>
+            <w:tcW w:type="dxa" w:w="2160"/>
+          </w:tcPr>
+          <w:p>
+            <w:r>
+              <w:rPr>
+                <w:b w:val="0"/>
+              </w:rPr>
+              <w:t>시상·격려·마침 기도</w:t>
+            </w:r>
+          </w:p>
+        </w:tc>
+        <w:tc>
+          <w:tcPr>
+            <w:tcW w:type="dxa" w:w="2160"/>
+          </w:tcPr>
+          <w:p>
+            <w:r>
+              <w:rPr>
+                <w:b w:val="0"/>
+              </w:rPr>
+              <w:t>총괄 담당 ________</w:t>
+            </w:r>
+          </w:p>
+        </w:tc>
+        <w:tc>
+          <w:tcPr>
+            <w:tcW w:type="dxa" w:w="2160"/>
+          </w:tcPr>
+          <w:p>
+            <w:r>
+              <w:rPr>
+                <w:b w:val="0"/>
+              </w:rPr>
+              <w:t>당일 10:40</w:t>
+            </w:r>
+          </w:p>
+        </w:tc>
+      </w:tr>
+      <w:tr>
+        <w:tc>
+          <w:tcPr>
+            <w:tcW w:type="dxa" w:w="2160"/>
+          </w:tcPr>
+          <w:p>
+            <w:r>
+              <w:rPr>
+                <w:b w:val="0"/>
+              </w:rPr>
+              <w:t>10:40~11:00</w:t>
+            </w:r>
+          </w:p>
+        </w:tc>
+        <w:tc>
+          <w:tcPr>
+            <w:tcW w:type="dxa" w:w="2160"/>
+          </w:tcPr>
+          <w:p>
+            <w:r>
+              <w:rPr>
+                <w:b w:val="0"/>
+              </w:rPr>
+              <w:t>보호자 인계·정리·최종 인원 확인</w:t>
+            </w:r>
+          </w:p>
+        </w:tc>
+        <w:tc>
+          <w:tcPr>
+            <w:tcW w:type="dxa" w:w="2160"/>
+          </w:tcPr>
+          <w:p>
+            <w:r>
+              <w:rPr>
+                <w:b w:val="0"/>
+              </w:rPr>
+              <w:t>인계·정리 담당 ________</w:t>
+            </w:r>
+          </w:p>
+        </w:tc>
+        <w:tc>
+          <w:tcPr>
+            <w:tcW w:type="dxa" w:w="2160"/>
+          </w:tcPr>
+          <w:p>
+            <w:r>
+              <w:rPr>
+                <w:b w:val="0"/>
+              </w:rPr>
+              <w:t>당일 11:00</w:t>
             </w:r>
           </w:p>
         </w:tc>
       </w:tr>
     </w:tbl>
     <w:p/>
+    <w:p>
+      <w:pPr>
+        <w:pStyle w:val="Heading3"/>
+      </w:pPr>
+      <w:r>
+        <w:rPr>
+          <w:b w:val="0"/>
+        </w:rPr>
+        <w:t>라. 업무분장</w:t>
+      </w:r>
+    </w:p>
+    <w:tbl>
+      <w:tblPr>
+        <w:tblStyle w:val="TableGrid"/>
+        <w:tblW w:type="auto" w:w="0"/>
+        <w:tblLook w:firstColumn="1" w:firstRow="1" w:lastColumn="0" w:lastRow="0" w:noHBand="0" w:noVBand="1" w:val="04A0"/>
+      </w:tblPr>
+      <w:tblGrid>
+        <w:gridCol w:w="2160"/>
+        <w:gridCol w:w="2160"/>
+        <w:gridCol w:w="2160"/>
+        <w:gridCol w:w="2160"/>
+      </w:tblGrid>
+      <w:tr>
+        <w:tc>
+          <w:tcPr>
+            <w:tcW w:type="dxa" w:w="2160"/>
+          </w:tcPr>
+          <w:p>
+            <w:r>
+              <w:rPr>
+                <w:b/>
+              </w:rPr>
+              <w:t>업무</w:t>
+            </w:r>
+          </w:p>
+        </w:tc>
+        <w:tc>
+          <w:tcPr>
+            <w:tcW w:type="dxa" w:w="2160"/>
+          </w:tcPr>
+          <w:p>
+            <w:r>
+              <w:rPr>
+                <w:b/>
+              </w:rPr>
+              <w:t>담당</w:t>
+            </w:r>
+          </w:p>
+        </w:tc>
+        <w:tc>
+          <w:tcPr>
+            <w:tcW w:type="dxa" w:w="2160"/>
+          </w:tcPr>
+          <w:p>
+            <w:r>
+              <w:rPr>
+                <w:b/>
+              </w:rPr>
+              <w:t>기한</w:t>
+            </w:r>
+          </w:p>
+        </w:tc>
+        <w:tc>
+          <w:tcPr>
+            <w:tcW w:type="dxa" w:w="2160"/>
+          </w:tcPr>
+          <w:p>
+            <w:r>
+              <w:rPr>
+                <w:b/>
+              </w:rPr>
+              <w:t>확인</w:t>
+            </w:r>
+          </w:p>
+        </w:tc>
+      </w:tr>
+      <w:tr>
+        <w:tc>
+          <w:tcPr>
+            <w:tcW w:type="dxa" w:w="2160"/>
+          </w:tcPr>
+          <w:p>
+            <w:r>
+              <w:rPr>
+                <w:b w:val="0"/>
+              </w:rPr>
+              <w:t>계획·예산 승인 요청 및 장소 확보</w:t>
+            </w:r>
+          </w:p>
+        </w:tc>
+        <w:tc>
+          <w:tcPr>
+            <w:tcW w:type="dxa" w:w="2160"/>
+          </w:tcPr>
+          <w:p>
+            <w:r>
+              <w:rPr>
+                <w:b w:val="0"/>
+              </w:rPr>
+              <w:t>________</w:t>
+            </w:r>
+          </w:p>
+        </w:tc>
+        <w:tc>
+          <w:tcPr>
+            <w:tcW w:type="dxa" w:w="2160"/>
+          </w:tcPr>
+          <w:p>
+            <w:r>
+              <w:rPr>
+                <w:b w:val="0"/>
+              </w:rPr>
+              <w:t>________</w:t>
+            </w:r>
+          </w:p>
+        </w:tc>
+        <w:tc>
+          <w:tcPr>
+            <w:tcW w:type="dxa" w:w="2160"/>
+          </w:tcPr>
+          <w:p>
+            <w:r>
+              <w:rPr>
+                <w:b w:val="0"/>
+              </w:rPr>
+              <w:t>________</w:t>
+            </w:r>
+          </w:p>
+        </w:tc>
+      </w:tr>
+      <w:tr>
+        <w:tc>
+          <w:tcPr>
+            <w:tcW w:type="dxa" w:w="2160"/>
+          </w:tcPr>
+          <w:p>
+            <w:r>
+              <w:rPr>
+                <w:b w:val="0"/>
+              </w:rPr>
+              <w:t>암송 범위·번역본·심사위원 확정</w:t>
+            </w:r>
+          </w:p>
+        </w:tc>
+        <w:tc>
+          <w:tcPr>
+            <w:tcW w:type="dxa" w:w="2160"/>
+          </w:tcPr>
+          <w:p>
+            <w:r>
+              <w:rPr>
+                <w:b w:val="0"/>
+              </w:rPr>
+              <w:t>________</w:t>
+            </w:r>
+          </w:p>
+        </w:tc>
+        <w:tc>
+          <w:tcPr>
+            <w:tcW w:type="dxa" w:w="2160"/>
+          </w:tcPr>
+          <w:p>
+            <w:r>
+              <w:rPr>
+                <w:b w:val="0"/>
+              </w:rPr>
+              <w:t>________</w:t>
+            </w:r>
+          </w:p>
+        </w:tc>
+        <w:tc>
+          <w:tcPr>
+            <w:tcW w:type="dxa" w:w="2160"/>
+          </w:tcPr>
+          <w:p>
+            <w:r>
+              <w:rPr>
+                <w:b w:val="0"/>
+              </w:rPr>
+              <w:t>________</w:t>
+            </w:r>
+          </w:p>
+        </w:tc>
+      </w:tr>
+      <w:tr>
+        <w:tc>
+          <w:tcPr>
+            <w:tcW w:type="dxa" w:w="2160"/>
+          </w:tcPr>
+          <w:p>
+            <w:r>
+              <w:rPr>
+                <w:b w:val="0"/>
+              </w:rPr>
+              <w:t>부모 안내·신청 접수·개별 지원 협의</w:t>
+            </w:r>
+          </w:p>
+        </w:tc>
+        <w:tc>
+          <w:tcPr>
+            <w:tcW w:type="dxa" w:w="2160"/>
+          </w:tcPr>
+          <w:p>
+            <w:r>
+              <w:rPr>
+                <w:b w:val="0"/>
+              </w:rPr>
+              <w:t>________</w:t>
+            </w:r>
+          </w:p>
+        </w:tc>
+        <w:tc>
+          <w:tcPr>
+            <w:tcW w:type="dxa" w:w="2160"/>
+          </w:tcPr>
+          <w:p>
+            <w:r>
+              <w:rPr>
+                <w:b w:val="0"/>
+              </w:rPr>
+              <w:t>________</w:t>
+            </w:r>
+          </w:p>
+        </w:tc>
+        <w:tc>
+          <w:tcPr>
+            <w:tcW w:type="dxa" w:w="2160"/>
+          </w:tcPr>
+          <w:p>
+            <w:r>
+              <w:rPr>
+                <w:b w:val="0"/>
+              </w:rPr>
+              <w:t>________</w:t>
+            </w:r>
+          </w:p>
+        </w:tc>
+      </w:tr>
+      <w:tr>
+        <w:tc>
+          <w:tcPr>
+            <w:tcW w:type="dxa" w:w="2160"/>
+          </w:tcPr>
+          <w:p>
+            <w:r>
+              <w:rPr>
+                <w:b w:val="0"/>
+              </w:rPr>
+              <w:t>연습 운영·장소 및 장비 점검</w:t>
+            </w:r>
+          </w:p>
+        </w:tc>
+        <w:tc>
+          <w:tcPr>
+            <w:tcW w:type="dxa" w:w="2160"/>
+          </w:tcPr>
+          <w:p>
+            <w:r>
+              <w:rPr>
+                <w:b w:val="0"/>
+              </w:rPr>
+              <w:t>________</w:t>
+            </w:r>
+          </w:p>
+        </w:tc>
+        <w:tc>
+          <w:tcPr>
+            <w:tcW w:type="dxa" w:w="2160"/>
+          </w:tcPr>
+          <w:p>
+            <w:r>
+              <w:rPr>
+                <w:b w:val="0"/>
+              </w:rPr>
+              <w:t>________</w:t>
+            </w:r>
+          </w:p>
+        </w:tc>
+        <w:tc>
+          <w:tcPr>
+            <w:tcW w:type="dxa" w:w="2160"/>
+          </w:tcPr>
+          <w:p>
+            <w:r>
+              <w:rPr>
+                <w:b w:val="0"/>
+              </w:rPr>
+              <w:t>________</w:t>
+            </w:r>
+          </w:p>
+        </w:tc>
+      </w:tr>
+      <w:tr>
+        <w:tc>
+          <w:tcPr>
+            <w:tcW w:type="dxa" w:w="2160"/>
+          </w:tcPr>
+          <w:p>
+            <w:r>
+              <w:rPr>
+                <w:b w:val="0"/>
+              </w:rPr>
+              <w:t>상장·격려품 준비 및 증빙 확보</w:t>
+            </w:r>
+          </w:p>
+        </w:tc>
+        <w:tc>
+          <w:tcPr>
+            <w:tcW w:type="dxa" w:w="2160"/>
+          </w:tcPr>
+          <w:p>
+            <w:r>
+              <w:rPr>
+                <w:b w:val="0"/>
+              </w:rPr>
+              <w:t>________</w:t>
+            </w:r>
+          </w:p>
+        </w:tc>
+        <w:tc>
+          <w:tcPr>
+            <w:tcW w:type="dxa" w:w="2160"/>
+          </w:tcPr>
+          <w:p>
+            <w:r>
+              <w:rPr>
+                <w:b w:val="0"/>
+              </w:rPr>
+              <w:t>________</w:t>
+            </w:r>
+          </w:p>
+        </w:tc>
+        <w:tc>
+          <w:tcPr>
+            <w:tcW w:type="dxa" w:w="2160"/>
+          </w:tcPr>
+          <w:p>
+            <w:r>
+              <w:rPr>
+                <w:b w:val="0"/>
+              </w:rPr>
+              <w:t>________</w:t>
+            </w:r>
+          </w:p>
+        </w:tc>
+      </w:tr>
+      <w:tr>
+        <w:tc>
+          <w:tcPr>
+            <w:tcW w:type="dxa" w:w="2160"/>
+          </w:tcPr>
+          <w:p>
+            <w:r>
+              <w:rPr>
+                <w:b w:val="0"/>
+              </w:rPr>
+              <w:t>점수 이중 확인·시상 결과 확정</w:t>
+            </w:r>
+          </w:p>
+        </w:tc>
+        <w:tc>
+          <w:tcPr>
+            <w:tcW w:type="dxa" w:w="2160"/>
+          </w:tcPr>
+          <w:p>
+            <w:r>
+              <w:rPr>
+                <w:b w:val="0"/>
+              </w:rPr>
+              <w:t>________ / ________</w:t>
+            </w:r>
+          </w:p>
+        </w:tc>
+        <w:tc>
+          <w:tcPr>
+            <w:tcW w:type="dxa" w:w="2160"/>
+          </w:tcPr>
+          <w:p>
+            <w:r>
+              <w:rPr>
+                <w:b w:val="0"/>
+              </w:rPr>
+              <w:t>________</w:t>
+            </w:r>
+          </w:p>
+        </w:tc>
+        <w:tc>
+          <w:tcPr>
+            <w:tcW w:type="dxa" w:w="2160"/>
+          </w:tcPr>
+          <w:p>
+            <w:r>
+              <w:rPr>
+                <w:b w:val="0"/>
+              </w:rPr>
+              <w:t>________</w:t>
+            </w:r>
+          </w:p>
+        </w:tc>
+      </w:tr>
+      <w:tr>
+        <w:tc>
+          <w:tcPr>
+            <w:tcW w:type="dxa" w:w="2160"/>
+          </w:tcPr>
+          <w:p>
+            <w:r>
+              <w:rPr>
+                <w:b w:val="0"/>
+              </w:rPr>
+              <w:t>결과보고·정산·신청서 보관 및 파기</w:t>
+            </w:r>
+          </w:p>
+        </w:tc>
+        <w:tc>
+          <w:tcPr>
+            <w:tcW w:type="dxa" w:w="2160"/>
+          </w:tcPr>
+          <w:p>
+            <w:r>
+              <w:rPr>
+                <w:b w:val="0"/>
+              </w:rPr>
+              <w:t>________</w:t>
+            </w:r>
+          </w:p>
+        </w:tc>
+        <w:tc>
+          <w:tcPr>
+            <w:tcW w:type="dxa" w:w="2160"/>
+          </w:tcPr>
+          <w:p>
+            <w:r>
+              <w:rPr>
+                <w:b w:val="0"/>
+              </w:rPr>
+              <w:t>________</w:t>
+            </w:r>
+          </w:p>
+        </w:tc>
+        <w:tc>
+          <w:tcPr>
+            <w:tcW w:type="dxa" w:w="2160"/>
+          </w:tcPr>
+          <w:p>
+            <w:r>
+              <w:rPr>
+                <w:b w:val="0"/>
+              </w:rPr>
+              <w:t>________</w:t>
+            </w:r>
+          </w:p>
+        </w:tc>
+      </w:tr>
+    </w:tbl>
+    <w:p/>
+    <w:p>
+      <w:pPr>
+        <w:pStyle w:val="Heading3"/>
+      </w:pPr>
+      <w:r>
+        <w:rPr>
+          <w:b w:val="0"/>
+        </w:rPr>
+        <w:t>마. 심사 기준 및 시상 계획</w:t>
+      </w:r>
+    </w:p>
+    <w:tbl>
+      <w:tblPr>
+        <w:tblStyle w:val="TableGrid"/>
+        <w:tblW w:type="auto" w:w="0"/>
+        <w:tblLook w:firstColumn="1" w:firstRow="1" w:lastColumn="0" w:lastRow="0" w:noHBand="0" w:noVBand="1" w:val="04A0"/>
+      </w:tblPr>
+      <w:tblGrid>
+        <w:gridCol w:w="2880"/>
+        <w:gridCol w:w="2880"/>
+        <w:gridCol w:w="2880"/>
+      </w:tblGrid>
+      <w:tr>
+        <w:tc>
+          <w:tcPr>
+            <w:tcW w:type="dxa" w:w="2880"/>
+          </w:tcPr>
+          <w:p>
+            <w:r>
+              <w:rPr>
+                <w:b/>
+              </w:rPr>
+              <w:t>심사 항목</w:t>
+            </w:r>
+          </w:p>
+        </w:tc>
+        <w:tc>
+          <w:tcPr>
+            <w:tcW w:type="dxa" w:w="2880"/>
+          </w:tcPr>
+          <w:p>
+            <w:r>
+              <w:rPr>
+                <w:b/>
+              </w:rPr>
+              <w:t>배점</w:t>
+            </w:r>
+          </w:p>
+        </w:tc>
+        <w:tc>
+          <w:tcPr>
+            <w:tcW w:type="dxa" w:w="2880"/>
+          </w:tcPr>
+          <w:p>
+            <w:r>
+              <w:rPr>
+                <w:b/>
+              </w:rPr>
+              <w:t>판단 기준</w:t>
+            </w:r>
+          </w:p>
+        </w:tc>
+      </w:tr>
+      <w:tr>
+        <w:tc>
+          <w:tcPr>
+            <w:tcW w:type="dxa" w:w="2880"/>
+          </w:tcPr>
+          <w:p>
+            <w:r>
+              <w:rPr>
+                <w:b w:val="0"/>
+              </w:rPr>
+              <w:t>정확성</w:t>
+            </w:r>
+          </w:p>
+        </w:tc>
+        <w:tc>
+          <w:tcPr>
+            <w:tcW w:type="dxa" w:w="2880"/>
+          </w:tcPr>
+          <w:p>
+            <w:r>
+              <w:rPr>
+                <w:b w:val="0"/>
+              </w:rPr>
+              <w:t>60</w:t>
+            </w:r>
+          </w:p>
+        </w:tc>
+        <w:tc>
+          <w:tcPr>
+            <w:tcW w:type="dxa" w:w="2880"/>
+          </w:tcPr>
+          <w:p>
+            <w:r>
+              <w:rPr>
+                <w:b w:val="0"/>
+              </w:rPr>
+              <w:t>누락·추가·다른 단어는 각각 1회당 2점 감점, 동일 위치의 오류는 중복 감점하지 않음</w:t>
+            </w:r>
+          </w:p>
+        </w:tc>
+      </w:tr>
+      <w:tr>
+        <w:tc>
+          <w:tcPr>
+            <w:tcW w:type="dxa" w:w="2880"/>
+          </w:tcPr>
+          <w:p>
+            <w:r>
+              <w:rPr>
+                <w:b w:val="0"/>
+              </w:rPr>
+              <w:t>완수 정도</w:t>
+            </w:r>
+          </w:p>
+        </w:tc>
+        <w:tc>
+          <w:tcPr>
+            <w:tcW w:type="dxa" w:w="2880"/>
+          </w:tcPr>
+          <w:p>
+            <w:r>
+              <w:rPr>
+                <w:b w:val="0"/>
+              </w:rPr>
+              <w:t>25</w:t>
+            </w:r>
+          </w:p>
+        </w:tc>
+        <w:tc>
+          <w:tcPr>
+            <w:tcW w:type="dxa" w:w="2880"/>
+          </w:tcPr>
+          <w:p>
+            <w:r>
+              <w:rPr>
+                <w:b w:val="0"/>
+              </w:rPr>
+              <w:t>범위 전체 완료 25점, 절반 이상 15점, 절반 미만 5점</w:t>
+            </w:r>
+          </w:p>
+        </w:tc>
+      </w:tr>
+      <w:tr>
+        <w:tc>
+          <w:tcPr>
+            <w:tcW w:type="dxa" w:w="2880"/>
+          </w:tcPr>
+          <w:p>
+            <w:r>
+              <w:rPr>
+                <w:b w:val="0"/>
+              </w:rPr>
+              <w:t>스스로 이어가기</w:t>
+            </w:r>
+          </w:p>
+        </w:tc>
+        <w:tc>
+          <w:tcPr>
+            <w:tcW w:type="dxa" w:w="2880"/>
+          </w:tcPr>
+          <w:p>
+            <w:r>
+              <w:rPr>
+                <w:b w:val="0"/>
+              </w:rPr>
+              <w:t>15</w:t>
+            </w:r>
+          </w:p>
+        </w:tc>
+        <w:tc>
+          <w:tcPr>
+            <w:tcW w:type="dxa" w:w="2880"/>
+          </w:tcPr>
+          <w:p>
+            <w:r>
+              <w:rPr>
+                <w:b w:val="0"/>
+              </w:rPr>
+              <w:t>교사 도움 없음 15점, 도움 1회 10점, 2회 이상 5점</w:t>
+            </w:r>
+          </w:p>
+        </w:tc>
+      </w:tr>
+      <w:tr>
+        <w:tc>
+          <w:tcPr>
+            <w:tcW w:type="dxa" w:w="2880"/>
+          </w:tcPr>
+          <w:p>
+            <w:r>
+              <w:rPr>
+                <w:b w:val="0"/>
+              </w:rPr>
+              <w:t>합계</w:t>
+            </w:r>
+          </w:p>
+        </w:tc>
+        <w:tc>
+          <w:tcPr>
+            <w:tcW w:type="dxa" w:w="2880"/>
+          </w:tcPr>
+          <w:p>
+            <w:r>
+              <w:rPr>
+                <w:b w:val="0"/>
+              </w:rPr>
+              <w:t>100</w:t>
+            </w:r>
+          </w:p>
+        </w:tc>
+        <w:tc>
+          <w:tcPr>
+            <w:tcW w:type="dxa" w:w="2880"/>
+          </w:tcPr>
+          <w:p>
+            <w:r>
+              <w:rPr>
+                <w:b w:val="0"/>
+              </w:rPr>
+              <w:t>각 항목 최저 0점, 심사위원 점수 평균 적용</w:t>
+            </w:r>
+          </w:p>
+        </w:tc>
+      </w:tr>
+    </w:tbl>
+    <w:p/>
+    <w:p>
+      <w:r>
+        <w:rPr>
+          <w:b w:val="0"/>
+        </w:rPr>
+        <w:t>1) 심사위원 ________명은 같은 번역본과 채점표를 사용합니다. 시작 전 안내와 장비 문제로 인한 재시작은 감점하지 않으며, 스스로 바로잡은 오류는 감점하지 않습니다. 담당: ________ / 기준 확정 기한: ________</w:t>
+      </w:r>
+    </w:p>
+    <w:p>
+      <w:r>
+        <w:rPr>
+          <w:b w:val="0"/>
+        </w:rPr>
+        <w:t>2) 사전에 합의한 의사소통 지원은 감점하지 않습니다. 목소리 크기·몸짓·발표 속도는 평가하지 않으며, 촉구나 재촉 없이 기다립니다. 담당: ________ / 지원 협의 기한: ________</w:t>
+      </w:r>
+    </w:p>
+    <w:p>
+      <w:r>
+        <w:rPr>
+          <w:b w:val="0"/>
+        </w:rPr>
+        <w:t>3) 시상은 위 연령·학년 구분별로 실시합니다. 동점자는 정확성 점수, 완수 정도 점수 순으로 정하고, 이후에도 동점이면 공동 수상합니다. 담당: ________ / 결과 확정 기한: ________</w:t>
+      </w:r>
+    </w:p>
+    <w:tbl>
+      <w:tblPr>
+        <w:tblStyle w:val="TableGrid"/>
+        <w:tblW w:type="auto" w:w="0"/>
+        <w:tblLook w:firstColumn="1" w:firstRow="1" w:lastColumn="0" w:lastRow="0" w:noHBand="0" w:noVBand="1" w:val="04A0"/>
+      </w:tblPr>
+      <w:tblGrid>
+        <w:gridCol w:w="1728"/>
+        <w:gridCol w:w="1728"/>
+        <w:gridCol w:w="1728"/>
+        <w:gridCol w:w="1728"/>
+        <w:gridCol w:w="1728"/>
+      </w:tblGrid>
+      <w:tr>
+        <w:tc>
+          <w:tcPr>
+            <w:tcW w:type="dxa" w:w="1728"/>
+          </w:tcPr>
+          <w:p>
+            <w:r>
+              <w:rPr>
+                <w:b/>
+              </w:rPr>
+              <w:t>구분</w:t>
+            </w:r>
+          </w:p>
+        </w:tc>
+        <w:tc>
+          <w:tcPr>
+            <w:tcW w:type="dxa" w:w="1728"/>
+          </w:tcPr>
+          <w:p>
+            <w:r>
+              <w:rPr>
+                <w:b/>
+              </w:rPr>
+              <w:t>대상·인원</w:t>
+            </w:r>
+          </w:p>
+        </w:tc>
+        <w:tc>
+          <w:tcPr>
+            <w:tcW w:type="dxa" w:w="1728"/>
+          </w:tcPr>
+          <w:p>
+            <w:r>
+              <w:rPr>
+                <w:b/>
+              </w:rPr>
+              <w:t>시상 내용</w:t>
+            </w:r>
+          </w:p>
+        </w:tc>
+        <w:tc>
+          <w:tcPr>
+            <w:tcW w:type="dxa" w:w="1728"/>
+          </w:tcPr>
+          <w:p>
+            <w:r>
+              <w:rPr>
+                <w:b/>
+              </w:rPr>
+              <w:t>담당</w:t>
+            </w:r>
+          </w:p>
+        </w:tc>
+        <w:tc>
+          <w:tcPr>
+            <w:tcW w:type="dxa" w:w="1728"/>
+          </w:tcPr>
+          <w:p>
+            <w:r>
+              <w:rPr>
+                <w:b/>
+              </w:rPr>
+              <w:t>기한</w:t>
+            </w:r>
+          </w:p>
+        </w:tc>
+      </w:tr>
+      <w:tr>
+        <w:tc>
+          <w:tcPr>
+            <w:tcW w:type="dxa" w:w="1728"/>
+          </w:tcPr>
+          <w:p>
+            <w:r>
+              <w:rPr>
+                <w:b w:val="0"/>
+              </w:rPr>
+              <w:t>우수 암송상</w:t>
+            </w:r>
+          </w:p>
+        </w:tc>
+        <w:tc>
+          <w:tcPr>
+            <w:tcW w:type="dxa" w:w="1728"/>
+          </w:tcPr>
+          <w:p>
+            <w:r>
+              <w:rPr>
+                <w:b w:val="0"/>
+              </w:rPr>
+              <w:t>각 구분 최고점자 ________명</w:t>
+            </w:r>
+          </w:p>
+        </w:tc>
+        <w:tc>
+          <w:tcPr>
+            <w:tcW w:type="dxa" w:w="1728"/>
+          </w:tcPr>
+          <w:p>
+            <w:r>
+              <w:rPr>
+                <w:b w:val="0"/>
+              </w:rPr>
+              <w:t>상장 및 ________</w:t>
+            </w:r>
+          </w:p>
+        </w:tc>
+        <w:tc>
+          <w:tcPr>
+            <w:tcW w:type="dxa" w:w="1728"/>
+          </w:tcPr>
+          <w:p>
+            <w:r>
+              <w:rPr>
+                <w:b w:val="0"/>
+              </w:rPr>
+              <w:t>________</w:t>
+            </w:r>
+          </w:p>
+        </w:tc>
+        <w:tc>
+          <w:tcPr>
+            <w:tcW w:type="dxa" w:w="1728"/>
+          </w:tcPr>
+          <w:p>
+            <w:r>
+              <w:rPr>
+                <w:b w:val="0"/>
+              </w:rPr>
+              <w:t>________</w:t>
+            </w:r>
+          </w:p>
+        </w:tc>
+      </w:tr>
+      <w:tr>
+        <w:tc>
+          <w:tcPr>
+            <w:tcW w:type="dxa" w:w="1728"/>
+          </w:tcPr>
+          <w:p>
+            <w:r>
+              <w:rPr>
+                <w:b w:val="0"/>
+              </w:rPr>
+              <w:t>완주상</w:t>
+            </w:r>
+          </w:p>
+        </w:tc>
+        <w:tc>
+          <w:tcPr>
+            <w:tcW w:type="dxa" w:w="1728"/>
+          </w:tcPr>
+          <w:p>
+            <w:r>
+              <w:rPr>
+                <w:b w:val="0"/>
+              </w:rPr>
+              <w:t>배정 범위를 끝까지 암송한 어린이 ________명</w:t>
+            </w:r>
+          </w:p>
+        </w:tc>
+        <w:tc>
+          <w:tcPr>
+            <w:tcW w:type="dxa" w:w="1728"/>
+          </w:tcPr>
+          <w:p>
+            <w:r>
+              <w:rPr>
+                <w:b w:val="0"/>
+              </w:rPr>
+              <w:t>상장 또는 ________</w:t>
+            </w:r>
+          </w:p>
+        </w:tc>
+        <w:tc>
+          <w:tcPr>
+            <w:tcW w:type="dxa" w:w="1728"/>
+          </w:tcPr>
+          <w:p>
+            <w:r>
+              <w:rPr>
+                <w:b w:val="0"/>
+              </w:rPr>
+              <w:t>________</w:t>
+            </w:r>
+          </w:p>
+        </w:tc>
+        <w:tc>
+          <w:tcPr>
+            <w:tcW w:type="dxa" w:w="1728"/>
+          </w:tcPr>
+          <w:p>
+            <w:r>
+              <w:rPr>
+                <w:b w:val="0"/>
+              </w:rPr>
+              <w:t>________</w:t>
+            </w:r>
+          </w:p>
+        </w:tc>
+      </w:tr>
+      <w:tr>
+        <w:tc>
+          <w:tcPr>
+            <w:tcW w:type="dxa" w:w="1728"/>
+          </w:tcPr>
+          <w:p>
+            <w:r>
+              <w:rPr>
+                <w:b w:val="0"/>
+              </w:rPr>
+              <w:t>참여 격려</w:t>
+            </w:r>
+          </w:p>
+        </w:tc>
+        <w:tc>
+          <w:tcPr>
+            <w:tcW w:type="dxa" w:w="1728"/>
+          </w:tcPr>
+          <w:p>
+            <w:r>
+              <w:rPr>
+                <w:b w:val="0"/>
+              </w:rPr>
+              <w:t>참가자 전원 ________명</w:t>
+            </w:r>
+          </w:p>
+        </w:tc>
+        <w:tc>
+          <w:tcPr>
+            <w:tcW w:type="dxa" w:w="1728"/>
+          </w:tcPr>
+          <w:p>
+            <w:r>
+              <w:rPr>
+                <w:b w:val="0"/>
+              </w:rPr>
+              <w:t>격려품 ________</w:t>
+            </w:r>
+          </w:p>
+        </w:tc>
+        <w:tc>
+          <w:tcPr>
+            <w:tcW w:type="dxa" w:w="1728"/>
+          </w:tcPr>
+          <w:p>
+            <w:r>
+              <w:rPr>
+                <w:b w:val="0"/>
+              </w:rPr>
+              <w:t>________</w:t>
+            </w:r>
+          </w:p>
+        </w:tc>
+        <w:tc>
+          <w:tcPr>
+            <w:tcW w:type="dxa" w:w="1728"/>
+          </w:tcPr>
+          <w:p>
+            <w:r>
+              <w:rPr>
+                <w:b w:val="0"/>
+              </w:rPr>
+              <w:t>________</w:t>
+            </w:r>
+          </w:p>
+        </w:tc>
+      </w:tr>
+    </w:tbl>
+    <w:p/>
+    <w:p>
+      <w:r>
+        <w:rPr>
+          <w:b w:val="0"/>
+        </w:rPr>
+        <w:t>4) 우수 암송상·완주상 중복 수여 여부는 ________으로 사전 확정합니다. 개인 점수와 전체 순위는 공개하지 않고, 개별 피드백으로 안내합니다. 담당: ________ / 기한: ________</w:t>
+      </w:r>
+    </w:p>
+    <w:p>
+      <w:pPr>
+        <w:pStyle w:val="Heading2"/>
+      </w:pPr>
+      <w:r>
+        <w:rPr>
+          <w:b w:val="0"/>
+        </w:rPr>
+        <w:t>5. 안전관리 계획</w:t>
+      </w:r>
+    </w:p>
+    <w:tbl>
+      <w:tblPr>
+        <w:tblStyle w:val="TableGrid"/>
+        <w:tblW w:type="auto" w:w="0"/>
+        <w:tblLook w:firstColumn="1" w:firstRow="1" w:lastColumn="0" w:lastRow="0" w:noHBand="0" w:noVBand="1" w:val="04A0"/>
+      </w:tblPr>
+      <w:tblGrid>
+        <w:gridCol w:w="2160"/>
+        <w:gridCol w:w="2160"/>
+        <w:gridCol w:w="2160"/>
+        <w:gridCol w:w="2160"/>
+      </w:tblGrid>
+      <w:tr>
+        <w:tc>
+          <w:tcPr>
+            <w:tcW w:type="dxa" w:w="2160"/>
+          </w:tcPr>
+          <w:p>
+            <w:r>
+              <w:rPr>
+                <w:b/>
+              </w:rPr>
+              <w:t>위험요인</w:t>
+            </w:r>
+          </w:p>
+        </w:tc>
+        <w:tc>
+          <w:tcPr>
+            <w:tcW w:type="dxa" w:w="2160"/>
+          </w:tcPr>
+          <w:p>
+            <w:r>
+              <w:rPr>
+                <w:b/>
+              </w:rPr>
+              <w:t>예방조치</w:t>
+            </w:r>
+          </w:p>
+        </w:tc>
+        <w:tc>
+          <w:tcPr>
+            <w:tcW w:type="dxa" w:w="2160"/>
+          </w:tcPr>
+          <w:p>
+            <w:r>
+              <w:rPr>
+                <w:b/>
+              </w:rPr>
+              <w:t>담당</w:t>
+            </w:r>
+          </w:p>
+        </w:tc>
+        <w:tc>
+          <w:tcPr>
+            <w:tcW w:type="dxa" w:w="2160"/>
+          </w:tcPr>
+          <w:p>
+            <w:r>
+              <w:rPr>
+                <w:b/>
+              </w:rPr>
+              <w:t>기한</w:t>
+            </w:r>
+          </w:p>
+        </w:tc>
+      </w:tr>
+      <w:tr>
+        <w:tc>
+          <w:tcPr>
+            <w:tcW w:type="dxa" w:w="2160"/>
+          </w:tcPr>
+          <w:p>
+            <w:r>
+              <w:rPr>
+                <w:b w:val="0"/>
+              </w:rPr>
+              <w:t>이동 중 넘어짐·전선 걸림</w:t>
+            </w:r>
+          </w:p>
+        </w:tc>
+        <w:tc>
+          <w:tcPr>
+            <w:tcW w:type="dxa" w:w="2160"/>
+          </w:tcPr>
+          <w:p>
+            <w:r>
+              <w:rPr>
+                <w:b w:val="0"/>
+              </w:rPr>
+              <w:t>통로·출입구 확보, 전선 고정, 유치부 이동 동행</w:t>
+            </w:r>
+          </w:p>
+        </w:tc>
+        <w:tc>
+          <w:tcPr>
+            <w:tcW w:type="dxa" w:w="2160"/>
+          </w:tcPr>
+          <w:p>
+            <w:r>
+              <w:rPr>
+                <w:b w:val="0"/>
+              </w:rPr>
+              <w:t>________</w:t>
+            </w:r>
+          </w:p>
+        </w:tc>
+        <w:tc>
+          <w:tcPr>
+            <w:tcW w:type="dxa" w:w="2160"/>
+          </w:tcPr>
+          <w:p>
+            <w:r>
+              <w:rPr>
+                <w:b w:val="0"/>
+              </w:rPr>
+              <w:t>행사 시작 전</w:t>
+            </w:r>
+          </w:p>
+        </w:tc>
+      </w:tr>
+      <w:tr>
+        <w:tc>
+          <w:tcPr>
+            <w:tcW w:type="dxa" w:w="2160"/>
+          </w:tcPr>
+          <w:p>
+            <w:r>
+              <w:rPr>
+                <w:b w:val="0"/>
+              </w:rPr>
+              <w:t>대기 중 이탈·귀가 혼선</w:t>
+            </w:r>
+          </w:p>
+        </w:tc>
+        <w:tc>
+          <w:tcPr>
+            <w:tcW w:type="dxa" w:w="2160"/>
+          </w:tcPr>
+          <w:p>
+            <w:r>
+              <w:rPr>
+                <w:b w:val="0"/>
+              </w:rPr>
+              <w:t>대기 공간 교사 배치, 출석 확인, 지정 보호자에게 직접 인계</w:t>
+            </w:r>
+          </w:p>
+        </w:tc>
+        <w:tc>
+          <w:tcPr>
+            <w:tcW w:type="dxa" w:w="2160"/>
+          </w:tcPr>
+          <w:p>
+            <w:r>
+              <w:rPr>
+                <w:b w:val="0"/>
+              </w:rPr>
+              <w:t>________</w:t>
+            </w:r>
+          </w:p>
+        </w:tc>
+        <w:tc>
+          <w:tcPr>
+            <w:tcW w:type="dxa" w:w="2160"/>
+          </w:tcPr>
+          <w:p>
+            <w:r>
+              <w:rPr>
+                <w:b w:val="0"/>
+              </w:rPr>
+              <w:t>접수부터 귀가 완료까지</w:t>
+            </w:r>
+          </w:p>
+        </w:tc>
+      </w:tr>
+      <w:tr>
+        <w:tc>
+          <w:tcPr>
+            <w:tcW w:type="dxa" w:w="2160"/>
+          </w:tcPr>
+          <w:p>
+            <w:r>
+              <w:rPr>
+                <w:b w:val="0"/>
+              </w:rPr>
+              <w:t>발표 불안·과도한 경쟁</w:t>
+            </w:r>
+          </w:p>
+        </w:tc>
+        <w:tc>
+          <w:tcPr>
+            <w:tcW w:type="dxa" w:w="2160"/>
+          </w:tcPr>
+          <w:p>
+            <w:r>
+              <w:rPr>
+                <w:b w:val="0"/>
+              </w:rPr>
+              <w:t>중단·재참여 선택 허용, 비교·질책 금지, 대기 교사 지원</w:t>
+            </w:r>
+          </w:p>
+        </w:tc>
+        <w:tc>
+          <w:tcPr>
+            <w:tcW w:type="dxa" w:w="2160"/>
+          </w:tcPr>
+          <w:p>
+            <w:r>
+              <w:rPr>
+                <w:b w:val="0"/>
+              </w:rPr>
+              <w:t>________</w:t>
+            </w:r>
+          </w:p>
+        </w:tc>
+        <w:tc>
+          <w:tcPr>
+            <w:tcW w:type="dxa" w:w="2160"/>
+          </w:tcPr>
+          <w:p>
+            <w:r>
+              <w:rPr>
+                <w:b w:val="0"/>
+              </w:rPr>
+              <w:t>연습 시작부터 행사 종료까지</w:t>
+            </w:r>
+          </w:p>
+        </w:tc>
+      </w:tr>
+      <w:tr>
+        <w:tc>
+          <w:tcPr>
+            <w:tcW w:type="dxa" w:w="2160"/>
+          </w:tcPr>
+          <w:p>
+            <w:r>
+              <w:rPr>
+                <w:b w:val="0"/>
+              </w:rPr>
+              <w:t>건강 이상·알레르기</w:t>
+            </w:r>
+          </w:p>
+        </w:tc>
+        <w:tc>
+          <w:tcPr>
+            <w:tcW w:type="dxa" w:w="2160"/>
+          </w:tcPr>
+          <w:p>
+            <w:r>
+              <w:rPr>
+                <w:b w:val="0"/>
+              </w:rPr>
+              <w:t>별도 회신서로 확인, 응급용품·119 신고 및 보호자 연락 체계 확보</w:t>
+            </w:r>
+          </w:p>
+        </w:tc>
+        <w:tc>
+          <w:tcPr>
+            <w:tcW w:type="dxa" w:w="2160"/>
+          </w:tcPr>
+          <w:p>
+            <w:r>
+              <w:rPr>
+                <w:b w:val="0"/>
+              </w:rPr>
+              <w:t>________</w:t>
+            </w:r>
+          </w:p>
+        </w:tc>
+        <w:tc>
+          <w:tcPr>
+            <w:tcW w:type="dxa" w:w="2160"/>
+          </w:tcPr>
+          <w:p>
+            <w:r>
+              <w:rPr>
+                <w:b w:val="0"/>
+              </w:rPr>
+              <w:t>행사 전일까지</w:t>
+            </w:r>
+          </w:p>
+        </w:tc>
+      </w:tr>
+      <w:tr>
+        <w:tc>
+          <w:tcPr>
+            <w:tcW w:type="dxa" w:w="2160"/>
+          </w:tcPr>
+          <w:p>
+            <w:r>
+              <w:rPr>
+                <w:b w:val="0"/>
+              </w:rPr>
+              <w:t>화재·긴급 대피</w:t>
+            </w:r>
+          </w:p>
+        </w:tc>
+        <w:tc>
+          <w:tcPr>
+            <w:tcW w:type="dxa" w:w="2160"/>
+          </w:tcPr>
+          <w:p>
+            <w:r>
+              <w:rPr>
+                <w:b w:val="0"/>
+              </w:rPr>
+              <w:t>비상구·대피 장소 ________ 확인, 대피 후 인원 재확인</w:t>
+            </w:r>
+          </w:p>
+        </w:tc>
+        <w:tc>
+          <w:tcPr>
+            <w:tcW w:type="dxa" w:w="2160"/>
+          </w:tcPr>
+          <w:p>
+            <w:r>
+              <w:rPr>
+                <w:b w:val="0"/>
+              </w:rPr>
+              <w:t>________</w:t>
+            </w:r>
+          </w:p>
+        </w:tc>
+        <w:tc>
+          <w:tcPr>
+            <w:tcW w:type="dxa" w:w="2160"/>
+          </w:tcPr>
+          <w:p>
+            <w:r>
+              <w:rPr>
+                <w:b w:val="0"/>
+              </w:rPr>
+              <w:t>시작 전 점검·발생 즉시</w:t>
+            </w:r>
+          </w:p>
+        </w:tc>
+      </w:tr>
+    </w:tbl>
+    <w:p/>
+    <w:p>
+      <w:pPr>
+        <w:pStyle w:val="Heading2"/>
+      </w:pPr>
+      <w:r>
+        <w:rPr>
+          <w:b w:val="0"/>
+        </w:rPr>
+        <w:t>6. 소요 예산 및 재원</w:t>
+      </w:r>
+    </w:p>
+    <w:p>
+      <w:r>
+        <w:rPr>
+          <w:b w:val="0"/>
+        </w:rPr>
+        <w:t>(단위: 원)</w:t>
+      </w:r>
+    </w:p>
+    <w:tbl>
+      <w:tblPr>
+        <w:tblStyle w:val="TableGrid"/>
+        <w:tblW w:type="auto" w:w="0"/>
+        <w:tblLook w:firstColumn="1" w:firstRow="1" w:lastColumn="0" w:lastRow="0" w:noHBand="0" w:noVBand="1" w:val="04A0"/>
+      </w:tblPr>
+      <w:tblGrid>
+        <w:gridCol w:w="2160"/>
+        <w:gridCol w:w="2160"/>
+        <w:gridCol w:w="2160"/>
+        <w:gridCol w:w="2160"/>
+      </w:tblGrid>
+      <w:tr>
+        <w:tc>
+          <w:tcPr>
+            <w:tcW w:type="dxa" w:w="2160"/>
+          </w:tcPr>
+          <w:p>
+            <w:r>
+              <w:rPr>
+                <w:b/>
+              </w:rPr>
+              <w:t>항목</w:t>
+            </w:r>
+          </w:p>
+        </w:tc>
+        <w:tc>
+          <w:tcPr>
+            <w:tcW w:type="dxa" w:w="2160"/>
+          </w:tcPr>
+          <w:p>
+            <w:r>
+              <w:rPr>
+                <w:b/>
+              </w:rPr>
+              <w:t>산출근거</w:t>
+            </w:r>
+          </w:p>
+        </w:tc>
+        <w:tc>
+          <w:tcPr>
+            <w:tcW w:type="dxa" w:w="2160"/>
+          </w:tcPr>
+          <w:p>
+            <w:r>
+              <w:rPr>
+                <w:b/>
+              </w:rPr>
+              <w:t>금액</w:t>
+            </w:r>
+          </w:p>
+        </w:tc>
+        <w:tc>
+          <w:tcPr>
+            <w:tcW w:type="dxa" w:w="2160"/>
+          </w:tcPr>
+          <w:p>
+            <w:r>
+              <w:rPr>
+                <w:b/>
+              </w:rPr>
+              <w:t>재원</w:t>
+            </w:r>
+          </w:p>
+        </w:tc>
+      </w:tr>
+      <w:tr>
+        <w:tc>
+          <w:tcPr>
+            <w:tcW w:type="dxa" w:w="2160"/>
+          </w:tcPr>
+          <w:p>
+            <w:r>
+              <w:rPr>
+                <w:b w:val="0"/>
+              </w:rPr>
+              <w:t>상장·인쇄물</w:t>
+            </w:r>
+          </w:p>
+        </w:tc>
+        <w:tc>
+          <w:tcPr>
+            <w:tcW w:type="dxa" w:w="2160"/>
+          </w:tcPr>
+          <w:p>
+            <w:r>
+              <w:rPr>
+                <w:b w:val="0"/>
+              </w:rPr>
+              <w:t>________원 × ________부</w:t>
+            </w:r>
+          </w:p>
+        </w:tc>
+        <w:tc>
+          <w:tcPr>
+            <w:tcW w:type="dxa" w:w="2160"/>
+          </w:tcPr>
+          <w:p>
+            <w:r>
+              <w:rPr>
+                <w:b w:val="0"/>
+              </w:rPr>
+              <w:t>________</w:t>
+            </w:r>
+          </w:p>
+        </w:tc>
+        <w:tc>
+          <w:tcPr>
+            <w:tcW w:type="dxa" w:w="2160"/>
+          </w:tcPr>
+          <w:p>
+            <w:r>
+              <w:rPr>
+                <w:b w:val="0"/>
+              </w:rPr>
+              <w:t>________</w:t>
+            </w:r>
+          </w:p>
+        </w:tc>
+      </w:tr>
+      <w:tr>
+        <w:tc>
+          <w:tcPr>
+            <w:tcW w:type="dxa" w:w="2160"/>
+          </w:tcPr>
+          <w:p>
+            <w:r>
+              <w:rPr>
+                <w:b w:val="0"/>
+              </w:rPr>
+              <w:t>시상품</w:t>
+            </w:r>
+          </w:p>
+        </w:tc>
+        <w:tc>
+          <w:tcPr>
+            <w:tcW w:type="dxa" w:w="2160"/>
+          </w:tcPr>
+          <w:p>
+            <w:r>
+              <w:rPr>
+                <w:b w:val="0"/>
+              </w:rPr>
+              <w:t>________원 × ________명</w:t>
+            </w:r>
+          </w:p>
+        </w:tc>
+        <w:tc>
+          <w:tcPr>
+            <w:tcW w:type="dxa" w:w="2160"/>
+          </w:tcPr>
+          <w:p>
+            <w:r>
+              <w:rPr>
+                <w:b w:val="0"/>
+              </w:rPr>
+              <w:t>________</w:t>
+            </w:r>
+          </w:p>
+        </w:tc>
+        <w:tc>
+          <w:tcPr>
+            <w:tcW w:type="dxa" w:w="2160"/>
+          </w:tcPr>
+          <w:p>
+            <w:r>
+              <w:rPr>
+                <w:b w:val="0"/>
+              </w:rPr>
+              <w:t>________</w:t>
+            </w:r>
+          </w:p>
+        </w:tc>
+      </w:tr>
+      <w:tr>
+        <w:tc>
+          <w:tcPr>
+            <w:tcW w:type="dxa" w:w="2160"/>
+          </w:tcPr>
+          <w:p>
+            <w:r>
+              <w:rPr>
+                <w:b w:val="0"/>
+              </w:rPr>
+              <w:t>참여 격려품</w:t>
+            </w:r>
+          </w:p>
+        </w:tc>
+        <w:tc>
+          <w:tcPr>
+            <w:tcW w:type="dxa" w:w="2160"/>
+          </w:tcPr>
+          <w:p>
+            <w:r>
+              <w:rPr>
+                <w:b w:val="0"/>
+              </w:rPr>
+              <w:t>________원 × ________명</w:t>
+            </w:r>
+          </w:p>
+        </w:tc>
+        <w:tc>
+          <w:tcPr>
+            <w:tcW w:type="dxa" w:w="2160"/>
+          </w:tcPr>
+          <w:p>
+            <w:r>
+              <w:rPr>
+                <w:b w:val="0"/>
+              </w:rPr>
+              <w:t>________</w:t>
+            </w:r>
+          </w:p>
+        </w:tc>
+        <w:tc>
+          <w:tcPr>
+            <w:tcW w:type="dxa" w:w="2160"/>
+          </w:tcPr>
+          <w:p>
+            <w:r>
+              <w:rPr>
+                <w:b w:val="0"/>
+              </w:rPr>
+              <w:t>________</w:t>
+            </w:r>
+          </w:p>
+        </w:tc>
+      </w:tr>
+      <w:tr>
+        <w:tc>
+          <w:tcPr>
+            <w:tcW w:type="dxa" w:w="2160"/>
+          </w:tcPr>
+          <w:p>
+            <w:r>
+              <w:rPr>
+                <w:b w:val="0"/>
+              </w:rPr>
+              <w:t>운영 물품</w:t>
+            </w:r>
+          </w:p>
+        </w:tc>
+        <w:tc>
+          <w:tcPr>
+            <w:tcW w:type="dxa" w:w="2160"/>
+          </w:tcPr>
+          <w:p>
+            <w:r>
+              <w:rPr>
+                <w:b w:val="0"/>
+              </w:rPr>
+              <w:t>________원 × ________개</w:t>
+            </w:r>
+          </w:p>
+        </w:tc>
+        <w:tc>
+          <w:tcPr>
+            <w:tcW w:type="dxa" w:w="2160"/>
+          </w:tcPr>
+          <w:p>
+            <w:r>
+              <w:rPr>
+                <w:b w:val="0"/>
+              </w:rPr>
+              <w:t>________</w:t>
+            </w:r>
+          </w:p>
+        </w:tc>
+        <w:tc>
+          <w:tcPr>
+            <w:tcW w:type="dxa" w:w="2160"/>
+          </w:tcPr>
+          <w:p>
+            <w:r>
+              <w:rPr>
+                <w:b w:val="0"/>
+              </w:rPr>
+              <w:t>________</w:t>
+            </w:r>
+          </w:p>
+        </w:tc>
+      </w:tr>
+      <w:tr>
+        <w:tc>
+          <w:tcPr>
+            <w:tcW w:type="dxa" w:w="2160"/>
+          </w:tcPr>
+          <w:p>
+            <w:r>
+              <w:rPr>
+                <w:b w:val="0"/>
+              </w:rPr>
+              <w:t>합계</w:t>
+            </w:r>
+          </w:p>
+        </w:tc>
+        <w:tc>
+          <w:tcPr>
+            <w:tcW w:type="dxa" w:w="2160"/>
+          </w:tcPr>
+          <w:p>
+            <w:r>
+              <w:rPr>
+                <w:b w:val="0"/>
+              </w:rPr>
+              <w:t>항목별 금액 합산</w:t>
+            </w:r>
+          </w:p>
+        </w:tc>
+        <w:tc>
+          <w:tcPr>
+            <w:tcW w:type="dxa" w:w="2160"/>
+          </w:tcPr>
+          <w:p>
+            <w:r>
+              <w:rPr>
+                <w:b w:val="0"/>
+              </w:rPr>
+              <w:t>________</w:t>
+            </w:r>
+          </w:p>
+        </w:tc>
+        <w:tc>
+          <w:tcPr>
+            <w:tcW w:type="dxa" w:w="2160"/>
+          </w:tcPr>
+          <w:p>
+            <w:r>
+              <w:rPr>
+                <w:b w:val="0"/>
+              </w:rPr>
+              <w:t>________</w:t>
+            </w:r>
+          </w:p>
+        </w:tc>
+      </w:tr>
+    </w:tbl>
+    <w:p/>
+    <w:p>
+      <w:r>
+        <w:rPr>
+          <w:b w:val="0"/>
+        </w:rPr>
+        <w:t>가. 총액: 금________원(금________). 구매 담당 ________은 ________까지 사전 승인을 받은 후 집행합니다.</w:t>
+      </w:r>
+    </w:p>
+    <w:p>
+      <w:r>
+        <w:rPr>
+          <w:b w:val="0"/>
+        </w:rPr>
+        <w:t>나. 회계 담당 ________은 거래별 일자·내역·금액·증빙번호를 기록하고 영수증을 연결하며, 개인 계좌와 교회 자금을 혼용하지 않습니다. 기한: 거래 당일</w:t>
+      </w:r>
+    </w:p>
+    <w:p>
+      <w:r>
+        <w:rPr>
+          <w:b w:val="0"/>
+        </w:rPr>
+        <w:t>다. 현금은 ________과 ________이 함께 세고 서명합니다. 확인 담당 ________은 집행 내역과 증빙을 대조하여 ________까지 확인합니다.</w:t>
+      </w:r>
+    </w:p>
+    <w:p>
+      <w:r>
+        <w:rPr>
+          <w:b w:val="0"/>
+        </w:rPr>
+        <w:t>라. 회계 담당 ________은 ________까지 행사별 정산을 제출하고, ________월 재정 보고에 반영합니다.</w:t>
+      </w:r>
+    </w:p>
+    <w:p>
+      <w:pPr>
+        <w:pStyle w:val="Heading2"/>
+      </w:pPr>
+      <w:r>
+        <w:rPr>
+          <w:b w:val="0"/>
+        </w:rPr>
+        <w:t>7. 기대 효과 및 평가 방법</w:t>
+      </w:r>
+    </w:p>
+    <w:p>
+      <w:r>
+        <w:rPr>
+          <w:b w:val="0"/>
+        </w:rPr>
+        <w:t>가. 신앙적 기대 효과: 말씀을 익히는 기쁨과 공동체의 격려를 경험하도록 돕습니다. 신앙의 성숙을 암송 점수로 판단하지 않습니다.</w:t>
+      </w:r>
+    </w:p>
+    <w:p>
+      <w:r>
+        <w:rPr>
+          <w:b w:val="0"/>
+        </w:rPr>
+        <w:t>나. 운영 평가: 신청 대비 참여율, 연습 실시 횟수, 피드백 제공 여부, 예산 집행 및 안전사고 여부를 확인합니다. 담당: ________ / 기한: ________</w:t>
+      </w:r>
+    </w:p>
+    <w:p>
+      <w:r>
+        <w:rPr>
+          <w:b w:val="0"/>
+        </w:rPr>
+        <w:t>다. 개선 의견: 어린이·보호자·교사의 의견을 수렴하여 다음 교육 활동에 반영합니다. 담당: ________ / 기한: ________</w:t>
+      </w:r>
+    </w:p>
+    <w:p>
+      <w:pPr>
+        <w:pStyle w:val="Heading2"/>
+      </w:pPr>
+      <w:r>
+        <w:rPr>
+          <w:b w:val="0"/>
+        </w:rPr>
+        <w:t>8. 향후 일정</w:t>
+      </w:r>
+    </w:p>
+    <w:tbl>
+      <w:tblPr>
+        <w:tblStyle w:val="TableGrid"/>
+        <w:tblW w:type="auto" w:w="0"/>
+        <w:tblLook w:firstColumn="1" w:firstRow="1" w:lastColumn="0" w:lastRow="0" w:noHBand="0" w:noVBand="1" w:val="04A0"/>
+      </w:tblPr>
+      <w:tblGrid>
+        <w:gridCol w:w="2880"/>
+        <w:gridCol w:w="2880"/>
+        <w:gridCol w:w="2880"/>
+      </w:tblGrid>
+      <w:tr>
+        <w:tc>
+          <w:tcPr>
+            <w:tcW w:type="dxa" w:w="2880"/>
+          </w:tcPr>
+          <w:p>
+            <w:r>
+              <w:rPr>
+                <w:b/>
+              </w:rPr>
+              <w:t>내용</w:t>
+            </w:r>
+          </w:p>
+        </w:tc>
+        <w:tc>
+          <w:tcPr>
+            <w:tcW w:type="dxa" w:w="2880"/>
+          </w:tcPr>
+          <w:p>
+            <w:r>
+              <w:rPr>
+                <w:b/>
+              </w:rPr>
+              <w:t>담당</w:t>
+            </w:r>
+          </w:p>
+        </w:tc>
+        <w:tc>
+          <w:tcPr>
+            <w:tcW w:type="dxa" w:w="2880"/>
+          </w:tcPr>
+          <w:p>
+            <w:r>
+              <w:rPr>
+                <w:b/>
+              </w:rPr>
+              <w:t>기한</w:t>
+            </w:r>
+          </w:p>
+        </w:tc>
+      </w:tr>
+      <w:tr>
+        <w:tc>
+          <w:tcPr>
+            <w:tcW w:type="dxa" w:w="2880"/>
+          </w:tcPr>
+          <w:p>
+            <w:r>
+              <w:rPr>
+                <w:b w:val="0"/>
+              </w:rPr>
+              <w:t>승인 후 부모 안내문 배포·신청 접수</w:t>
+            </w:r>
+          </w:p>
+        </w:tc>
+        <w:tc>
+          <w:tcPr>
+            <w:tcW w:type="dxa" w:w="2880"/>
+          </w:tcPr>
+          <w:p>
+            <w:r>
+              <w:rPr>
+                <w:b w:val="0"/>
+              </w:rPr>
+              <w:t>________</w:t>
+            </w:r>
+          </w:p>
+        </w:tc>
+        <w:tc>
+          <w:tcPr>
+            <w:tcW w:type="dxa" w:w="2880"/>
+          </w:tcPr>
+          <w:p>
+            <w:r>
+              <w:rPr>
+                <w:b w:val="0"/>
+              </w:rPr>
+              <w:t>________</w:t>
+            </w:r>
+          </w:p>
+        </w:tc>
+      </w:tr>
+      <w:tr>
+        <w:tc>
+          <w:tcPr>
+            <w:tcW w:type="dxa" w:w="2880"/>
+          </w:tcPr>
+          <w:p>
+            <w:r>
+              <w:rPr>
+                <w:b w:val="0"/>
+              </w:rPr>
+              <w:t>연령별 연습 및 최종 준비 확인</w:t>
+            </w:r>
+          </w:p>
+        </w:tc>
+        <w:tc>
+          <w:tcPr>
+            <w:tcW w:type="dxa" w:w="2880"/>
+          </w:tcPr>
+          <w:p>
+            <w:r>
+              <w:rPr>
+                <w:b w:val="0"/>
+              </w:rPr>
+              <w:t>________</w:t>
+            </w:r>
+          </w:p>
+        </w:tc>
+        <w:tc>
+          <w:tcPr>
+            <w:tcW w:type="dxa" w:w="2880"/>
+          </w:tcPr>
+          <w:p>
+            <w:r>
+              <w:rPr>
+                <w:b w:val="0"/>
+              </w:rPr>
+              <w:t>________</w:t>
+            </w:r>
+          </w:p>
+        </w:tc>
+      </w:tr>
+      <w:tr>
+        <w:tc>
+          <w:tcPr>
+            <w:tcW w:type="dxa" w:w="2880"/>
+          </w:tcPr>
+          <w:p>
+            <w:r>
+              <w:rPr>
+                <w:b w:val="0"/>
+              </w:rPr>
+              <w:t>행사 운영·개별 피드백 전달</w:t>
+            </w:r>
+          </w:p>
+        </w:tc>
+        <w:tc>
+          <w:tcPr>
+            <w:tcW w:type="dxa" w:w="2880"/>
+          </w:tcPr>
+          <w:p>
+            <w:r>
+              <w:rPr>
+                <w:b w:val="0"/>
+              </w:rPr>
+              <w:t>________</w:t>
+            </w:r>
+          </w:p>
+        </w:tc>
+        <w:tc>
+          <w:tcPr>
+            <w:tcW w:type="dxa" w:w="2880"/>
+          </w:tcPr>
+          <w:p>
+            <w:r>
+              <w:rPr>
+                <w:b w:val="0"/>
+              </w:rPr>
+              <w:t>________</w:t>
+            </w:r>
+          </w:p>
+        </w:tc>
+      </w:tr>
+      <w:tr>
+        <w:tc>
+          <w:tcPr>
+            <w:tcW w:type="dxa" w:w="2880"/>
+          </w:tcPr>
+          <w:p>
+            <w:r>
+              <w:rPr>
+                <w:b w:val="0"/>
+              </w:rPr>
+              <w:t>결과보고·정산 제출</w:t>
+            </w:r>
+          </w:p>
+        </w:tc>
+        <w:tc>
+          <w:tcPr>
+            <w:tcW w:type="dxa" w:w="2880"/>
+          </w:tcPr>
+          <w:p>
+            <w:r>
+              <w:rPr>
+                <w:b w:val="0"/>
+              </w:rPr>
+              <w:t>________</w:t>
+            </w:r>
+          </w:p>
+        </w:tc>
+        <w:tc>
+          <w:tcPr>
+            <w:tcW w:type="dxa" w:w="2880"/>
+          </w:tcPr>
+          <w:p>
+            <w:r>
+              <w:rPr>
+                <w:b w:val="0"/>
+              </w:rPr>
+              <w:t>________</w:t>
+            </w:r>
+          </w:p>
+        </w:tc>
+      </w:tr>
+    </w:tbl>
+    <w:p/>
+    <w:p>
+      <w:r>
+        <w:rPr>
+          <w:b w:val="0"/>
+        </w:rPr>
+        <w:t>붙임 1. 성경 암송 대회 부모 안내 및 참가 신청서 1부.</w:t>
+      </w:r>
+    </w:p>
+    <w:p>
+      <w:pPr>
+        <w:pStyle w:val="Heading1"/>
+        <w:jc w:val="center"/>
+      </w:pPr>
+      <w:r>
+        <w:rPr>
+          <w:b w:val="0"/>
+        </w:rPr>
+        <w:t>[연도] (교회명) (부서명) 성경 암송 대회 안내</w:t>
+      </w:r>
+    </w:p>
+    <w:tbl>
+      <w:tblPr>
+        <w:tblStyle w:val="TableGrid"/>
+        <w:tblW w:type="auto" w:w="0"/>
+        <w:tblLook w:firstColumn="1" w:firstRow="1" w:lastColumn="0" w:lastRow="0" w:noHBand="0" w:noVBand="1" w:val="04A0"/>
+      </w:tblPr>
+      <w:tblGrid>
+        <w:gridCol w:w="2160"/>
+        <w:gridCol w:w="2160"/>
+        <w:gridCol w:w="2160"/>
+        <w:gridCol w:w="2160"/>
+      </w:tblGrid>
+      <w:tr>
+        <w:tc>
+          <w:tcPr>
+            <w:tcW w:type="dxa" w:w="2160"/>
+          </w:tcPr>
+          <w:p>
+            <w:r>
+              <w:rPr>
+                <w:b/>
+              </w:rPr>
+              <w:t>작성일</w:t>
+            </w:r>
+          </w:p>
+        </w:tc>
+        <w:tc>
+          <w:tcPr>
+            <w:tcW w:type="dxa" w:w="2160"/>
+          </w:tcPr>
+          <w:p>
+            <w:r>
+              <w:rPr>
+                <w:b/>
+              </w:rPr>
+              <w:t>작성자</w:t>
+            </w:r>
+          </w:p>
+        </w:tc>
+        <w:tc>
+          <w:tcPr>
+            <w:tcW w:type="dxa" w:w="2160"/>
+          </w:tcPr>
+          <w:p>
+            <w:r>
+              <w:rPr>
+                <w:b/>
+              </w:rPr>
+              <w:t>부서</w:t>
+            </w:r>
+          </w:p>
+        </w:tc>
+        <w:tc>
+          <w:tcPr>
+            <w:tcW w:type="dxa" w:w="2160"/>
+          </w:tcPr>
+          <w:p>
+            <w:r>
+              <w:rPr>
+                <w:b/>
+              </w:rPr>
+              <w:t>문서 상태(초안/확정)</w:t>
+            </w:r>
+          </w:p>
+        </w:tc>
+      </w:tr>
+      <w:tr>
+        <w:tc>
+          <w:tcPr>
+            <w:tcW w:type="dxa" w:w="2160"/>
+          </w:tcPr>
+          <w:p>
+            <w:r>
+              <w:rPr>
+                <w:b w:val="0"/>
+              </w:rPr>
+              <w:t>________년 ________월 ________일</w:t>
+            </w:r>
+          </w:p>
+        </w:tc>
+        <w:tc>
+          <w:tcPr>
+            <w:tcW w:type="dxa" w:w="2160"/>
+          </w:tcPr>
+          <w:p>
+            <w:r>
+              <w:rPr>
+                <w:b w:val="0"/>
+              </w:rPr>
+              <w:t>________</w:t>
+            </w:r>
+          </w:p>
+        </w:tc>
+        <w:tc>
+          <w:tcPr>
+            <w:tcW w:type="dxa" w:w="2160"/>
+          </w:tcPr>
+          <w:p>
+            <w:r>
+              <w:rPr>
+                <w:b w:val="0"/>
+              </w:rPr>
+              <w:t>________</w:t>
+            </w:r>
+          </w:p>
+        </w:tc>
+        <w:tc>
+          <w:tcPr>
+            <w:tcW w:type="dxa" w:w="2160"/>
+          </w:tcPr>
+          <w:p>
+            <w:r>
+              <w:rPr>
+                <w:b w:val="0"/>
+              </w:rPr>
+              <w:t>________</w:t>
+            </w:r>
+          </w:p>
+        </w:tc>
+      </w:tr>
+    </w:tbl>
+    <w:p/>
+    <w:p>
+      <w:r>
+        <w:rPr>
+          <w:b/>
+        </w:rPr>
+        <w:t>(교회명) (부서명)</w:t>
+      </w:r>
+    </w:p>
+    <w:p>
+      <w:r>
+        <w:rPr>
+          <w:b w:val="0"/>
+        </w:rPr>
+        <w:t>보호자님 가정에 하나님의 평안이 함께하시기를 기도합니다.</w:t>
+      </w:r>
+    </w:p>
+    <w:p>
+      <w:r>
+        <w:rPr>
+          <w:b w:val="0"/>
+        </w:rPr>
+        <w:t>어린이들이 말씀을 가까이하며 함께 배우는 성경 암송 대회를 진행합니다.</w:t>
+      </w:r>
+    </w:p>
+    <w:p>
+      <w:r>
+        <w:rPr>
+          <w:b w:val="0"/>
+        </w:rPr>
+        <w:t>연령별 범위에 따라 준비하며, 모든 참가자의 노력과 참여를 격려합니다.</w:t>
+      </w:r>
+    </w:p>
+    <w:p>
+      <w:r>
+        <w:rPr>
+          <w:b w:val="0"/>
+        </w:rPr>
+        <w:t>가정에서는 하루 5분 내외로 함께 연습하고 따뜻하게 격려해 주시기 바랍니다.</w:t>
+      </w:r>
+    </w:p>
+    <w:p>
+      <w:pPr>
+        <w:pStyle w:val="Heading2"/>
+      </w:pPr>
+      <w:r>
+        <w:rPr>
+          <w:b w:val="0"/>
+        </w:rPr>
+        <w:t>1. 개요</w:t>
+      </w:r>
+    </w:p>
+    <w:tbl>
+      <w:tblPr>
+        <w:tblStyle w:val="TableGrid"/>
+        <w:tblW w:type="auto" w:w="0"/>
+        <w:tblLook w:firstColumn="1" w:firstRow="1" w:lastColumn="0" w:lastRow="0" w:noHBand="0" w:noVBand="1" w:val="04A0"/>
+      </w:tblPr>
+      <w:tblGrid>
+        <w:gridCol w:w="4320"/>
+        <w:gridCol w:w="4320"/>
+      </w:tblGrid>
+      <w:tr>
+        <w:tc>
+          <w:tcPr>
+            <w:tcW w:type="dxa" w:w="4320"/>
+          </w:tcPr>
+          <w:p>
+            <w:r>
+              <w:rPr>
+                <w:b/>
+              </w:rPr>
+              <w:t>구분</w:t>
+            </w:r>
+          </w:p>
+        </w:tc>
+        <w:tc>
+          <w:tcPr>
+            <w:tcW w:type="dxa" w:w="4320"/>
+          </w:tcPr>
+          <w:p>
+            <w:r>
+              <w:rPr>
+                <w:b/>
+              </w:rPr>
+              <w:t>내용</w:t>
+            </w:r>
+          </w:p>
+        </w:tc>
+      </w:tr>
+      <w:tr>
+        <w:tc>
+          <w:tcPr>
+            <w:tcW w:type="dxa" w:w="4320"/>
+          </w:tcPr>
+          <w:p>
+            <w:r>
+              <w:rPr>
+                <w:b w:val="0"/>
+              </w:rPr>
+              <w:t>일시</w:t>
+            </w:r>
+          </w:p>
+        </w:tc>
+        <w:tc>
+          <w:tcPr>
+            <w:tcW w:type="dxa" w:w="4320"/>
+          </w:tcPr>
+          <w:p>
+            <w:r>
+              <w:rPr>
+                <w:b w:val="0"/>
+              </w:rPr>
+              <w:t>________년 ________월 ________일(____요일) 09:00~11:00</w:t>
+            </w:r>
+          </w:p>
+        </w:tc>
+      </w:tr>
+      <w:tr>
+        <w:tc>
+          <w:tcPr>
+            <w:tcW w:type="dxa" w:w="4320"/>
+          </w:tcPr>
+          <w:p>
+            <w:r>
+              <w:rPr>
+                <w:b w:val="0"/>
+              </w:rPr>
+              <w:t>장소·대상</w:t>
+            </w:r>
+          </w:p>
+        </w:tc>
+        <w:tc>
+          <w:tcPr>
+            <w:tcW w:type="dxa" w:w="4320"/>
+          </w:tcPr>
+          <w:p>
+            <w:r>
+              <w:rPr>
+                <w:b w:val="0"/>
+              </w:rPr>
+              <w:t>(교회명) ________ / 유치부·아동부 어린이</w:t>
+            </w:r>
+          </w:p>
+        </w:tc>
+      </w:tr>
+      <w:tr>
+        <w:tc>
+          <w:tcPr>
+            <w:tcW w:type="dxa" w:w="4320"/>
+          </w:tcPr>
+          <w:p>
+            <w:r>
+              <w:rPr>
+                <w:b w:val="0"/>
+              </w:rPr>
+              <w:t>참가비</w:t>
+            </w:r>
+          </w:p>
+        </w:tc>
+        <w:tc>
+          <w:tcPr>
+            <w:tcW w:type="dxa" w:w="4320"/>
+          </w:tcPr>
+          <w:p>
+            <w:r>
+              <w:rPr>
+                <w:b w:val="0"/>
+              </w:rPr>
+              <w:t>금________원(금________)</w:t>
+            </w:r>
+          </w:p>
+        </w:tc>
+      </w:tr>
+      <w:tr>
+        <w:tc>
+          <w:tcPr>
+            <w:tcW w:type="dxa" w:w="4320"/>
+          </w:tcPr>
+          <w:p>
+            <w:r>
+              <w:rPr>
+                <w:b w:val="0"/>
+              </w:rPr>
+              <w:t>암송 범위</w:t>
+            </w:r>
+          </w:p>
+        </w:tc>
+        <w:tc>
+          <w:tcPr>
+            <w:tcW w:type="dxa" w:w="4320"/>
+          </w:tcPr>
+          <w:p>
+            <w:r>
+              <w:rPr>
+                <w:b w:val="0"/>
+              </w:rPr>
+              <w:t>만 3~4세: 데살로니가전서 5:16 / 만 5~6세: 데살로니가전서 5:16-18 / 초등 1~2학년: 시편 23:1-3 / 초등 3~4학년: 시편 23:1-6 / 초등 5~6학년: 고린도전서 13:4-8</w:t>
+            </w:r>
+          </w:p>
+        </w:tc>
+      </w:tr>
+      <w:tr>
+        <w:tc>
+          <w:tcPr>
+            <w:tcW w:type="dxa" w:w="4320"/>
+          </w:tcPr>
+          <w:p>
+            <w:r>
+              <w:rPr>
+                <w:b w:val="0"/>
+              </w:rPr>
+              <w:t>번역본·연습일</w:t>
+            </w:r>
+          </w:p>
+        </w:tc>
+        <w:tc>
+          <w:tcPr>
+            <w:tcW w:type="dxa" w:w="4320"/>
+          </w:tcPr>
+          <w:p>
+            <w:r>
+              <w:rPr>
+                <w:b w:val="0"/>
+              </w:rPr>
+              <w:t>________ / ________</w:t>
+            </w:r>
+          </w:p>
+        </w:tc>
+      </w:tr>
+      <w:tr>
+        <w:tc>
+          <w:tcPr>
+            <w:tcW w:type="dxa" w:w="4320"/>
+          </w:tcPr>
+          <w:p>
+            <w:r>
+              <w:rPr>
+                <w:b w:val="0"/>
+              </w:rPr>
+              <w:t>심사·시상</w:t>
+            </w:r>
+          </w:p>
+        </w:tc>
+        <w:tc>
+          <w:tcPr>
+            <w:tcW w:type="dxa" w:w="4320"/>
+          </w:tcPr>
+          <w:p>
+            <w:r>
+              <w:rPr>
+                <w:b w:val="0"/>
+              </w:rPr>
+              <w:t>정확성 60점, 완수 정도 25점, 스스로 이어가기 15점 / 구분별 우수 암송상·완주상 및 전원 참여 격려</w:t>
+            </w:r>
+          </w:p>
+        </w:tc>
+      </w:tr>
+    </w:tbl>
+    <w:p/>
+    <w:p>
+      <w:pPr>
+        <w:pStyle w:val="Heading2"/>
+      </w:pPr>
+      <w:r>
+        <w:rPr>
+          <w:b w:val="0"/>
+        </w:rPr>
+        <w:t>2. 준비물</w:t>
+      </w:r>
+    </w:p>
+    <w:p>
+      <w:r>
+        <w:rPr>
+          <w:b w:val="0"/>
+        </w:rPr>
+        <w:t>가. 성경, 이름표, 개인 물병을 준비해 주시기 바랍니다. 담당: 보호자 / 기한: 행사 당일 09:00</w:t>
+      </w:r>
+    </w:p>
+    <w:p>
+      <w:r>
+        <w:rPr>
+          <w:b w:val="0"/>
+        </w:rPr>
+        <w:t>나. 암송 범위 또는 참여 방식에 도움이 필요한 경우 담당 교사에게 개별적으로 알려 주시기 바랍니다. 담당: 보호자·담당 교사 ________ / 기한: ________</w:t>
+      </w:r>
+    </w:p>
+    <w:p>
+      <w:pPr>
+        <w:pStyle w:val="Heading2"/>
+      </w:pPr>
+      <w:r>
+        <w:rPr>
+          <w:b w:val="0"/>
+        </w:rPr>
+        <w:t>3. 이동·귀가</w:t>
+      </w:r>
+    </w:p>
+    <w:p>
+      <w:r>
+        <w:rPr>
+          <w:b w:val="0"/>
+        </w:rPr>
+        <w:t>가. 보호자께서는 09:00까지 행사 장소의 접수 담당 교사에게 어린이를 인계해 주시기 바랍니다. 담당: 보호자·접수 교사 ________ / 기한: 행사 당일 09:00</w:t>
+      </w:r>
+    </w:p>
+    <w:p>
+      <w:r>
+        <w:rPr>
+          <w:b w:val="0"/>
+        </w:rPr>
+        <w:t>나. 귀가는 10:40~11:00에 ________에서 진행합니다. 지정 보호자 변경은 담당 교사에게 개별적으로 알려 주시기 바랍니다. 담당: 보호자·인계 교사 ________ / 기한: 귀가 시작 전</w:t>
+      </w:r>
+    </w:p>
+    <w:p>
+      <w:pPr>
+        <w:pStyle w:val="Heading2"/>
+      </w:pPr>
+      <w:r>
+        <w:rPr>
+          <w:b w:val="0"/>
+        </w:rPr>
+        <w:t>4. 신청 기한·방법</w:t>
+      </w:r>
+    </w:p>
+    <w:p>
+      <w:r>
+        <w:rPr>
+          <w:b w:val="0"/>
+        </w:rPr>
+        <w:t>가. 아래 신청서를 작성하여 ________년 ________월 ________일(____요일) ________:________까지 담당 교사에게 직접 제출해 주시기 바랍니다. 담당: 보호자·접수 교사 ________</w:t>
+      </w:r>
+    </w:p>
+    <w:p>
+      <w:r>
+        <w:rPr>
+          <w:b w:val="0"/>
+        </w:rPr>
+        <w:t>나. 연락처·건강 관련 내용은 별도 회신서에만 기재하며 단체 대화방이나 공개 게시판에 올리지 않습니다. 담당: 보호자·접수 교사 ________ / 기한: 신청 시</w:t>
+      </w:r>
+    </w:p>
+    <w:p>
+      <w:pPr>
+        <w:pStyle w:val="Heading2"/>
+      </w:pPr>
+      <w:r>
+        <w:rPr>
+          <w:b w:val="0"/>
+        </w:rPr>
+        <w:t>5. 문의</w:t>
+      </w:r>
+    </w:p>
+    <w:p>
+      <w:r>
+        <w:rPr>
+          <w:b w:val="0"/>
+        </w:rPr>
+        <w:t>가. 담당: (부서명) 담당 교사 ________ / 문의처: 교회 공식 연락 창구 ________</w:t>
+      </w:r>
+    </w:p>
+    <w:p>
+      <w:r>
+        <w:rPr>
+          <w:b w:val="0"/>
+        </w:rPr>
+        <w:t>나. 문의 확인·회신 담당: ________ / 회신 기한: 접수 후 ________일 이내</w:t>
+      </w:r>
+    </w:p>
+    <w:p>
+      <w:r>
+        <w:rPr>
+          <w:b w:val="0"/>
+        </w:rPr>
+        <w:t>발신: (교회명) (부서명) / 담당: ________ / 문의처: ________</w:t>
+      </w:r>
+    </w:p>
+    <w:p>
+      <w:r>
+        <w:rPr>
+          <w:b/>
+        </w:rPr>
+        <w:t>절취선 아래 별도 제출 — 성경 암송 대회 참가 신청서</w:t>
+      </w:r>
+    </w:p>
+    <w:tbl>
+      <w:tblPr>
+        <w:tblStyle w:val="TableGrid"/>
+        <w:tblW w:type="auto" w:w="0"/>
+        <w:tblLook w:firstColumn="1" w:firstRow="1" w:lastColumn="0" w:lastRow="0" w:noHBand="0" w:noVBand="1" w:val="04A0"/>
+      </w:tblPr>
+      <w:tblGrid>
+        <w:gridCol w:w="2880"/>
+        <w:gridCol w:w="2880"/>
+        <w:gridCol w:w="2880"/>
+      </w:tblGrid>
+      <w:tr>
+        <w:tc>
+          <w:tcPr>
+            <w:tcW w:type="dxa" w:w="2880"/>
+          </w:tcPr>
+          <w:p>
+            <w:r>
+              <w:rPr>
+                <w:b/>
+              </w:rPr>
+              <w:t>부서</w:t>
+            </w:r>
+          </w:p>
+        </w:tc>
+        <w:tc>
+          <w:tcPr>
+            <w:tcW w:type="dxa" w:w="2880"/>
+          </w:tcPr>
+          <w:p>
+            <w:r>
+              <w:rPr>
+                <w:b/>
+              </w:rPr>
+              <w:t>학생 이름</w:t>
+            </w:r>
+          </w:p>
+        </w:tc>
+        <w:tc>
+          <w:tcPr>
+            <w:tcW w:type="dxa" w:w="2880"/>
+          </w:tcPr>
+          <w:p>
+            <w:r>
+              <w:rPr>
+                <w:b/>
+              </w:rPr>
+              <w:t>참가 여부</w:t>
+            </w:r>
+          </w:p>
+        </w:tc>
+      </w:tr>
+      <w:tr>
+        <w:tc>
+          <w:tcPr>
+            <w:tcW w:type="dxa" w:w="2880"/>
+          </w:tcPr>
+          <w:p>
+            <w:r>
+              <w:rPr>
+                <w:b w:val="0"/>
+              </w:rPr>
+              <w:t>________</w:t>
+            </w:r>
+          </w:p>
+        </w:tc>
+        <w:tc>
+          <w:tcPr>
+            <w:tcW w:type="dxa" w:w="2880"/>
+          </w:tcPr>
+          <w:p>
+            <w:r>
+              <w:rPr>
+                <w:b w:val="0"/>
+              </w:rPr>
+              <w:t>________</w:t>
+            </w:r>
+          </w:p>
+        </w:tc>
+        <w:tc>
+          <w:tcPr>
+            <w:tcW w:type="dxa" w:w="2880"/>
+          </w:tcPr>
+          <w:p>
+            <w:r>
+              <w:rPr>
+                <w:b w:val="0"/>
+              </w:rPr>
+              <w:t>________</w:t>
+            </w:r>
+          </w:p>
+        </w:tc>
+      </w:tr>
+    </w:tbl>
+    <w:p/>
+    <w:tbl>
+      <w:tblPr>
+        <w:tblStyle w:val="TableGrid"/>
+        <w:tblW w:type="auto" w:w="0"/>
+        <w:tblLook w:firstColumn="1" w:firstRow="1" w:lastColumn="0" w:lastRow="0" w:noHBand="0" w:noVBand="1" w:val="04A0"/>
+      </w:tblPr>
+      <w:tblGrid>
+        <w:gridCol w:w="2880"/>
+        <w:gridCol w:w="2880"/>
+        <w:gridCol w:w="2880"/>
+      </w:tblGrid>
+      <w:tr>
+        <w:tc>
+          <w:tcPr>
+            <w:tcW w:type="dxa" w:w="2880"/>
+          </w:tcPr>
+          <w:p>
+            <w:r>
+              <w:rPr>
+                <w:b/>
+              </w:rPr>
+              <w:t>보호자 연락처</w:t>
+            </w:r>
+          </w:p>
+        </w:tc>
+        <w:tc>
+          <w:tcPr>
+            <w:tcW w:type="dxa" w:w="2880"/>
+          </w:tcPr>
+          <w:p>
+            <w:r>
+              <w:rPr>
+                <w:b/>
+              </w:rPr>
+              <w:t>특이사항(알레르기·응급 대응 등 필요한 최소 사항)</w:t>
+            </w:r>
+          </w:p>
+        </w:tc>
+        <w:tc>
+          <w:tcPr>
+            <w:tcW w:type="dxa" w:w="2880"/>
+          </w:tcPr>
+          <w:p>
+            <w:r>
+              <w:rPr>
+                <w:b/>
+              </w:rPr>
+              <w:t>귀가 인계 보호자</w:t>
+            </w:r>
+          </w:p>
+        </w:tc>
+      </w:tr>
+      <w:tr>
+        <w:tc>
+          <w:tcPr>
+            <w:tcW w:type="dxa" w:w="2880"/>
+          </w:tcPr>
+          <w:p>
+            <w:r>
+              <w:rPr>
+                <w:b w:val="0"/>
+              </w:rPr>
+              <w:t>________</w:t>
+            </w:r>
+          </w:p>
+        </w:tc>
+        <w:tc>
+          <w:tcPr>
+            <w:tcW w:type="dxa" w:w="2880"/>
+          </w:tcPr>
+          <w:p>
+            <w:r>
+              <w:rPr>
+                <w:b w:val="0"/>
+              </w:rPr>
+              <w:t>________</w:t>
+            </w:r>
+          </w:p>
+        </w:tc>
+        <w:tc>
+          <w:tcPr>
+            <w:tcW w:type="dxa" w:w="2880"/>
+          </w:tcPr>
+          <w:p>
+            <w:r>
+              <w:rPr>
+                <w:b w:val="0"/>
+              </w:rPr>
+              <w:t>________</w:t>
+            </w:r>
+          </w:p>
+        </w:tc>
+      </w:tr>
+    </w:tbl>
+    <w:p/>
+    <w:p>
+      <w:r>
+        <w:rPr>
+          <w:b w:val="0"/>
+        </w:rPr>
+        <w:t>개인정보 수집·이용 동의: (교회명)이 행사 운영·안전 연락을 위해 위 정보를 수집·이용하고 행사 종료 후 ________일까지 보관한 뒤 파기하는 데 동의합니다(일반정보 ________, 건강정보 별도 동의 ________; 동의 거부 시 필요한 개별 지원에 제한이 있을 수 있습니다).</w:t>
+      </w:r>
+    </w:p>
+    <w:p>
+      <w:r>
+        <w:rPr>
+          <w:b w:val="0"/>
+        </w:rPr>
+        <w:t>보호자 서명: ________ / 작성일: ________년 ________월 ________일</w:t>
+      </w:r>
+    </w:p>
+    <w:p>
+      <w:r>
+        <w:rPr>
+          <w:b w:val="0"/>
+        </w:rPr>
+        <w:t>신청서 관리 담당: ________ / 접근 권한: 총괄·해당 반 교사 / 파기 담당: ________ / 파기 기한: ________</w:t>
+      </w:r>
+    </w:p>
+    <w:p>
+      <w:r>
+        <w:rPr>
+          <w:b w:val="0"/>
+        </w:rPr>
+        <w:t>끝.</w:t>
+      </w:r>
+    </w:p>
     <w:sectPr>
       <w:pgSz w:w="12240" w:h="15840"/>
       <w:pgMar w:top="1440" w:right="1800" w:bottom="1440" w:left="1800" w:header="720" w:footer="720" w:gutter="0"/>
